--- a/docs/STRATEGIC_SUGGESTIONS_DOCS_5_8.docx
+++ b/docs/STRATEGIC_SUGGESTIONS_DOCS_5_8.docx
@@ -228,11 +228,17 @@
         </w:rPr>
         <w:t xml:space="preserve">How to implement:</w:t>
       </w:r>
-      <w:r>
-        <w:t xml:space="preserve"> </w:t>
-      </w:r>
-      <w:r>
-        <w:t xml:space="preserve">1. Build a</w:t>
+    </w:p>
+    <w:p>
+      <w:pPr>
+        <w:pStyle w:val="Compact"/>
+        <w:numPr>
+          <w:ilvl w:val="0"/>
+          <w:numId w:val="1001"/>
+        </w:numPr>
+      </w:pPr>
+      <w:r>
+        <w:t xml:space="preserve">Build a</w:t>
       </w:r>
       <w:r>
         <w:t xml:space="preserve"> </w:t>
@@ -246,23 +252,41 @@
       <w:r>
         <w:t xml:space="preserve">feature inside the DealStage app that activates during live premieres — viewers see the same brand brief as contestants and have 15 minutes to submit their own pitch angle</w:t>
       </w:r>
-      <w:r>
-        <w:t xml:space="preserve"> </w:t>
-      </w:r>
-      <w:r>
-        <w:t xml:space="preserve">2. An algorithm scores viewer submissions on the same criteria the AI uses for contestants; top 5 submissions are surfaced in a post-episode recap segment</w:t>
-      </w:r>
-      <w:r>
-        <w:t xml:space="preserve"> </w:t>
-      </w:r>
-      <w:r>
-        <w:t xml:space="preserve">3. The viewer whose pitch strategy most closely mirrors the winning contestant’s approach wins a real $5,000 DealStage credit redeemable against an actual brand deal</w:t>
-      </w:r>
-      <w:r>
-        <w:t xml:space="preserve"> </w:t>
-      </w:r>
-      <w:r>
-        <w:t xml:space="preserve">4. Announce this mechanic prominently in the season trailer —</w:t>
+    </w:p>
+    <w:p>
+      <w:pPr>
+        <w:pStyle w:val="Compact"/>
+        <w:numPr>
+          <w:ilvl w:val="0"/>
+          <w:numId w:val="1001"/>
+        </w:numPr>
+      </w:pPr>
+      <w:r>
+        <w:t xml:space="preserve">An algorithm scores viewer submissions on the same criteria the AI uses for contestants; top 5 submissions are surfaced in a post-episode recap segment</w:t>
+      </w:r>
+    </w:p>
+    <w:p>
+      <w:pPr>
+        <w:pStyle w:val="Compact"/>
+        <w:numPr>
+          <w:ilvl w:val="0"/>
+          <w:numId w:val="1001"/>
+        </w:numPr>
+      </w:pPr>
+      <w:r>
+        <w:t xml:space="preserve">The viewer whose pitch strategy most closely mirrors the winning contestant’s approach wins a real $5,000 DealStage credit redeemable against an actual brand deal</w:t>
+      </w:r>
+    </w:p>
+    <w:p>
+      <w:pPr>
+        <w:pStyle w:val="Compact"/>
+        <w:numPr>
+          <w:ilvl w:val="0"/>
+          <w:numId w:val="1001"/>
+        </w:numPr>
+      </w:pPr>
+      <w:r>
+        <w:t xml:space="preserve">Announce this mechanic prominently in the season trailer —</w:t>
       </w:r>
       <w:r>
         <w:t xml:space="preserve"> </w:t>
@@ -270,16 +294,22 @@
       <w:r>
         <w:t xml:space="preserve">“You don’t just watch. You play.”</w:t>
       </w:r>
-      <w:r>
-        <w:t xml:space="preserve"> </w:t>
-      </w:r>
-      <w:r>
-        <w:t xml:space="preserve">5. In Season 2, add a viewer wildcard slot where the top-rated viewer pitcher from the previous season earns an audition for the actual show</w:t>
-      </w:r>
-    </w:p>
-    <w:p>
-      <w:pPr>
-        <w:pStyle w:val="BodyText"/>
+    </w:p>
+    <w:p>
+      <w:pPr>
+        <w:pStyle w:val="Compact"/>
+        <w:numPr>
+          <w:ilvl w:val="0"/>
+          <w:numId w:val="1001"/>
+        </w:numPr>
+      </w:pPr>
+      <w:r>
+        <w:t xml:space="preserve">In Season 2, add a viewer wildcard slot where the top-rated viewer pitcher from the previous season earns an audition for the actual show</w:t>
+      </w:r>
+    </w:p>
+    <w:p>
+      <w:pPr>
+        <w:pStyle w:val="FirstParagraph"/>
       </w:pPr>
       <w:r>
         <w:rPr>
@@ -387,17 +417,29 @@
         </w:rPr>
         <w:t xml:space="preserve">How to implement:</w:t>
       </w:r>
-      <w:r>
-        <w:t xml:space="preserve"> </w:t>
-      </w:r>
-      <w:r>
-        <w:t xml:space="preserve">1. Identify 10 prestige brands with zero documented creator economy history and a marketing budget that can accommodate a $1M+ deal</w:t>
-      </w:r>
-      <w:r>
-        <w:t xml:space="preserve"> </w:t>
-      </w:r>
-      <w:r>
-        <w:t xml:space="preserve">2. Build a dedicated pitch deck for</w:t>
+    </w:p>
+    <w:p>
+      <w:pPr>
+        <w:pStyle w:val="Compact"/>
+        <w:numPr>
+          <w:ilvl w:val="0"/>
+          <w:numId w:val="1002"/>
+        </w:numPr>
+      </w:pPr>
+      <w:r>
+        <w:t xml:space="preserve">Identify 10 prestige brands with zero documented creator economy history and a marketing budget that can accommodate a $1M+ deal</w:t>
+      </w:r>
+    </w:p>
+    <w:p>
+      <w:pPr>
+        <w:pStyle w:val="Compact"/>
+        <w:numPr>
+          <w:ilvl w:val="0"/>
+          <w:numId w:val="1002"/>
+        </w:numPr>
+      </w:pPr>
+      <w:r>
+        <w:t xml:space="preserve">Build a dedicated pitch deck for</w:t>
       </w:r>
       <w:r>
         <w:t xml:space="preserve"> </w:t>
@@ -411,28 +453,46 @@
       <w:r>
         <w:t xml:space="preserve">brands explaining the cultural significance of being the first major prestige brand to close a deal on the show — frame it as a historic milestone, not a marketing buy</w:t>
       </w:r>
-      <w:r>
-        <w:t xml:space="preserve"> </w:t>
-      </w:r>
-      <w:r>
-        <w:t xml:space="preserve">3. Offer editorial control over how their brand story is presented in the finale episode as an incentive to participate</w:t>
-      </w:r>
-      <w:r>
-        <w:t xml:space="preserve"> </w:t>
-      </w:r>
-      <w:r>
-        <w:t xml:space="preserve">4. Secure a Letter of Intent no later than 6 months before production, with legal commitments from both the brand and the show</w:t>
-      </w:r>
-      <w:r>
-        <w:t xml:space="preserve"> </w:t>
-      </w:r>
-      <w:r>
-        <w:t xml:space="preserve">5. Brief entertainment journalists under embargo 30 days before the finale premiere</w:t>
-      </w:r>
-    </w:p>
-    <w:p>
-      <w:pPr>
-        <w:pStyle w:val="BodyText"/>
+    </w:p>
+    <w:p>
+      <w:pPr>
+        <w:pStyle w:val="Compact"/>
+        <w:numPr>
+          <w:ilvl w:val="0"/>
+          <w:numId w:val="1002"/>
+        </w:numPr>
+      </w:pPr>
+      <w:r>
+        <w:t xml:space="preserve">Offer editorial control over how their brand story is presented in the finale episode as an incentive to participate</w:t>
+      </w:r>
+    </w:p>
+    <w:p>
+      <w:pPr>
+        <w:pStyle w:val="Compact"/>
+        <w:numPr>
+          <w:ilvl w:val="0"/>
+          <w:numId w:val="1002"/>
+        </w:numPr>
+      </w:pPr>
+      <w:r>
+        <w:t xml:space="preserve">Secure a Letter of Intent no later than 6 months before production, with legal commitments from both the brand and the show</w:t>
+      </w:r>
+    </w:p>
+    <w:p>
+      <w:pPr>
+        <w:pStyle w:val="Compact"/>
+        <w:numPr>
+          <w:ilvl w:val="0"/>
+          <w:numId w:val="1002"/>
+        </w:numPr>
+      </w:pPr>
+      <w:r>
+        <w:t xml:space="preserve">Brief entertainment journalists under embargo 30 days before the finale premiere</w:t>
+      </w:r>
+    </w:p>
+    <w:p>
+      <w:pPr>
+        <w:pStyle w:val="FirstParagraph"/>
       </w:pPr>
       <w:r>
         <w:rPr>
@@ -540,11 +600,17 @@
         </w:rPr>
         <w:t xml:space="preserve">How to implement:</w:t>
       </w:r>
-      <w:r>
-        <w:t xml:space="preserve"> </w:t>
-      </w:r>
-      <w:r>
-        <w:t xml:space="preserve">1. During casting, actively recruit from the pool of creators with documented public statements about brand deal skepticism — search YouTube for</w:t>
+    </w:p>
+    <w:p>
+      <w:pPr>
+        <w:pStyle w:val="Compact"/>
+        <w:numPr>
+          <w:ilvl w:val="0"/>
+          <w:numId w:val="1003"/>
+        </w:numPr>
+      </w:pPr>
+      <w:r>
+        <w:t xml:space="preserve">During casting, actively recruit from the pool of creators with documented public statements about brand deal skepticism — search YouTube for</w:t>
       </w:r>
       <w:r>
         <w:t xml:space="preserve"> </w:t>
@@ -558,34 +624,58 @@
       <w:r>
         <w:t xml:space="preserve">and review the most credible voices</w:t>
       </w:r>
-      <w:r>
-        <w:t xml:space="preserve"> </w:t>
-      </w:r>
-      <w:r>
-        <w:t xml:space="preserve">2. Be transparent with the cast member about how they will be positioned; their authentic ambivalence is the content, not a manufactured conflict</w:t>
-      </w:r>
-      <w:r>
-        <w:t xml:space="preserve"> </w:t>
-      </w:r>
-      <w:r>
-        <w:t xml:space="preserve">3. Structure their episode arcs to give them genuine wins and genuine moral dilemmas — they should not lose early and they should not win easily</w:t>
-      </w:r>
-      <w:r>
-        <w:t xml:space="preserve"> </w:t>
-      </w:r>
-      <w:r>
-        <w:t xml:space="preserve">4. In the finale, give this contestant the most ethically complex brand to pitch: something where the data says the match is perfect but the creator’s values create genuine friction</w:t>
-      </w:r>
-      <w:r>
-        <w:t xml:space="preserve"> </w:t>
-      </w:r>
-      <w:r>
-        <w:t xml:space="preserve">5. In post-season content, feature this contestant in a DealStage-produced YouTube mini-documentary about how their relationship to brand deals changed</w:t>
-      </w:r>
-    </w:p>
-    <w:p>
-      <w:pPr>
-        <w:pStyle w:val="BodyText"/>
+    </w:p>
+    <w:p>
+      <w:pPr>
+        <w:pStyle w:val="Compact"/>
+        <w:numPr>
+          <w:ilvl w:val="0"/>
+          <w:numId w:val="1003"/>
+        </w:numPr>
+      </w:pPr>
+      <w:r>
+        <w:t xml:space="preserve">Be transparent with the cast member about how they will be positioned; their authentic ambivalence is the content, not a manufactured conflict</w:t>
+      </w:r>
+    </w:p>
+    <w:p>
+      <w:pPr>
+        <w:pStyle w:val="Compact"/>
+        <w:numPr>
+          <w:ilvl w:val="0"/>
+          <w:numId w:val="1003"/>
+        </w:numPr>
+      </w:pPr>
+      <w:r>
+        <w:t xml:space="preserve">Structure their episode arcs to give them genuine wins and genuine moral dilemmas — they should not lose early and they should not win easily</w:t>
+      </w:r>
+    </w:p>
+    <w:p>
+      <w:pPr>
+        <w:pStyle w:val="Compact"/>
+        <w:numPr>
+          <w:ilvl w:val="0"/>
+          <w:numId w:val="1003"/>
+        </w:numPr>
+      </w:pPr>
+      <w:r>
+        <w:t xml:space="preserve">In the finale, give this contestant the most ethically complex brand to pitch: something where the data says the match is perfect but the creator’s values create genuine friction</w:t>
+      </w:r>
+    </w:p>
+    <w:p>
+      <w:pPr>
+        <w:pStyle w:val="Compact"/>
+        <w:numPr>
+          <w:ilvl w:val="0"/>
+          <w:numId w:val="1003"/>
+        </w:numPr>
+      </w:pPr>
+      <w:r>
+        <w:t xml:space="preserve">In post-season content, feature this contestant in a DealStage-produced YouTube mini-documentary about how their relationship to brand deals changed</w:t>
+      </w:r>
+    </w:p>
+    <w:p>
+      <w:pPr>
+        <w:pStyle w:val="FirstParagraph"/>
       </w:pPr>
       <w:r>
         <w:rPr>
@@ -717,35 +807,65 @@
         </w:rPr>
         <w:t xml:space="preserve">How to implement:</w:t>
       </w:r>
-      <w:r>
-        <w:t xml:space="preserve"> </w:t>
-      </w:r>
-      <w:r>
-        <w:t xml:space="preserve">1. In the show’s rulebook, add an explicit provision: any contestant may decline a brand offer at any point, without elimination, once per season</w:t>
-      </w:r>
-      <w:r>
-        <w:t xml:space="preserve"> </w:t>
-      </w:r>
-      <w:r>
-        <w:t xml:space="preserve">2. If a contestant uses their refusal, the brand must immediately go to the next-highest AI match score contestant — creating a cascade drama moment</w:t>
-      </w:r>
-      <w:r>
-        <w:t xml:space="preserve"> </w:t>
-      </w:r>
-      <w:r>
-        <w:t xml:space="preserve">3. The DealStage AI then analyzes the refusal: what was the data quality of the declined deal? Did the contestant make a correct or incorrect business decision by the numbers?</w:t>
-      </w:r>
-      <w:r>
-        <w:t xml:space="preserve"> </w:t>
-      </w:r>
-      <w:r>
-        <w:t xml:space="preserve">4. End-of-episode analysis frames the refusal not as a loss but as a strategic decision that either pays off or costs the contestant in later episodes</w:t>
-      </w:r>
-      <w:r>
-        <w:t xml:space="preserve"> </w:t>
-      </w:r>
-      <w:r>
-        <w:t xml:space="preserve">5. Market this mechanic explicitly in promotional materials:</w:t>
+    </w:p>
+    <w:p>
+      <w:pPr>
+        <w:pStyle w:val="Compact"/>
+        <w:numPr>
+          <w:ilvl w:val="0"/>
+          <w:numId w:val="1004"/>
+        </w:numPr>
+      </w:pPr>
+      <w:r>
+        <w:t xml:space="preserve">In the show’s rulebook, add an explicit provision: any contestant may decline a brand offer at any point, without elimination, once per season</w:t>
+      </w:r>
+    </w:p>
+    <w:p>
+      <w:pPr>
+        <w:pStyle w:val="Compact"/>
+        <w:numPr>
+          <w:ilvl w:val="0"/>
+          <w:numId w:val="1004"/>
+        </w:numPr>
+      </w:pPr>
+      <w:r>
+        <w:t xml:space="preserve">If a contestant uses their refusal, the brand must immediately go to the next-highest AI match score contestant — creating a cascade drama moment</w:t>
+      </w:r>
+    </w:p>
+    <w:p>
+      <w:pPr>
+        <w:pStyle w:val="Compact"/>
+        <w:numPr>
+          <w:ilvl w:val="0"/>
+          <w:numId w:val="1004"/>
+        </w:numPr>
+      </w:pPr>
+      <w:r>
+        <w:t xml:space="preserve">The DealStage AI then analyzes the refusal: what was the data quality of the declined deal? Did the contestant make a correct or incorrect business decision by the numbers?</w:t>
+      </w:r>
+    </w:p>
+    <w:p>
+      <w:pPr>
+        <w:pStyle w:val="Compact"/>
+        <w:numPr>
+          <w:ilvl w:val="0"/>
+          <w:numId w:val="1004"/>
+        </w:numPr>
+      </w:pPr>
+      <w:r>
+        <w:t xml:space="preserve">End-of-episode analysis frames the refusal not as a loss but as a strategic decision that either pays off or costs the contestant in later episodes</w:t>
+      </w:r>
+    </w:p>
+    <w:p>
+      <w:pPr>
+        <w:pStyle w:val="Compact"/>
+        <w:numPr>
+          <w:ilvl w:val="0"/>
+          <w:numId w:val="1004"/>
+        </w:numPr>
+      </w:pPr>
+      <w:r>
+        <w:t xml:space="preserve">Market this mechanic explicitly in promotional materials:</w:t>
       </w:r>
       <w:r>
         <w:t xml:space="preserve"> </w:t>
@@ -756,7 +876,7 @@
     </w:p>
     <w:p>
       <w:pPr>
-        <w:pStyle w:val="BodyText"/>
+        <w:pStyle w:val="FirstParagraph"/>
       </w:pPr>
       <w:r>
         <w:rPr>
@@ -858,40 +978,70 @@
         </w:rPr>
         <w:t xml:space="preserve">How to implement:</w:t>
       </w:r>
-      <w:r>
-        <w:t xml:space="preserve"> </w:t>
-      </w:r>
-      <w:r>
-        <w:t xml:space="preserve">1. Hire a motion graphics studio with streaming competition experience (the team behind Squid Game’s visual identity or similar) to develop 10 concept directions for the reveal sequence</w:t>
-      </w:r>
-      <w:r>
-        <w:t xml:space="preserve"> </w:t>
-      </w:r>
-      <w:r>
-        <w:t xml:space="preserve">2. Develop the visualization simultaneously with the sonic signature described in the document’s Fix 2 — the visual and audio should be designed as a single unified moment, not two separate elements</w:t>
-      </w:r>
-      <w:r>
-        <w:t xml:space="preserve"> </w:t>
-      </w:r>
-      <w:r>
-        <w:t xml:space="preserve">3. Test 3 finalists with focus groups of 22-35 year olds before committing; the winning design should provoke a visceral reaction, not just comprehension</w:t>
-      </w:r>
-      <w:r>
-        <w:t xml:space="preserve"> </w:t>
-      </w:r>
-      <w:r>
-        <w:t xml:space="preserve">4. Trademark the visual sequence before the show premieres</w:t>
-      </w:r>
-      <w:r>
-        <w:t xml:space="preserve"> </w:t>
-      </w:r>
-      <w:r>
-        <w:t xml:space="preserve">5. In marketing materials, tease only the sound of the reveal — not the visual — in the first wave of promotion, creating anticipation for the full reveal in Episode 1</w:t>
-      </w:r>
-    </w:p>
-    <w:p>
-      <w:pPr>
-        <w:pStyle w:val="BodyText"/>
+    </w:p>
+    <w:p>
+      <w:pPr>
+        <w:pStyle w:val="Compact"/>
+        <w:numPr>
+          <w:ilvl w:val="0"/>
+          <w:numId w:val="1005"/>
+        </w:numPr>
+      </w:pPr>
+      <w:r>
+        <w:t xml:space="preserve">Hire a motion graphics studio with streaming competition experience (the team behind Squid Game’s visual identity or similar) to develop 10 concept directions for the reveal sequence</w:t>
+      </w:r>
+    </w:p>
+    <w:p>
+      <w:pPr>
+        <w:pStyle w:val="Compact"/>
+        <w:numPr>
+          <w:ilvl w:val="0"/>
+          <w:numId w:val="1005"/>
+        </w:numPr>
+      </w:pPr>
+      <w:r>
+        <w:t xml:space="preserve">Develop the visualization simultaneously with the sonic signature described in the document’s Fix 2 — the visual and audio should be designed as a single unified moment, not two separate elements</w:t>
+      </w:r>
+    </w:p>
+    <w:p>
+      <w:pPr>
+        <w:pStyle w:val="Compact"/>
+        <w:numPr>
+          <w:ilvl w:val="0"/>
+          <w:numId w:val="1005"/>
+        </w:numPr>
+      </w:pPr>
+      <w:r>
+        <w:t xml:space="preserve">Test 3 finalists with focus groups of 22-35 year olds before committing; the winning design should provoke a visceral reaction, not just comprehension</w:t>
+      </w:r>
+    </w:p>
+    <w:p>
+      <w:pPr>
+        <w:pStyle w:val="Compact"/>
+        <w:numPr>
+          <w:ilvl w:val="0"/>
+          <w:numId w:val="1005"/>
+        </w:numPr>
+      </w:pPr>
+      <w:r>
+        <w:t xml:space="preserve">Trademark the visual sequence before the show premieres</w:t>
+      </w:r>
+    </w:p>
+    <w:p>
+      <w:pPr>
+        <w:pStyle w:val="Compact"/>
+        <w:numPr>
+          <w:ilvl w:val="0"/>
+          <w:numId w:val="1005"/>
+        </w:numPr>
+      </w:pPr>
+      <w:r>
+        <w:t xml:space="preserve">In marketing materials, tease only the sound of the reveal — not the visual — in the first wave of promotion, creating anticipation for the full reveal in Episode 1</w:t>
+      </w:r>
+    </w:p>
+    <w:p>
+      <w:pPr>
+        <w:pStyle w:val="FirstParagraph"/>
       </w:pPr>
       <w:r>
         <w:rPr>
@@ -999,17 +1149,29 @@
         </w:rPr>
         <w:t xml:space="preserve">How to implement:</w:t>
       </w:r>
-      <w:r>
-        <w:t xml:space="preserve"> </w:t>
-      </w:r>
-      <w:r>
-        <w:t xml:space="preserve">1. In contestant contracts, include a provision requiring 12-month follow-up interview participation</w:t>
-      </w:r>
-      <w:r>
-        <w:t xml:space="preserve"> </w:t>
-      </w:r>
-      <w:r>
-        <w:t xml:space="preserve">2. Plan the follow-up documentary as part of the original production budget — negotiate streaming rights as an</w:t>
+    </w:p>
+    <w:p>
+      <w:pPr>
+        <w:pStyle w:val="Compact"/>
+        <w:numPr>
+          <w:ilvl w:val="0"/>
+          <w:numId w:val="1006"/>
+        </w:numPr>
+      </w:pPr>
+      <w:r>
+        <w:t xml:space="preserve">In contestant contracts, include a provision requiring 12-month follow-up interview participation</w:t>
+      </w:r>
+    </w:p>
+    <w:p>
+      <w:pPr>
+        <w:pStyle w:val="Compact"/>
+        <w:numPr>
+          <w:ilvl w:val="0"/>
+          <w:numId w:val="1006"/>
+        </w:numPr>
+      </w:pPr>
+      <w:r>
+        <w:t xml:space="preserve">Plan the follow-up documentary as part of the original production budget — negotiate streaming rights as an</w:t>
       </w:r>
       <w:r>
         <w:t xml:space="preserve"> </w:t>
@@ -1023,28 +1185,46 @@
       <w:r>
         <w:t xml:space="preserve">or a separate special at the same time as the original series deal</w:t>
       </w:r>
-      <w:r>
-        <w:t xml:space="preserve"> </w:t>
-      </w:r>
-      <w:r>
-        <w:t xml:space="preserve">3. Track all 12 contestants’ DealStage platform activity post-show; their real data should be the structural spine of the documentary</w:t>
-      </w:r>
-      <w:r>
-        <w:t xml:space="preserve"> </w:t>
-      </w:r>
-      <w:r>
-        <w:t xml:space="preserve">4. If contestants have had negative experiences post-show, include those honestly — the authenticity is the value</w:t>
-      </w:r>
-      <w:r>
-        <w:t xml:space="preserve"> </w:t>
-      </w:r>
-      <w:r>
-        <w:t xml:space="preserve">5. Release the special 12 months after Season 1 premiere, precisely timed to build anticipation for Season 2</w:t>
-      </w:r>
-    </w:p>
-    <w:p>
-      <w:pPr>
-        <w:pStyle w:val="BodyText"/>
+    </w:p>
+    <w:p>
+      <w:pPr>
+        <w:pStyle w:val="Compact"/>
+        <w:numPr>
+          <w:ilvl w:val="0"/>
+          <w:numId w:val="1006"/>
+        </w:numPr>
+      </w:pPr>
+      <w:r>
+        <w:t xml:space="preserve">Track all 12 contestants’ DealStage platform activity post-show; their real data should be the structural spine of the documentary</w:t>
+      </w:r>
+    </w:p>
+    <w:p>
+      <w:pPr>
+        <w:pStyle w:val="Compact"/>
+        <w:numPr>
+          <w:ilvl w:val="0"/>
+          <w:numId w:val="1006"/>
+        </w:numPr>
+      </w:pPr>
+      <w:r>
+        <w:t xml:space="preserve">If contestants have had negative experiences post-show, include those honestly — the authenticity is the value</w:t>
+      </w:r>
+    </w:p>
+    <w:p>
+      <w:pPr>
+        <w:pStyle w:val="Compact"/>
+        <w:numPr>
+          <w:ilvl w:val="0"/>
+          <w:numId w:val="1006"/>
+        </w:numPr>
+      </w:pPr>
+      <w:r>
+        <w:t xml:space="preserve">Release the special 12 months after Season 1 premiere, precisely timed to build anticipation for Season 2</w:t>
+      </w:r>
+    </w:p>
+    <w:p>
+      <w:pPr>
+        <w:pStyle w:val="FirstParagraph"/>
       </w:pPr>
       <w:r>
         <w:rPr>
@@ -1146,17 +1326,29 @@
         </w:rPr>
         <w:t xml:space="preserve">How to implement:</w:t>
       </w:r>
-      <w:r>
-        <w:t xml:space="preserve"> </w:t>
-      </w:r>
-      <w:r>
-        <w:t xml:space="preserve">1. Approach the Harvard Business School Division of Research and the Wharton School’s Baker Retailing Center — both have documented interests in creator economy case studies</w:t>
-      </w:r>
-      <w:r>
-        <w:t xml:space="preserve"> </w:t>
-      </w:r>
-      <w:r>
-        <w:t xml:space="preserve">2. Offer a co-branded</w:t>
+    </w:p>
+    <w:p>
+      <w:pPr>
+        <w:pStyle w:val="Compact"/>
+        <w:numPr>
+          <w:ilvl w:val="0"/>
+          <w:numId w:val="1007"/>
+        </w:numPr>
+      </w:pPr>
+      <w:r>
+        <w:t xml:space="preserve">Approach the Harvard Business School Division of Research and the Wharton School’s Baker Retailing Center — both have documented interests in creator economy case studies</w:t>
+      </w:r>
+    </w:p>
+    <w:p>
+      <w:pPr>
+        <w:pStyle w:val="Compact"/>
+        <w:numPr>
+          <w:ilvl w:val="0"/>
+          <w:numId w:val="1007"/>
+        </w:numPr>
+      </w:pPr>
+      <w:r>
+        <w:t xml:space="preserve">Offer a co-branded</w:t>
       </w:r>
       <w:r>
         <w:t xml:space="preserve"> </w:t>
@@ -1170,23 +1362,41 @@
       <w:r>
         <w:t xml:space="preserve">that turns each season’s most interesting negotiations into published HBS case studies, creating academic legitimacy for both parties</w:t>
       </w:r>
-      <w:r>
-        <w:t xml:space="preserve"> </w:t>
-      </w:r>
-      <w:r>
-        <w:t xml:space="preserve">3. Feature 2-3 faculty members per season as rotating expert commentators — they analyze the AI match scores from an academic perspective, not just a business instinct perspective</w:t>
-      </w:r>
-      <w:r>
-        <w:t xml:space="preserve"> </w:t>
-      </w:r>
-      <w:r>
-        <w:t xml:space="preserve">4. Negotiate rights to use the show’s deal data as research material — faculty get publishable case studies; the show gets institutional credibility</w:t>
-      </w:r>
-      <w:r>
-        <w:t xml:space="preserve"> </w:t>
-      </w:r>
-      <w:r>
-        <w:t xml:space="preserve">5. Launch a</w:t>
+    </w:p>
+    <w:p>
+      <w:pPr>
+        <w:pStyle w:val="Compact"/>
+        <w:numPr>
+          <w:ilvl w:val="0"/>
+          <w:numId w:val="1007"/>
+        </w:numPr>
+      </w:pPr>
+      <w:r>
+        <w:t xml:space="preserve">Feature 2-3 faculty members per season as rotating expert commentators — they analyze the AI match scores from an academic perspective, not just a business instinct perspective</w:t>
+      </w:r>
+    </w:p>
+    <w:p>
+      <w:pPr>
+        <w:pStyle w:val="Compact"/>
+        <w:numPr>
+          <w:ilvl w:val="0"/>
+          <w:numId w:val="1007"/>
+        </w:numPr>
+      </w:pPr>
+      <w:r>
+        <w:t xml:space="preserve">Negotiate rights to use the show’s deal data as research material — faculty get publishable case studies; the show gets institutional credibility</w:t>
+      </w:r>
+    </w:p>
+    <w:p>
+      <w:pPr>
+        <w:pStyle w:val="Compact"/>
+        <w:numPr>
+          <w:ilvl w:val="0"/>
+          <w:numId w:val="1007"/>
+        </w:numPr>
+      </w:pPr>
+      <w:r>
+        <w:t xml:space="preserve">Launch a</w:t>
       </w:r>
       <w:r>
         <w:t xml:space="preserve"> </w:t>
@@ -1203,7 +1413,7 @@
     </w:p>
     <w:p>
       <w:pPr>
-        <w:pStyle w:val="BodyText"/>
+        <w:pStyle w:val="FirstParagraph"/>
       </w:pPr>
       <w:r>
         <w:rPr>
@@ -1323,29 +1533,53 @@
         </w:rPr>
         <w:t xml:space="preserve">How to implement:</w:t>
       </w:r>
-      <w:r>
-        <w:t xml:space="preserve"> </w:t>
-      </w:r>
-      <w:r>
-        <w:t xml:space="preserve">1. Build the Dark Horse Index as a visible secondary display on the DealStage platform within the show’s world — it is a real feature that contestants can also see, creating strategic tension</w:t>
-      </w:r>
-      <w:r>
-        <w:t xml:space="preserve"> </w:t>
-      </w:r>
-      <w:r>
-        <w:t xml:space="preserve">2. Publish the weekly Dark Horse Index on DealStage’s website and social channels 24 hours after each episode drops — turn it into appointment content that drives return visits</w:t>
-      </w:r>
-      <w:r>
-        <w:t xml:space="preserve"> </w:t>
-      </w:r>
-      <w:r>
-        <w:t xml:space="preserve">3. At the end of each season, do an honest post-mortem on the Index’s accuracy: what percentage of Dark Horse predictions came true? This becomes a platform credibility story</w:t>
-      </w:r>
-      <w:r>
-        <w:t xml:space="preserve"> </w:t>
-      </w:r>
-      <w:r>
-        <w:t xml:space="preserve">4. In Season 2, introduce a</w:t>
+    </w:p>
+    <w:p>
+      <w:pPr>
+        <w:pStyle w:val="Compact"/>
+        <w:numPr>
+          <w:ilvl w:val="0"/>
+          <w:numId w:val="1008"/>
+        </w:numPr>
+      </w:pPr>
+      <w:r>
+        <w:t xml:space="preserve">Build the Dark Horse Index as a visible secondary display on the DealStage platform within the show’s world — it is a real feature that contestants can also see, creating strategic tension</w:t>
+      </w:r>
+    </w:p>
+    <w:p>
+      <w:pPr>
+        <w:pStyle w:val="Compact"/>
+        <w:numPr>
+          <w:ilvl w:val="0"/>
+          <w:numId w:val="1008"/>
+        </w:numPr>
+      </w:pPr>
+      <w:r>
+        <w:t xml:space="preserve">Publish the weekly Dark Horse Index on DealStage’s website and social channels 24 hours after each episode drops — turn it into appointment content that drives return visits</w:t>
+      </w:r>
+    </w:p>
+    <w:p>
+      <w:pPr>
+        <w:pStyle w:val="Compact"/>
+        <w:numPr>
+          <w:ilvl w:val="0"/>
+          <w:numId w:val="1008"/>
+        </w:numPr>
+      </w:pPr>
+      <w:r>
+        <w:t xml:space="preserve">At the end of each season, do an honest post-mortem on the Index’s accuracy: what percentage of Dark Horse predictions came true? This becomes a platform credibility story</w:t>
+      </w:r>
+    </w:p>
+    <w:p>
+      <w:pPr>
+        <w:pStyle w:val="Compact"/>
+        <w:numPr>
+          <w:ilvl w:val="0"/>
+          <w:numId w:val="1008"/>
+        </w:numPr>
+      </w:pPr>
+      <w:r>
+        <w:t xml:space="preserve">In Season 2, introduce a</w:t>
       </w:r>
       <w:r>
         <w:t xml:space="preserve"> </w:t>
@@ -1362,7 +1596,7 @@
     </w:p>
     <w:p>
       <w:pPr>
-        <w:pStyle w:val="BodyText"/>
+        <w:pStyle w:val="FirstParagraph"/>
       </w:pPr>
       <w:r>
         <w:rPr>
@@ -1458,40 +1692,70 @@
         </w:rPr>
         <w:t xml:space="preserve">How to implement:</w:t>
       </w:r>
-      <w:r>
-        <w:t xml:space="preserve"> </w:t>
-      </w:r>
-      <w:r>
-        <w:t xml:space="preserve">1. Approach Telemundo’s content development division and Univision’s creator economy marketing team within 60 days of finalizing the Version B format bible</w:t>
-      </w:r>
-      <w:r>
-        <w:t xml:space="preserve"> </w:t>
-      </w:r>
-      <w:r>
-        <w:t xml:space="preserve">2. Adapt Version B’s brand partner list to include brands with strong Spanish-language marketing priorities: T-Mobile (enormous Spanish-language advertising spend), GOYA, Univision’s own streaming service ViX, and international brands seeking US Latino market entry</w:t>
-      </w:r>
-      <w:r>
-        <w:t xml:space="preserve"> </w:t>
-      </w:r>
-      <w:r>
-        <w:t xml:space="preserve">3. Produce the pilot in Miami — the document already identifies Miami as a top creator economy market, and Miami’s bilingual creator community provides the ideal contestant pool</w:t>
-      </w:r>
-      <w:r>
-        <w:t xml:space="preserve"> </w:t>
-      </w:r>
-      <w:r>
-        <w:t xml:space="preserve">4. Use the pilot’s performance data — viewership, DealStage signups, social engagement — as the centerpiece of the English-language network pitch deck</w:t>
-      </w:r>
-      <w:r>
-        <w:t xml:space="preserve"> </w:t>
-      </w:r>
-      <w:r>
-        <w:t xml:space="preserve">5. Structure the agreement so DealStage retains the international format rights regardless of how the Telemundo deal evolves</w:t>
-      </w:r>
-    </w:p>
-    <w:p>
-      <w:pPr>
-        <w:pStyle w:val="BodyText"/>
+    </w:p>
+    <w:p>
+      <w:pPr>
+        <w:pStyle w:val="Compact"/>
+        <w:numPr>
+          <w:ilvl w:val="0"/>
+          <w:numId w:val="1009"/>
+        </w:numPr>
+      </w:pPr>
+      <w:r>
+        <w:t xml:space="preserve">Approach Telemundo’s content development division and Univision’s creator economy marketing team within 60 days of finalizing the Version B format bible</w:t>
+      </w:r>
+    </w:p>
+    <w:p>
+      <w:pPr>
+        <w:pStyle w:val="Compact"/>
+        <w:numPr>
+          <w:ilvl w:val="0"/>
+          <w:numId w:val="1009"/>
+        </w:numPr>
+      </w:pPr>
+      <w:r>
+        <w:t xml:space="preserve">Adapt Version B’s brand partner list to include brands with strong Spanish-language marketing priorities: T-Mobile (enormous Spanish-language advertising spend), GOYA, Univision’s own streaming service ViX, and international brands seeking US Latino market entry</w:t>
+      </w:r>
+    </w:p>
+    <w:p>
+      <w:pPr>
+        <w:pStyle w:val="Compact"/>
+        <w:numPr>
+          <w:ilvl w:val="0"/>
+          <w:numId w:val="1009"/>
+        </w:numPr>
+      </w:pPr>
+      <w:r>
+        <w:t xml:space="preserve">Produce the pilot in Miami — the document already identifies Miami as a top creator economy market, and Miami’s bilingual creator community provides the ideal contestant pool</w:t>
+      </w:r>
+    </w:p>
+    <w:p>
+      <w:pPr>
+        <w:pStyle w:val="Compact"/>
+        <w:numPr>
+          <w:ilvl w:val="0"/>
+          <w:numId w:val="1009"/>
+        </w:numPr>
+      </w:pPr>
+      <w:r>
+        <w:t xml:space="preserve">Use the pilot’s performance data — viewership, DealStage signups, social engagement — as the centerpiece of the English-language network pitch deck</w:t>
+      </w:r>
+    </w:p>
+    <w:p>
+      <w:pPr>
+        <w:pStyle w:val="Compact"/>
+        <w:numPr>
+          <w:ilvl w:val="0"/>
+          <w:numId w:val="1009"/>
+        </w:numPr>
+      </w:pPr>
+      <w:r>
+        <w:t xml:space="preserve">Structure the agreement so DealStage retains the international format rights regardless of how the Telemundo deal evolves</w:t>
+      </w:r>
+    </w:p>
+    <w:p>
+      <w:pPr>
+        <w:pStyle w:val="FirstParagraph"/>
       </w:pPr>
       <w:r>
         <w:rPr>
@@ -1599,35 +1863,65 @@
         </w:rPr>
         <w:t xml:space="preserve">How to implement:</w:t>
       </w:r>
-      <w:r>
-        <w:t xml:space="preserve"> </w:t>
-      </w:r>
-      <w:r>
-        <w:t xml:space="preserve">1. Place this episode at Episode 7 — after the Comeback episode has restored the contestant count and the final stretch is beginning</w:t>
-      </w:r>
-      <w:r>
-        <w:t xml:space="preserve"> </w:t>
-      </w:r>
-      <w:r>
-        <w:t xml:space="preserve">2. Give brands 48 hours to prepare a 3-minute pitch; they can use any resource except the DealStage platform (the show withholds it from them for this episode to make the playing field honest)</w:t>
-      </w:r>
-      <w:r>
-        <w:t xml:space="preserve"> </w:t>
-      </w:r>
-      <w:r>
-        <w:t xml:space="preserve">3. The AI still runs in the background and its scores are revealed after the contestant votes — creating a data layer on top of the human decision</w:t>
-      </w:r>
-      <w:r>
-        <w:t xml:space="preserve"> </w:t>
-      </w:r>
-      <w:r>
-        <w:t xml:space="preserve">4. Contestants’ votes are binding: whichever brand the majority of remaining contestants decline cannot offer deals in the next episode</w:t>
-      </w:r>
-      <w:r>
-        <w:t xml:space="preserve"> </w:t>
-      </w:r>
-      <w:r>
-        <w:t xml:space="preserve">5. Market this episode with a dedicated trailer:</w:t>
+    </w:p>
+    <w:p>
+      <w:pPr>
+        <w:pStyle w:val="Compact"/>
+        <w:numPr>
+          <w:ilvl w:val="0"/>
+          <w:numId w:val="1010"/>
+        </w:numPr>
+      </w:pPr>
+      <w:r>
+        <w:t xml:space="preserve">Place this episode at Episode 7 — after the Comeback episode has restored the contestant count and the final stretch is beginning</w:t>
+      </w:r>
+    </w:p>
+    <w:p>
+      <w:pPr>
+        <w:pStyle w:val="Compact"/>
+        <w:numPr>
+          <w:ilvl w:val="0"/>
+          <w:numId w:val="1010"/>
+        </w:numPr>
+      </w:pPr>
+      <w:r>
+        <w:t xml:space="preserve">Give brands 48 hours to prepare a 3-minute pitch; they can use any resource except the DealStage platform (the show withholds it from them for this episode to make the playing field honest)</w:t>
+      </w:r>
+    </w:p>
+    <w:p>
+      <w:pPr>
+        <w:pStyle w:val="Compact"/>
+        <w:numPr>
+          <w:ilvl w:val="0"/>
+          <w:numId w:val="1010"/>
+        </w:numPr>
+      </w:pPr>
+      <w:r>
+        <w:t xml:space="preserve">The AI still runs in the background and its scores are revealed after the contestant votes — creating a data layer on top of the human decision</w:t>
+      </w:r>
+    </w:p>
+    <w:p>
+      <w:pPr>
+        <w:pStyle w:val="Compact"/>
+        <w:numPr>
+          <w:ilvl w:val="0"/>
+          <w:numId w:val="1010"/>
+        </w:numPr>
+      </w:pPr>
+      <w:r>
+        <w:t xml:space="preserve">Contestants’ votes are binding: whichever brand the majority of remaining contestants decline cannot offer deals in the next episode</w:t>
+      </w:r>
+    </w:p>
+    <w:p>
+      <w:pPr>
+        <w:pStyle w:val="Compact"/>
+        <w:numPr>
+          <w:ilvl w:val="0"/>
+          <w:numId w:val="1010"/>
+        </w:numPr>
+      </w:pPr>
+      <w:r>
+        <w:t xml:space="preserve">Market this episode with a dedicated trailer:</w:t>
       </w:r>
       <w:r>
         <w:t xml:space="preserve"> </w:t>
@@ -1638,7 +1932,7 @@
     </w:p>
     <w:p>
       <w:pPr>
-        <w:pStyle w:val="BodyText"/>
+        <w:pStyle w:val="FirstParagraph"/>
       </w:pPr>
       <w:r>
         <w:rPr>
@@ -1791,35 +2085,65 @@
         </w:rPr>
         <w:t xml:space="preserve">How to implement:</w:t>
       </w:r>
-      <w:r>
-        <w:t xml:space="preserve"> </w:t>
-      </w:r>
-      <w:r>
-        <w:t xml:space="preserve">1. Identify 2-3 deals in production that carry genuine fragility — not manufactured conflict, but real deals with real risk factors (talent with a complicated social media history, brands with internal leadership transitions, agents with competing client interests)</w:t>
-      </w:r>
-      <w:r>
-        <w:t xml:space="preserve"> </w:t>
-      </w:r>
-      <w:r>
-        <w:t xml:space="preserve">2. Give the production team explicit instructions: do not intervene to save deals for the sake of narrative satisfaction</w:t>
-      </w:r>
-      <w:r>
-        <w:t xml:space="preserve"> </w:t>
-      </w:r>
-      <w:r>
-        <w:t xml:space="preserve">3. If a major deal collapses in Episode 7 or 8, make that collapse the emotional engine of the finale — follow the aftermath, the agent’s professional recovery, the talent’s next move</w:t>
-      </w:r>
-      <w:r>
-        <w:t xml:space="preserve"> </w:t>
-      </w:r>
-      <w:r>
-        <w:t xml:space="preserve">4. Negotiate with streaming partners for editorial approval over this content specifically, ensuring the failure narrative is protected from network notes that push toward resolution</w:t>
-      </w:r>
-      <w:r>
-        <w:t xml:space="preserve"> </w:t>
-      </w:r>
-      <w:r>
-        <w:t xml:space="preserve">5. In Season 2 marketing, use the Season 1 collapse as proof:</w:t>
+    </w:p>
+    <w:p>
+      <w:pPr>
+        <w:pStyle w:val="Compact"/>
+        <w:numPr>
+          <w:ilvl w:val="0"/>
+          <w:numId w:val="1011"/>
+        </w:numPr>
+      </w:pPr>
+      <w:r>
+        <w:t xml:space="preserve">Identify 2-3 deals in production that carry genuine fragility — not manufactured conflict, but real deals with real risk factors (talent with a complicated social media history, brands with internal leadership transitions, agents with competing client interests)</w:t>
+      </w:r>
+    </w:p>
+    <w:p>
+      <w:pPr>
+        <w:pStyle w:val="Compact"/>
+        <w:numPr>
+          <w:ilvl w:val="0"/>
+          <w:numId w:val="1011"/>
+        </w:numPr>
+      </w:pPr>
+      <w:r>
+        <w:t xml:space="preserve">Give the production team explicit instructions: do not intervene to save deals for the sake of narrative satisfaction</w:t>
+      </w:r>
+    </w:p>
+    <w:p>
+      <w:pPr>
+        <w:pStyle w:val="Compact"/>
+        <w:numPr>
+          <w:ilvl w:val="0"/>
+          <w:numId w:val="1011"/>
+        </w:numPr>
+      </w:pPr>
+      <w:r>
+        <w:t xml:space="preserve">If a major deal collapses in Episode 7 or 8, make that collapse the emotional engine of the finale — follow the aftermath, the agent’s professional recovery, the talent’s next move</w:t>
+      </w:r>
+    </w:p>
+    <w:p>
+      <w:pPr>
+        <w:pStyle w:val="Compact"/>
+        <w:numPr>
+          <w:ilvl w:val="0"/>
+          <w:numId w:val="1011"/>
+        </w:numPr>
+      </w:pPr>
+      <w:r>
+        <w:t xml:space="preserve">Negotiate with streaming partners for editorial approval over this content specifically, ensuring the failure narrative is protected from network notes that push toward resolution</w:t>
+      </w:r>
+    </w:p>
+    <w:p>
+      <w:pPr>
+        <w:pStyle w:val="Compact"/>
+        <w:numPr>
+          <w:ilvl w:val="0"/>
+          <w:numId w:val="1011"/>
+        </w:numPr>
+      </w:pPr>
+      <w:r>
+        <w:t xml:space="preserve">In Season 2 marketing, use the Season 1 collapse as proof:</w:t>
       </w:r>
       <w:r>
         <w:t xml:space="preserve"> </w:t>
@@ -1830,7 +2154,7 @@
     </w:p>
     <w:p>
       <w:pPr>
-        <w:pStyle w:val="BodyText"/>
+        <w:pStyle w:val="FirstParagraph"/>
       </w:pPr>
       <w:r>
         <w:rPr>
@@ -1962,40 +2286,70 @@
         </w:rPr>
         <w:t xml:space="preserve">How to implement:</w:t>
       </w:r>
-      <w:r>
-        <w:t xml:space="preserve"> </w:t>
-      </w:r>
-      <w:r>
-        <w:t xml:space="preserve">1. In Season 1 casting, identify the character with the most entrepreneurial ambition and set them on a trajectory that naturally creates conflict with the agency structure</w:t>
-      </w:r>
-      <w:r>
-        <w:t xml:space="preserve"> </w:t>
-      </w:r>
-      <w:r>
-        <w:t xml:space="preserve">2. Give them a DealStage success story in Season 1 that demonstrates their individual capability — an episode where they close a deal alone that the agency couldn’t have closed</w:t>
-      </w:r>
-      <w:r>
-        <w:t xml:space="preserve"> </w:t>
-      </w:r>
-      <w:r>
-        <w:t xml:space="preserve">3. In the Season 1 finale or post-credits sequence, tease the departure without confirming it</w:t>
-      </w:r>
-      <w:r>
-        <w:t xml:space="preserve"> </w:t>
-      </w:r>
-      <w:r>
-        <w:t xml:space="preserve">4. In Season 2, follow this character as a recurring crossover, showing the independent DealStage-powered operation alongside the agency — two competing models, same platform</w:t>
-      </w:r>
-      <w:r>
-        <w:t xml:space="preserve"> </w:t>
-      </w:r>
-      <w:r>
-        <w:t xml:space="preserve">5. Negotiate with the streaming partner for the spin-off to be developed simultaneously with Season 2, with the character’s real-world platform performance as the proof of concept</w:t>
-      </w:r>
-    </w:p>
-    <w:p>
-      <w:pPr>
-        <w:pStyle w:val="BodyText"/>
+    </w:p>
+    <w:p>
+      <w:pPr>
+        <w:pStyle w:val="Compact"/>
+        <w:numPr>
+          <w:ilvl w:val="0"/>
+          <w:numId w:val="1012"/>
+        </w:numPr>
+      </w:pPr>
+      <w:r>
+        <w:t xml:space="preserve">In Season 1 casting, identify the character with the most entrepreneurial ambition and set them on a trajectory that naturally creates conflict with the agency structure</w:t>
+      </w:r>
+    </w:p>
+    <w:p>
+      <w:pPr>
+        <w:pStyle w:val="Compact"/>
+        <w:numPr>
+          <w:ilvl w:val="0"/>
+          <w:numId w:val="1012"/>
+        </w:numPr>
+      </w:pPr>
+      <w:r>
+        <w:t xml:space="preserve">Give them a DealStage success story in Season 1 that demonstrates their individual capability — an episode where they close a deal alone that the agency couldn’t have closed</w:t>
+      </w:r>
+    </w:p>
+    <w:p>
+      <w:pPr>
+        <w:pStyle w:val="Compact"/>
+        <w:numPr>
+          <w:ilvl w:val="0"/>
+          <w:numId w:val="1012"/>
+        </w:numPr>
+      </w:pPr>
+      <w:r>
+        <w:t xml:space="preserve">In the Season 1 finale or post-credits sequence, tease the departure without confirming it</w:t>
+      </w:r>
+    </w:p>
+    <w:p>
+      <w:pPr>
+        <w:pStyle w:val="Compact"/>
+        <w:numPr>
+          <w:ilvl w:val="0"/>
+          <w:numId w:val="1012"/>
+        </w:numPr>
+      </w:pPr>
+      <w:r>
+        <w:t xml:space="preserve">In Season 2, follow this character as a recurring crossover, showing the independent DealStage-powered operation alongside the agency — two competing models, same platform</w:t>
+      </w:r>
+    </w:p>
+    <w:p>
+      <w:pPr>
+        <w:pStyle w:val="Compact"/>
+        <w:numPr>
+          <w:ilvl w:val="0"/>
+          <w:numId w:val="1012"/>
+        </w:numPr>
+      </w:pPr>
+      <w:r>
+        <w:t xml:space="preserve">Negotiate with the streaming partner for the spin-off to be developed simultaneously with Season 2, with the character’s real-world platform performance as the proof of concept</w:t>
+      </w:r>
+    </w:p>
+    <w:p>
+      <w:pPr>
+        <w:pStyle w:val="FirstParagraph"/>
       </w:pPr>
       <w:r>
         <w:rPr>
@@ -2115,11 +2469,17 @@
         </w:rPr>
         <w:t xml:space="preserve">How to implement:</w:t>
       </w:r>
-      <w:r>
-        <w:t xml:space="preserve"> </w:t>
-      </w:r>
-      <w:r>
-        <w:t xml:space="preserve">1. Build the</w:t>
+    </w:p>
+    <w:p>
+      <w:pPr>
+        <w:pStyle w:val="Compact"/>
+        <w:numPr>
+          <w:ilvl w:val="0"/>
+          <w:numId w:val="1013"/>
+        </w:numPr>
+      </w:pPr>
+      <w:r>
+        <w:t xml:space="preserve">Build the</w:t>
       </w:r>
       <w:r>
         <w:t xml:space="preserve"> </w:t>
@@ -2133,17 +2493,29 @@
       <w:r>
         <w:t xml:space="preserve">feature in the DealStage app with a simplified interface: viewers see the same 10 talent profiles shown to the brands and have 10 minutes to draft their top 5</w:t>
       </w:r>
-      <w:r>
-        <w:t xml:space="preserve"> </w:t>
-      </w:r>
-      <w:r>
-        <w:t xml:space="preserve">2. After filming wraps and before the episode airs, run the audience’s aggregated draft picks through the same DealStage scoring model used for the brand drafts</w:t>
-      </w:r>
-      <w:r>
-        <w:t xml:space="preserve"> </w:t>
-      </w:r>
-      <w:r>
-        <w:t xml:space="preserve">3. Reveal the</w:t>
+    </w:p>
+    <w:p>
+      <w:pPr>
+        <w:pStyle w:val="Compact"/>
+        <w:numPr>
+          <w:ilvl w:val="0"/>
+          <w:numId w:val="1013"/>
+        </w:numPr>
+      </w:pPr>
+      <w:r>
+        <w:t xml:space="preserve">After filming wraps and before the episode airs, run the audience’s aggregated draft picks through the same DealStage scoring model used for the brand drafts</w:t>
+      </w:r>
+    </w:p>
+    <w:p>
+      <w:pPr>
+        <w:pStyle w:val="Compact"/>
+        <w:numPr>
+          <w:ilvl w:val="0"/>
+          <w:numId w:val="1013"/>
+        </w:numPr>
+      </w:pPr>
+      <w:r>
+        <w:t xml:space="preserve">Reveal the</w:t>
       </w:r>
       <w:r>
         <w:t xml:space="preserve"> </w:t>
@@ -2157,11 +2529,17 @@
       <w:r>
         <w:t xml:space="preserve">at the end of each episode alongside the two brand scores — did the crowd outperform the professionals?</w:t>
       </w:r>
-      <w:r>
-        <w:t xml:space="preserve"> </w:t>
-      </w:r>
-      <w:r>
-        <w:t xml:space="preserve">4. In Season 2, award the episode where audience roster beat both brand rosters a special</w:t>
+    </w:p>
+    <w:p>
+      <w:pPr>
+        <w:pStyle w:val="Compact"/>
+        <w:numPr>
+          <w:ilvl w:val="0"/>
+          <w:numId w:val="1013"/>
+        </w:numPr>
+      </w:pPr>
+      <w:r>
+        <w:t xml:space="preserve">In Season 2, award the episode where audience roster beat both brand rosters a special</w:t>
       </w:r>
       <w:r>
         <w:t xml:space="preserve"> </w:t>
@@ -2175,16 +2553,22 @@
       <w:r>
         <w:t xml:space="preserve">designation and publicize it as a marketing event</w:t>
       </w:r>
-      <w:r>
-        <w:t xml:space="preserve"> </w:t>
-      </w:r>
-      <w:r>
-        <w:t xml:space="preserve">5. The viewer with the highest cumulative roster score across a full season wins a featured appearance on an upcoming episode and a free DealStage enterprise subscription for one year</w:t>
-      </w:r>
-    </w:p>
-    <w:p>
-      <w:pPr>
-        <w:pStyle w:val="BodyText"/>
+    </w:p>
+    <w:p>
+      <w:pPr>
+        <w:pStyle w:val="Compact"/>
+        <w:numPr>
+          <w:ilvl w:val="0"/>
+          <w:numId w:val="1013"/>
+        </w:numPr>
+      </w:pPr>
+      <w:r>
+        <w:t xml:space="preserve">The viewer with the highest cumulative roster score across a full season wins a featured appearance on an upcoming episode and a free DealStage enterprise subscription for one year</w:t>
+      </w:r>
+    </w:p>
+    <w:p>
+      <w:pPr>
+        <w:pStyle w:val="FirstParagraph"/>
       </w:pPr>
       <w:r>
         <w:rPr>
@@ -2304,40 +2688,70 @@
         </w:rPr>
         <w:t xml:space="preserve">How to implement:</w:t>
       </w:r>
-      <w:r>
-        <w:t xml:space="preserve"> </w:t>
-      </w:r>
-      <w:r>
-        <w:t xml:space="preserve">1. Approach Excel Sports Management and Octagon first — they are large enough to provide compelling deal volume and diverse enough to include creator economy deals alongside traditional athlete deals</w:t>
-      </w:r>
-      <w:r>
-        <w:t xml:space="preserve"> </w:t>
-      </w:r>
-      <w:r>
-        <w:t xml:space="preserve">2. Offer a co-production credit and equity participation in the show’s licensing revenue rather than a standard appearance fee — aligning their financial interest with the show’s success</w:t>
-      </w:r>
-      <w:r>
-        <w:t xml:space="preserve"> </w:t>
-      </w:r>
-      <w:r>
-        <w:t xml:space="preserve">3. Give the agency editorial approval over how its business practices are characterized, while retaining narrative editorial control for the production team</w:t>
-      </w:r>
-      <w:r>
-        <w:t xml:space="preserve"> </w:t>
-      </w:r>
-      <w:r>
-        <w:t xml:space="preserve">4. Structure the DealStage integration as something the agency genuinely adopts during Season 1 filming — not a product placement, but an actual operational decision that viewers watch in real time</w:t>
-      </w:r>
-      <w:r>
-        <w:t xml:space="preserve"> </w:t>
-      </w:r>
-      <w:r>
-        <w:t xml:space="preserve">5. Use the agency’s existing talent roster for episode storylines — real athletes, musicians, and creators whose careers viewers already follow create instant emotional investment</w:t>
-      </w:r>
-    </w:p>
-    <w:p>
-      <w:pPr>
-        <w:pStyle w:val="BodyText"/>
+    </w:p>
+    <w:p>
+      <w:pPr>
+        <w:pStyle w:val="Compact"/>
+        <w:numPr>
+          <w:ilvl w:val="0"/>
+          <w:numId w:val="1014"/>
+        </w:numPr>
+      </w:pPr>
+      <w:r>
+        <w:t xml:space="preserve">Approach Excel Sports Management and Octagon first — they are large enough to provide compelling deal volume and diverse enough to include creator economy deals alongside traditional athlete deals</w:t>
+      </w:r>
+    </w:p>
+    <w:p>
+      <w:pPr>
+        <w:pStyle w:val="Compact"/>
+        <w:numPr>
+          <w:ilvl w:val="0"/>
+          <w:numId w:val="1014"/>
+        </w:numPr>
+      </w:pPr>
+      <w:r>
+        <w:t xml:space="preserve">Offer a co-production credit and equity participation in the show’s licensing revenue rather than a standard appearance fee — aligning their financial interest with the show’s success</w:t>
+      </w:r>
+    </w:p>
+    <w:p>
+      <w:pPr>
+        <w:pStyle w:val="Compact"/>
+        <w:numPr>
+          <w:ilvl w:val="0"/>
+          <w:numId w:val="1014"/>
+        </w:numPr>
+      </w:pPr>
+      <w:r>
+        <w:t xml:space="preserve">Give the agency editorial approval over how its business practices are characterized, while retaining narrative editorial control for the production team</w:t>
+      </w:r>
+    </w:p>
+    <w:p>
+      <w:pPr>
+        <w:pStyle w:val="Compact"/>
+        <w:numPr>
+          <w:ilvl w:val="0"/>
+          <w:numId w:val="1014"/>
+        </w:numPr>
+      </w:pPr>
+      <w:r>
+        <w:t xml:space="preserve">Structure the DealStage integration as something the agency genuinely adopts during Season 1 filming — not a product placement, but an actual operational decision that viewers watch in real time</w:t>
+      </w:r>
+    </w:p>
+    <w:p>
+      <w:pPr>
+        <w:pStyle w:val="Compact"/>
+        <w:numPr>
+          <w:ilvl w:val="0"/>
+          <w:numId w:val="1014"/>
+        </w:numPr>
+      </w:pPr>
+      <w:r>
+        <w:t xml:space="preserve">Use the agency’s existing talent roster for episode storylines — real athletes, musicians, and creators whose careers viewers already follow create instant emotional investment</w:t>
+      </w:r>
+    </w:p>
+    <w:p>
+      <w:pPr>
+        <w:pStyle w:val="FirstParagraph"/>
       </w:pPr>
       <w:r>
         <w:rPr>
@@ -2469,40 +2883,70 @@
         </w:rPr>
         <w:t xml:space="preserve">How to implement:</w:t>
       </w:r>
-      <w:r>
-        <w:t xml:space="preserve"> </w:t>
-      </w:r>
-      <w:r>
-        <w:t xml:space="preserve">1. In each episode, one creator in the talent pool genuinely has a real pre-existing constraint (a competing brand deal, a filming conflict, an exclusivity clause) — this is real, not manufactured</w:t>
-      </w:r>
-      <w:r>
-        <w:t xml:space="preserve"> </w:t>
-      </w:r>
-      <w:r>
-        <w:t xml:space="preserve">2. The creator is briefed before filming and consents to participate with this constraint; they are not disadvantaged financially (their appearance fee remains the same)</w:t>
-      </w:r>
-      <w:r>
-        <w:t xml:space="preserve"> </w:t>
-      </w:r>
-      <w:r>
-        <w:t xml:space="preserve">3. After the draft, the constraint is revealed — whichever brand drafted this creator must either renegotiate the deal live on camera or forfeit the pick</w:t>
-      </w:r>
-      <w:r>
-        <w:t xml:space="preserve"> </w:t>
-      </w:r>
-      <w:r>
-        <w:t xml:space="preserve">4. The DealStage platform’s contract intelligence tool is then shown finding the constraint that the brands missed in their draft research — making the platform the lesson, not just the villain</w:t>
-      </w:r>
-      <w:r>
-        <w:t xml:space="preserve"> </w:t>
-      </w:r>
-      <w:r>
-        <w:t xml:space="preserve">5. In Seasons 2 onward, viewers who are playing the audience draft game will try to identify the Poison Pick — creating a meta-layer of engagement that drives repeat viewership</w:t>
-      </w:r>
-    </w:p>
-    <w:p>
-      <w:pPr>
-        <w:pStyle w:val="BodyText"/>
+    </w:p>
+    <w:p>
+      <w:pPr>
+        <w:pStyle w:val="Compact"/>
+        <w:numPr>
+          <w:ilvl w:val="0"/>
+          <w:numId w:val="1015"/>
+        </w:numPr>
+      </w:pPr>
+      <w:r>
+        <w:t xml:space="preserve">In each episode, one creator in the talent pool genuinely has a real pre-existing constraint (a competing brand deal, a filming conflict, an exclusivity clause) — this is real, not manufactured</w:t>
+      </w:r>
+    </w:p>
+    <w:p>
+      <w:pPr>
+        <w:pStyle w:val="Compact"/>
+        <w:numPr>
+          <w:ilvl w:val="0"/>
+          <w:numId w:val="1015"/>
+        </w:numPr>
+      </w:pPr>
+      <w:r>
+        <w:t xml:space="preserve">The creator is briefed before filming and consents to participate with this constraint; they are not disadvantaged financially (their appearance fee remains the same)</w:t>
+      </w:r>
+    </w:p>
+    <w:p>
+      <w:pPr>
+        <w:pStyle w:val="Compact"/>
+        <w:numPr>
+          <w:ilvl w:val="0"/>
+          <w:numId w:val="1015"/>
+        </w:numPr>
+      </w:pPr>
+      <w:r>
+        <w:t xml:space="preserve">After the draft, the constraint is revealed — whichever brand drafted this creator must either renegotiate the deal live on camera or forfeit the pick</w:t>
+      </w:r>
+    </w:p>
+    <w:p>
+      <w:pPr>
+        <w:pStyle w:val="Compact"/>
+        <w:numPr>
+          <w:ilvl w:val="0"/>
+          <w:numId w:val="1015"/>
+        </w:numPr>
+      </w:pPr>
+      <w:r>
+        <w:t xml:space="preserve">The DealStage platform’s contract intelligence tool is then shown finding the constraint that the brands missed in their draft research — making the platform the lesson, not just the villain</w:t>
+      </w:r>
+    </w:p>
+    <w:p>
+      <w:pPr>
+        <w:pStyle w:val="Compact"/>
+        <w:numPr>
+          <w:ilvl w:val="0"/>
+          <w:numId w:val="1015"/>
+        </w:numPr>
+      </w:pPr>
+      <w:r>
+        <w:t xml:space="preserve">In Seasons 2 onward, viewers who are playing the audience draft game will try to identify the Poison Pick — creating a meta-layer of engagement that drives repeat viewership</w:t>
+      </w:r>
+    </w:p>
+    <w:p>
+      <w:pPr>
+        <w:pStyle w:val="FirstParagraph"/>
       </w:pPr>
       <w:r>
         <w:rPr>
@@ -2640,11 +3084,17 @@
         </w:rPr>
         <w:t xml:space="preserve">How to implement:</w:t>
       </w:r>
-      <w:r>
-        <w:t xml:space="preserve"> </w:t>
-      </w:r>
-      <w:r>
-        <w:t xml:space="preserve">1. In production planning, designate Episode 6 of each season as the</w:t>
+    </w:p>
+    <w:p>
+      <w:pPr>
+        <w:pStyle w:val="Compact"/>
+        <w:numPr>
+          <w:ilvl w:val="0"/>
+          <w:numId w:val="1016"/>
+        </w:numPr>
+      </w:pPr>
+      <w:r>
+        <w:t xml:space="preserve">In production planning, designate Episode 6 of each season as the</w:t>
       </w:r>
       <w:r>
         <w:t xml:space="preserve"> </w:t>
@@ -2658,23 +3108,41 @@
       <w:r>
         <w:t xml:space="preserve">episode — structure 2 episodes before it to close the deals that will be reviewed</w:t>
       </w:r>
-      <w:r>
-        <w:t xml:space="preserve"> </w:t>
-      </w:r>
-      <w:r>
-        <w:t xml:space="preserve">2. Recruit the panel from the highest-credibility names available: a CMO from a brand that appeared earlier in the season (who has skin in the game), a talent attorney with documented creator economy expertise, and a DealStage data analyst presenting market rate intelligence</w:t>
-      </w:r>
-      <w:r>
-        <w:t xml:space="preserve"> </w:t>
-      </w:r>
-      <w:r>
-        <w:t xml:space="preserve">3. Agents present each deal with full context; the panel asks questions; DealStage’s market rate data is shown on screen throughout</w:t>
-      </w:r>
-      <w:r>
-        <w:t xml:space="preserve"> </w:t>
-      </w:r>
-      <w:r>
-        <w:t xml:space="preserve">4. Verdicts are delivered live:</w:t>
+    </w:p>
+    <w:p>
+      <w:pPr>
+        <w:pStyle w:val="Compact"/>
+        <w:numPr>
+          <w:ilvl w:val="0"/>
+          <w:numId w:val="1016"/>
+        </w:numPr>
+      </w:pPr>
+      <w:r>
+        <w:t xml:space="preserve">Recruit the panel from the highest-credibility names available: a CMO from a brand that appeared earlier in the season (who has skin in the game), a talent attorney with documented creator economy expertise, and a DealStage data analyst presenting market rate intelligence</w:t>
+      </w:r>
+    </w:p>
+    <w:p>
+      <w:pPr>
+        <w:pStyle w:val="Compact"/>
+        <w:numPr>
+          <w:ilvl w:val="0"/>
+          <w:numId w:val="1016"/>
+        </w:numPr>
+      </w:pPr>
+      <w:r>
+        <w:t xml:space="preserve">Agents present each deal with full context; the panel asks questions; DealStage’s market rate data is shown on screen throughout</w:t>
+      </w:r>
+    </w:p>
+    <w:p>
+      <w:pPr>
+        <w:pStyle w:val="Compact"/>
+        <w:numPr>
+          <w:ilvl w:val="0"/>
+          <w:numId w:val="1016"/>
+        </w:numPr>
+      </w:pPr>
+      <w:r>
+        <w:t xml:space="preserve">Verdicts are delivered live:</w:t>
       </w:r>
       <w:r>
         <w:t xml:space="preserve"> </w:t>
@@ -2706,11 +3174,17 @@
       <w:r>
         <w:t xml:space="preserve">— the specific percentage matters, because it makes the DealStage benchmark data tangible</w:t>
       </w:r>
-      <w:r>
-        <w:t xml:space="preserve"> </w:t>
-      </w:r>
-      <w:r>
-        <w:t xml:space="preserve">5. After each season, publish the deal review verdicts as a public report —</w:t>
+    </w:p>
+    <w:p>
+      <w:pPr>
+        <w:pStyle w:val="Compact"/>
+        <w:numPr>
+          <w:ilvl w:val="0"/>
+          <w:numId w:val="1016"/>
+        </w:numPr>
+      </w:pPr>
+      <w:r>
+        <w:t xml:space="preserve">After each season, publish the deal review verdicts as a public report —</w:t>
       </w:r>
       <w:r>
         <w:t xml:space="preserve"> </w:t>
@@ -2727,7 +3201,7 @@
     </w:p>
     <w:p>
       <w:pPr>
-        <w:pStyle w:val="BodyText"/>
+        <w:pStyle w:val="FirstParagraph"/>
       </w:pPr>
       <w:r>
         <w:rPr>
@@ -2835,40 +3309,70 @@
         </w:rPr>
         <w:t xml:space="preserve">How to implement:</w:t>
       </w:r>
-      <w:r>
-        <w:t xml:space="preserve"> </w:t>
-      </w:r>
-      <w:r>
-        <w:t xml:space="preserve">1. Before approaching any streaming platform, develop the live format for YouTube Live as a lower-risk proof of concept — YouTube Live is free to stream and can handle large concurrent audiences</w:t>
-      </w:r>
-      <w:r>
-        <w:t xml:space="preserve"> </w:t>
-      </w:r>
-      <w:r>
-        <w:t xml:space="preserve">2. Build a broadcast-quality production package for the live format: two brand team studios, one talent showcase stage, a host managing the transition between each pick announcement</w:t>
-      </w:r>
-      <w:r>
-        <w:t xml:space="preserve"> </w:t>
-      </w:r>
-      <w:r>
-        <w:t xml:space="preserve">3. Partner with a brand to sponsor the live format’s infrastructure — the event itself can generate $250K-$500K in live sponsorship revenue before a single episode fee is negotiated</w:t>
-      </w:r>
-      <w:r>
-        <w:t xml:space="preserve"> </w:t>
-      </w:r>
-      <w:r>
-        <w:t xml:space="preserve">4. Use the first 2 live episodes as pitch material for a network or streaming deal — the format is so visually compelling that live footage sells better than any written treatment</w:t>
-      </w:r>
-      <w:r>
-        <w:t xml:space="preserve"> </w:t>
-      </w:r>
-      <w:r>
-        <w:t xml:space="preserve">5. Negotiate a 3-year exclusive live broadcast deal with a partner who commits to promoting the event to their audience — YouTube Premium, LinkedIn Live, or a sports network looking for creator economy programming</w:t>
-      </w:r>
-    </w:p>
-    <w:p>
-      <w:pPr>
-        <w:pStyle w:val="BodyText"/>
+    </w:p>
+    <w:p>
+      <w:pPr>
+        <w:pStyle w:val="Compact"/>
+        <w:numPr>
+          <w:ilvl w:val="0"/>
+          <w:numId w:val="1017"/>
+        </w:numPr>
+      </w:pPr>
+      <w:r>
+        <w:t xml:space="preserve">Before approaching any streaming platform, develop the live format for YouTube Live as a lower-risk proof of concept — YouTube Live is free to stream and can handle large concurrent audiences</w:t>
+      </w:r>
+    </w:p>
+    <w:p>
+      <w:pPr>
+        <w:pStyle w:val="Compact"/>
+        <w:numPr>
+          <w:ilvl w:val="0"/>
+          <w:numId w:val="1017"/>
+        </w:numPr>
+      </w:pPr>
+      <w:r>
+        <w:t xml:space="preserve">Build a broadcast-quality production package for the live format: two brand team studios, one talent showcase stage, a host managing the transition between each pick announcement</w:t>
+      </w:r>
+    </w:p>
+    <w:p>
+      <w:pPr>
+        <w:pStyle w:val="Compact"/>
+        <w:numPr>
+          <w:ilvl w:val="0"/>
+          <w:numId w:val="1017"/>
+        </w:numPr>
+      </w:pPr>
+      <w:r>
+        <w:t xml:space="preserve">Partner with a brand to sponsor the live format’s infrastructure — the event itself can generate $250K-$500K in live sponsorship revenue before a single episode fee is negotiated</w:t>
+      </w:r>
+    </w:p>
+    <w:p>
+      <w:pPr>
+        <w:pStyle w:val="Compact"/>
+        <w:numPr>
+          <w:ilvl w:val="0"/>
+          <w:numId w:val="1017"/>
+        </w:numPr>
+      </w:pPr>
+      <w:r>
+        <w:t xml:space="preserve">Use the first 2 live episodes as pitch material for a network or streaming deal — the format is so visually compelling that live footage sells better than any written treatment</w:t>
+      </w:r>
+    </w:p>
+    <w:p>
+      <w:pPr>
+        <w:pStyle w:val="Compact"/>
+        <w:numPr>
+          <w:ilvl w:val="0"/>
+          <w:numId w:val="1017"/>
+        </w:numPr>
+      </w:pPr>
+      <w:r>
+        <w:t xml:space="preserve">Negotiate a 3-year exclusive live broadcast deal with a partner who commits to promoting the event to their audience — YouTube Premium, LinkedIn Live, or a sports network looking for creator economy programming</w:t>
+      </w:r>
+    </w:p>
+    <w:p>
+      <w:pPr>
+        <w:pStyle w:val="FirstParagraph"/>
       </w:pPr>
       <w:r>
         <w:rPr>
@@ -3006,17 +3510,29 @@
         </w:rPr>
         <w:t xml:space="preserve">How to implement:</w:t>
       </w:r>
-      <w:r>
-        <w:t xml:space="preserve"> </w:t>
-      </w:r>
-      <w:r>
-        <w:t xml:space="preserve">1. Identify 5-10 executives from documented influencer marketing failures who have since moved roles and are no longer constrained by the PR sensitivity of their previous company</w:t>
-      </w:r>
-      <w:r>
-        <w:t xml:space="preserve"> </w:t>
-      </w:r>
-      <w:r>
-        <w:t xml:space="preserve">2. Approach them not as subjects but as experts —</w:t>
+    </w:p>
+    <w:p>
+      <w:pPr>
+        <w:pStyle w:val="Compact"/>
+        <w:numPr>
+          <w:ilvl w:val="0"/>
+          <w:numId w:val="1018"/>
+        </w:numPr>
+      </w:pPr>
+      <w:r>
+        <w:t xml:space="preserve">Identify 5-10 executives from documented influencer marketing failures who have since moved roles and are no longer constrained by the PR sensitivity of their previous company</w:t>
+      </w:r>
+    </w:p>
+    <w:p>
+      <w:pPr>
+        <w:pStyle w:val="Compact"/>
+        <w:numPr>
+          <w:ilvl w:val="0"/>
+          <w:numId w:val="1018"/>
+        </w:numPr>
+      </w:pPr>
+      <w:r>
+        <w:t xml:space="preserve">Approach them not as subjects but as experts —</w:t>
       </w:r>
       <w:r>
         <w:t xml:space="preserve"> </w:t>
@@ -3024,28 +3540,46 @@
       <w:r>
         <w:t xml:space="preserve">“We want you to help other brands avoid what you went through”</w:t>
       </w:r>
-      <w:r>
-        <w:t xml:space="preserve"> </w:t>
-      </w:r>
-      <w:r>
-        <w:t xml:space="preserve">3. Structure their involvement as 2-3 episodes per season with a specific focus: they review the season’s most risky deals and identify the warning signs they recognize from experience</w:t>
-      </w:r>
-      <w:r>
-        <w:t xml:space="preserve"> </w:t>
-      </w:r>
-      <w:r>
-        <w:t xml:space="preserve">4. Give them access to the DealStage platform’s risk scoring tools — their reaction when the platform surfaces exactly the warning sign they missed in their career is the content</w:t>
-      </w:r>
-      <w:r>
-        <w:t xml:space="preserve"> </w:t>
-      </w:r>
-      <w:r>
-        <w:t xml:space="preserve">5. In Season 2, upgrade this character to a full cast member — give them a formal advisory role at the agency that creates structural story opportunities</w:t>
-      </w:r>
-    </w:p>
-    <w:p>
-      <w:pPr>
-        <w:pStyle w:val="BodyText"/>
+    </w:p>
+    <w:p>
+      <w:pPr>
+        <w:pStyle w:val="Compact"/>
+        <w:numPr>
+          <w:ilvl w:val="0"/>
+          <w:numId w:val="1018"/>
+        </w:numPr>
+      </w:pPr>
+      <w:r>
+        <w:t xml:space="preserve">Structure their involvement as 2-3 episodes per season with a specific focus: they review the season’s most risky deals and identify the warning signs they recognize from experience</w:t>
+      </w:r>
+    </w:p>
+    <w:p>
+      <w:pPr>
+        <w:pStyle w:val="Compact"/>
+        <w:numPr>
+          <w:ilvl w:val="0"/>
+          <w:numId w:val="1018"/>
+        </w:numPr>
+      </w:pPr>
+      <w:r>
+        <w:t xml:space="preserve">Give them access to the DealStage platform’s risk scoring tools — their reaction when the platform surfaces exactly the warning sign they missed in their career is the content</w:t>
+      </w:r>
+    </w:p>
+    <w:p>
+      <w:pPr>
+        <w:pStyle w:val="Compact"/>
+        <w:numPr>
+          <w:ilvl w:val="0"/>
+          <w:numId w:val="1018"/>
+        </w:numPr>
+      </w:pPr>
+      <w:r>
+        <w:t xml:space="preserve">In Season 2, upgrade this character to a full cast member — give them a formal advisory role at the agency that creates structural story opportunities</w:t>
+      </w:r>
+    </w:p>
+    <w:p>
+      <w:pPr>
+        <w:pStyle w:val="FirstParagraph"/>
       </w:pPr>
       <w:r>
         <w:rPr>
@@ -3153,17 +3687,29 @@
         </w:rPr>
         <w:t xml:space="preserve">How to implement:</w:t>
       </w:r>
-      <w:r>
-        <w:t xml:space="preserve"> </w:t>
-      </w:r>
-      <w:r>
-        <w:t xml:space="preserve">1. Before any streaming pitch meeting, develop a one-page creative vision for each of the first 4 seasons: city, agency type, dominant deal category, and the specific DealStage platform feature that each city’s deal culture best showcases</w:t>
-      </w:r>
-      <w:r>
-        <w:t xml:space="preserve"> </w:t>
-      </w:r>
-      <w:r>
-        <w:t xml:space="preserve">2. Present the 4-season franchise architecture as the opening pitch frame —</w:t>
+    </w:p>
+    <w:p>
+      <w:pPr>
+        <w:pStyle w:val="Compact"/>
+        <w:numPr>
+          <w:ilvl w:val="0"/>
+          <w:numId w:val="1019"/>
+        </w:numPr>
+      </w:pPr>
+      <w:r>
+        <w:t xml:space="preserve">Before any streaming pitch meeting, develop a one-page creative vision for each of the first 4 seasons: city, agency type, dominant deal category, and the specific DealStage platform feature that each city’s deal culture best showcases</w:t>
+      </w:r>
+    </w:p>
+    <w:p>
+      <w:pPr>
+        <w:pStyle w:val="Compact"/>
+        <w:numPr>
+          <w:ilvl w:val="0"/>
+          <w:numId w:val="1019"/>
+        </w:numPr>
+      </w:pPr>
+      <w:r>
+        <w:t xml:space="preserve">Present the 4-season franchise architecture as the opening pitch frame —</w:t>
       </w:r>
       <w:r>
         <w:t xml:space="preserve"> </w:t>
@@ -3171,28 +3717,46 @@
       <w:r>
         <w:t xml:space="preserve">“We are not here to sell you one show. We are here to build the creator economy’s version of Real Housewives.”</w:t>
       </w:r>
-      <w:r>
-        <w:t xml:space="preserve"> </w:t>
-      </w:r>
-      <w:r>
-        <w:t xml:space="preserve">3. Negotiate for a 2-season commitment as the minimum deal structure — one season is not enough to build the character investment and brand recognition that makes a docuseries franchise work</w:t>
-      </w:r>
-      <w:r>
-        <w:t xml:space="preserve"> </w:t>
-      </w:r>
-      <w:r>
-        <w:t xml:space="preserve">4. Structure the cast evolution so that 1-2 characters carry through each season as connective tissue, maintaining audience continuity while the city and agency change</w:t>
-      </w:r>
-      <w:r>
-        <w:t xml:space="preserve"> </w:t>
-      </w:r>
-      <w:r>
-        <w:t xml:space="preserve">5. Register The Agency as a franchise brand mark before the streaming pitch — protecting the property for future licensing, including international format sales</w:t>
-      </w:r>
-    </w:p>
-    <w:p>
-      <w:pPr>
-        <w:pStyle w:val="BodyText"/>
+    </w:p>
+    <w:p>
+      <w:pPr>
+        <w:pStyle w:val="Compact"/>
+        <w:numPr>
+          <w:ilvl w:val="0"/>
+          <w:numId w:val="1019"/>
+        </w:numPr>
+      </w:pPr>
+      <w:r>
+        <w:t xml:space="preserve">Negotiate for a 2-season commitment as the minimum deal structure — one season is not enough to build the character investment and brand recognition that makes a docuseries franchise work</w:t>
+      </w:r>
+    </w:p>
+    <w:p>
+      <w:pPr>
+        <w:pStyle w:val="Compact"/>
+        <w:numPr>
+          <w:ilvl w:val="0"/>
+          <w:numId w:val="1019"/>
+        </w:numPr>
+      </w:pPr>
+      <w:r>
+        <w:t xml:space="preserve">Structure the cast evolution so that 1-2 characters carry through each season as connective tissue, maintaining audience continuity while the city and agency change</w:t>
+      </w:r>
+    </w:p>
+    <w:p>
+      <w:pPr>
+        <w:pStyle w:val="Compact"/>
+        <w:numPr>
+          <w:ilvl w:val="0"/>
+          <w:numId w:val="1019"/>
+        </w:numPr>
+      </w:pPr>
+      <w:r>
+        <w:t xml:space="preserve">Register The Agency as a franchise brand mark before the streaming pitch — protecting the property for future licensing, including international format sales</w:t>
+      </w:r>
+    </w:p>
+    <w:p>
+      <w:pPr>
+        <w:pStyle w:val="FirstParagraph"/>
       </w:pPr>
       <w:r>
         <w:rPr>
@@ -3324,11 +3888,17 @@
         </w:rPr>
         <w:t xml:space="preserve">How to implement:</w:t>
       </w:r>
-      <w:r>
-        <w:t xml:space="preserve"> </w:t>
-      </w:r>
-      <w:r>
-        <w:t xml:space="preserve">1. 30 days before each season of Brand vs. Brand, publish a 2-page</w:t>
+    </w:p>
+    <w:p>
+      <w:pPr>
+        <w:pStyle w:val="Compact"/>
+        <w:numPr>
+          <w:ilvl w:val="0"/>
+          <w:numId w:val="1020"/>
+        </w:numPr>
+      </w:pPr>
+      <w:r>
+        <w:t xml:space="preserve">30 days before each season of Brand vs. Brand, publish a 2-page</w:t>
       </w:r>
       <w:r>
         <w:t xml:space="preserve"> </w:t>
@@ -3342,34 +3912,58 @@
       <w:r>
         <w:t xml:space="preserve">on the platform’s website and social channels — specific predictions, not vague projections</w:t>
       </w:r>
-      <w:r>
-        <w:t xml:space="preserve"> </w:t>
-      </w:r>
-      <w:r>
-        <w:t xml:space="preserve">2. The forecast is written by DealStage’s data team using the same AI models that the brands will use on the show — the forecast is the platform’s public commitment to its own accuracy</w:t>
-      </w:r>
-      <w:r>
-        <w:t xml:space="preserve"> </w:t>
-      </w:r>
-      <w:r>
-        <w:t xml:space="preserve">3. During the season finale, dedicate 10 minutes to reviewing forecast accuracy: which predictions held, which were wrong, and what the data missed</w:t>
-      </w:r>
-      <w:r>
-        <w:t xml:space="preserve"> </w:t>
-      </w:r>
-      <w:r>
-        <w:t xml:space="preserve">4. After the finale, publish a full accuracy report that becomes marketing collateral for enterprise brand sales</w:t>
-      </w:r>
-      <w:r>
-        <w:t xml:space="preserve"> </w:t>
-      </w:r>
-      <w:r>
-        <w:t xml:space="preserve">5. In Year 2, brands considering platform subscriptions are shown the Year 1 forecast accuracy report as a sales tool — this converts marketing intelligence skeptics in a way that feature lists never will</w:t>
-      </w:r>
-    </w:p>
-    <w:p>
-      <w:pPr>
-        <w:pStyle w:val="BodyText"/>
+    </w:p>
+    <w:p>
+      <w:pPr>
+        <w:pStyle w:val="Compact"/>
+        <w:numPr>
+          <w:ilvl w:val="0"/>
+          <w:numId w:val="1020"/>
+        </w:numPr>
+      </w:pPr>
+      <w:r>
+        <w:t xml:space="preserve">The forecast is written by DealStage’s data team using the same AI models that the brands will use on the show — the forecast is the platform’s public commitment to its own accuracy</w:t>
+      </w:r>
+    </w:p>
+    <w:p>
+      <w:pPr>
+        <w:pStyle w:val="Compact"/>
+        <w:numPr>
+          <w:ilvl w:val="0"/>
+          <w:numId w:val="1020"/>
+        </w:numPr>
+      </w:pPr>
+      <w:r>
+        <w:t xml:space="preserve">During the season finale, dedicate 10 minutes to reviewing forecast accuracy: which predictions held, which were wrong, and what the data missed</w:t>
+      </w:r>
+    </w:p>
+    <w:p>
+      <w:pPr>
+        <w:pStyle w:val="Compact"/>
+        <w:numPr>
+          <w:ilvl w:val="0"/>
+          <w:numId w:val="1020"/>
+        </w:numPr>
+      </w:pPr>
+      <w:r>
+        <w:t xml:space="preserve">After the finale, publish a full accuracy report that becomes marketing collateral for enterprise brand sales</w:t>
+      </w:r>
+    </w:p>
+    <w:p>
+      <w:pPr>
+        <w:pStyle w:val="Compact"/>
+        <w:numPr>
+          <w:ilvl w:val="0"/>
+          <w:numId w:val="1020"/>
+        </w:numPr>
+      </w:pPr>
+      <w:r>
+        <w:t xml:space="preserve">In Year 2, brands considering platform subscriptions are shown the Year 1 forecast accuracy report as a sales tool — this converts marketing intelligence skeptics in a way that feature lists never will</w:t>
+      </w:r>
+    </w:p>
+    <w:p>
+      <w:pPr>
+        <w:pStyle w:val="FirstParagraph"/>
       </w:pPr>
       <w:r>
         <w:rPr>
@@ -3504,23 +4098,41 @@
         </w:rPr>
         <w:t xml:space="preserve">How to implement:</w:t>
       </w:r>
-      <w:r>
-        <w:t xml:space="preserve"> </w:t>
-      </w:r>
-      <w:r>
-        <w:t xml:space="preserve">1. Add a contractual provision to Deal Stage Contenders that guarantees the top-performing creator from each 8-episode YouTube season a casting interview for the TV show</w:t>
-      </w:r>
-      <w:r>
-        <w:t xml:space="preserve"> </w:t>
-      </w:r>
-      <w:r>
-        <w:t xml:space="preserve">2. Film the TV casting interview as part of the YouTube show’s finale — viewers see the moment happening in real time</w:t>
-      </w:r>
-      <w:r>
-        <w:t xml:space="preserve"> </w:t>
-      </w:r>
-      <w:r>
-        <w:t xml:space="preserve">3. If the YouTube creator makes it to the TV show, create a dedicated</w:t>
+    </w:p>
+    <w:p>
+      <w:pPr>
+        <w:pStyle w:val="Compact"/>
+        <w:numPr>
+          <w:ilvl w:val="0"/>
+          <w:numId w:val="1021"/>
+        </w:numPr>
+      </w:pPr>
+      <w:r>
+        <w:t xml:space="preserve">Add a contractual provision to Deal Stage Contenders that guarantees the top-performing creator from each 8-episode YouTube season a casting interview for the TV show</w:t>
+      </w:r>
+    </w:p>
+    <w:p>
+      <w:pPr>
+        <w:pStyle w:val="Compact"/>
+        <w:numPr>
+          <w:ilvl w:val="0"/>
+          <w:numId w:val="1021"/>
+        </w:numPr>
+      </w:pPr>
+      <w:r>
+        <w:t xml:space="preserve">Film the TV casting interview as part of the YouTube show’s finale — viewers see the moment happening in real time</w:t>
+      </w:r>
+    </w:p>
+    <w:p>
+      <w:pPr>
+        <w:pStyle w:val="Compact"/>
+        <w:numPr>
+          <w:ilvl w:val="0"/>
+          <w:numId w:val="1021"/>
+        </w:numPr>
+      </w:pPr>
+      <w:r>
+        <w:t xml:space="preserve">If the YouTube creator makes it to the TV show, create a dedicated</w:t>
       </w:r>
       <w:r>
         <w:t xml:space="preserve"> </w:t>
@@ -3534,11 +4146,17 @@
       <w:r>
         <w:t xml:space="preserve">narrative thread in their TV episode introductions</w:t>
       </w:r>
-      <w:r>
-        <w:t xml:space="preserve"> </w:t>
-      </w:r>
-      <w:r>
-        <w:t xml:space="preserve">4. In the TV show’s promotional materials, always reference the YouTube pipeline:</w:t>
+    </w:p>
+    <w:p>
+      <w:pPr>
+        <w:pStyle w:val="Compact"/>
+        <w:numPr>
+          <w:ilvl w:val="0"/>
+          <w:numId w:val="1021"/>
+        </w:numPr>
+      </w:pPr>
+      <w:r>
+        <w:t xml:space="preserve">In the TV show’s promotional materials, always reference the YouTube pipeline:</w:t>
       </w:r>
       <w:r>
         <w:t xml:space="preserve"> </w:t>
@@ -3546,16 +4164,22 @@
       <w:r>
         <w:t xml:space="preserve">“Started in Deal Stage Contenders. Now competing for $1 million.”</w:t>
       </w:r>
-      <w:r>
-        <w:t xml:space="preserve"> </w:t>
-      </w:r>
-      <w:r>
-        <w:t xml:space="preserve">5. Build a backward pipeline too: TV contestants who are eliminated early can be offered guest expert roles on Deal Stage Contenders — keeping them visible and creating connective tissue between formats</w:t>
-      </w:r>
-    </w:p>
-    <w:p>
-      <w:pPr>
-        <w:pStyle w:val="BodyText"/>
+    </w:p>
+    <w:p>
+      <w:pPr>
+        <w:pStyle w:val="Compact"/>
+        <w:numPr>
+          <w:ilvl w:val="0"/>
+          <w:numId w:val="1021"/>
+        </w:numPr>
+      </w:pPr>
+      <w:r>
+        <w:t xml:space="preserve">Build a backward pipeline too: TV contestants who are eliminated early can be offered guest expert roles on Deal Stage Contenders — keeping them visible and creating connective tissue between formats</w:t>
+      </w:r>
+    </w:p>
+    <w:p>
+      <w:pPr>
+        <w:pStyle w:val="FirstParagraph"/>
       </w:pPr>
       <w:r>
         <w:rPr>
@@ -3675,11 +4299,17 @@
         </w:rPr>
         <w:t xml:space="preserve">How to implement:</w:t>
       </w:r>
-      <w:r>
-        <w:t xml:space="preserve"> </w:t>
-      </w:r>
-      <w:r>
-        <w:t xml:space="preserve">1. Produce the $100K Challenge simultaneously for both YouTube and LinkedIn Live — same content, different framing: YouTube gets the entertainment narrative; LinkedIn gets a</w:t>
+    </w:p>
+    <w:p>
+      <w:pPr>
+        <w:pStyle w:val="Compact"/>
+        <w:numPr>
+          <w:ilvl w:val="0"/>
+          <w:numId w:val="1022"/>
+        </w:numPr>
+      </w:pPr>
+      <w:r>
+        <w:t xml:space="preserve">Produce the $100K Challenge simultaneously for both YouTube and LinkedIn Live — same content, different framing: YouTube gets the entertainment narrative; LinkedIn gets a</w:t>
       </w:r>
       <w:r>
         <w:t xml:space="preserve"> </w:t>
@@ -3693,11 +4323,17 @@
       <w:r>
         <w:t xml:space="preserve">framing</w:t>
       </w:r>
-      <w:r>
-        <w:t xml:space="preserve"> </w:t>
-      </w:r>
-      <w:r>
-        <w:t xml:space="preserve">2. For LinkedIn, add a pre-event 5-minute brand marketing briefing:</w:t>
+    </w:p>
+    <w:p>
+      <w:pPr>
+        <w:pStyle w:val="Compact"/>
+        <w:numPr>
+          <w:ilvl w:val="0"/>
+          <w:numId w:val="1022"/>
+        </w:numPr>
+      </w:pPr>
+      <w:r>
+        <w:t xml:space="preserve">For LinkedIn, add a pre-event 5-minute brand marketing briefing:</w:t>
       </w:r>
       <w:r>
         <w:t xml:space="preserve"> </w:t>
@@ -3705,11 +4341,17 @@
       <w:r>
         <w:t xml:space="preserve">“Here is what brands in this creator’s category are currently paying, according to DealStage data”</w:t>
       </w:r>
-      <w:r>
-        <w:t xml:space="preserve"> </w:t>
-      </w:r>
-      <w:r>
-        <w:t xml:space="preserve">3. Partner with LinkedIn’s editorial team to have the event promoted as a</w:t>
+    </w:p>
+    <w:p>
+      <w:pPr>
+        <w:pStyle w:val="Compact"/>
+        <w:numPr>
+          <w:ilvl w:val="0"/>
+          <w:numId w:val="1022"/>
+        </w:numPr>
+      </w:pPr>
+      <w:r>
+        <w:t xml:space="preserve">Partner with LinkedIn’s editorial team to have the event promoted as a</w:t>
       </w:r>
       <w:r>
         <w:t xml:space="preserve"> </w:t>
@@ -3723,22 +4365,34 @@
       <w:r>
         <w:t xml:space="preserve">feature — LinkedIn actively promotes live events that serve professional audiences</w:t>
       </w:r>
-      <w:r>
-        <w:t xml:space="preserve"> </w:t>
-      </w:r>
-      <w:r>
-        <w:t xml:space="preserve">4. After each episode, publish a 1,200-word LinkedIn article analyzing the deal’s market implications — signed by a DealStage team member, positioned as thought leadership</w:t>
-      </w:r>
-      <w:r>
-        <w:t xml:space="preserve"> </w:t>
-      </w:r>
-      <w:r>
-        <w:t xml:space="preserve">5. Run a LinkedIn ad targeting brand marketing directors and VP-level marketers at companies in the featured brand’s category within 24 hours of each live event</w:t>
-      </w:r>
-    </w:p>
-    <w:p>
-      <w:pPr>
-        <w:pStyle w:val="BodyText"/>
+    </w:p>
+    <w:p>
+      <w:pPr>
+        <w:pStyle w:val="Compact"/>
+        <w:numPr>
+          <w:ilvl w:val="0"/>
+          <w:numId w:val="1022"/>
+        </w:numPr>
+      </w:pPr>
+      <w:r>
+        <w:t xml:space="preserve">After each episode, publish a 1,200-word LinkedIn article analyzing the deal’s market implications — signed by a DealStage team member, positioned as thought leadership</w:t>
+      </w:r>
+    </w:p>
+    <w:p>
+      <w:pPr>
+        <w:pStyle w:val="Compact"/>
+        <w:numPr>
+          <w:ilvl w:val="0"/>
+          <w:numId w:val="1022"/>
+        </w:numPr>
+      </w:pPr>
+      <w:r>
+        <w:t xml:space="preserve">Run a LinkedIn ad targeting brand marketing directors and VP-level marketers at companies in the featured brand’s category within 24 hours of each live event</w:t>
+      </w:r>
+    </w:p>
+    <w:p>
+      <w:pPr>
+        <w:pStyle w:val="FirstParagraph"/>
       </w:pPr>
       <w:r>
         <w:rPr>
@@ -3864,11 +4518,17 @@
         </w:rPr>
         <w:t xml:space="preserve">How to implement:</w:t>
       </w:r>
-      <w:r>
-        <w:t xml:space="preserve"> </w:t>
-      </w:r>
-      <w:r>
-        <w:t xml:space="preserve">1. Rebrand the podcast’s mission statement across all platforms: the tagline is</w:t>
+    </w:p>
+    <w:p>
+      <w:pPr>
+        <w:pStyle w:val="Compact"/>
+        <w:numPr>
+          <w:ilvl w:val="0"/>
+          <w:numId w:val="1023"/>
+        </w:numPr>
+      </w:pPr>
+      <w:r>
+        <w:t xml:space="preserve">Rebrand the podcast’s mission statement across all platforms: the tagline is</w:t>
       </w:r>
       <w:r>
         <w:t xml:space="preserve"> </w:t>
@@ -3882,11 +4542,17 @@
       <w:r>
         <w:t xml:space="preserve">— the amount of money you are leaving on the table</w:t>
       </w:r>
-      <w:r>
-        <w:t xml:space="preserve"> </w:t>
-      </w:r>
-      <w:r>
-        <w:t xml:space="preserve">2. At the start of every episode, the host states the guest’s</w:t>
+    </w:p>
+    <w:p>
+      <w:pPr>
+        <w:pStyle w:val="Compact"/>
+        <w:numPr>
+          <w:ilvl w:val="0"/>
+          <w:numId w:val="1023"/>
+        </w:numPr>
+      </w:pPr>
+      <w:r>
+        <w:t xml:space="preserve">At the start of every episode, the host states the guest’s</w:t>
       </w:r>
       <w:r>
         <w:t xml:space="preserve"> </w:t>
@@ -3900,11 +4566,17 @@
       <w:r>
         <w:t xml:space="preserve">— the difference between what they were earning before they understood their value and what they earn now — as a cold open</w:t>
       </w:r>
-      <w:r>
-        <w:t xml:space="preserve"> </w:t>
-      </w:r>
-      <w:r>
-        <w:t xml:space="preserve">3. Develop a</w:t>
+    </w:p>
+    <w:p>
+      <w:pPr>
+        <w:pStyle w:val="Compact"/>
+        <w:numPr>
+          <w:ilvl w:val="0"/>
+          <w:numId w:val="1023"/>
+        </w:numPr>
+      </w:pPr>
+      <w:r>
+        <w:t xml:space="preserve">Develop a</w:t>
       </w:r>
       <w:r>
         <w:t xml:space="preserve"> </w:t>
@@ -3918,17 +4590,29 @@
       <w:r>
         <w:t xml:space="preserve">tool on the DealStage platform that listeners can use to calculate their own gap number based on their platform data — the podcast drives calculator usage; the calculator drives platform signups</w:t>
       </w:r>
-      <w:r>
-        <w:t xml:space="preserve"> </w:t>
-      </w:r>
-      <w:r>
-        <w:t xml:space="preserve">4. Build the sponsorship pitch around this premise: brands sponsoring a podcast whose audience is actively calculating their earnings potential are reaching exactly the creator population most likely to close a deal this quarter</w:t>
-      </w:r>
-      <w:r>
-        <w:t xml:space="preserve"> </w:t>
-      </w:r>
-      <w:r>
-        <w:t xml:space="preserve">5. In Year 2, publish an annual</w:t>
+    </w:p>
+    <w:p>
+      <w:pPr>
+        <w:pStyle w:val="Compact"/>
+        <w:numPr>
+          <w:ilvl w:val="0"/>
+          <w:numId w:val="1023"/>
+        </w:numPr>
+      </w:pPr>
+      <w:r>
+        <w:t xml:space="preserve">Build the sponsorship pitch around this premise: brands sponsoring a podcast whose audience is actively calculating their earnings potential are reaching exactly the creator population most likely to close a deal this quarter</w:t>
+      </w:r>
+    </w:p>
+    <w:p>
+      <w:pPr>
+        <w:pStyle w:val="Compact"/>
+        <w:numPr>
+          <w:ilvl w:val="0"/>
+          <w:numId w:val="1023"/>
+        </w:numPr>
+      </w:pPr>
+      <w:r>
+        <w:t xml:space="preserve">In Year 2, publish an annual</w:t>
       </w:r>
       <w:r>
         <w:t xml:space="preserve"> </w:t>
@@ -3945,7 +4629,7 @@
     </w:p>
     <w:p>
       <w:pPr>
-        <w:pStyle w:val="BodyText"/>
+        <w:pStyle w:val="FirstParagraph"/>
       </w:pPr>
       <w:r>
         <w:rPr>
@@ -4053,23 +4737,41 @@
         </w:rPr>
         <w:t xml:space="preserve">How to implement:</w:t>
       </w:r>
-      <w:r>
-        <w:t xml:space="preserve"> </w:t>
-      </w:r>
-      <w:r>
-        <w:t xml:space="preserve">1. Cast the creator advocate host first — find a mid-tier creator (100K-500K followers) with demonstrable business sophistication and the vocal confidence to hold their own in debates; avoid mega-influencers whose existing audience will define the show’s character</w:t>
-      </w:r>
-      <w:r>
-        <w:t xml:space="preserve"> </w:t>
-      </w:r>
-      <w:r>
-        <w:t xml:space="preserve">2. Cast the brand advocate host from the pool of former CMOs or VP-level marketing executives who have left corporate roles and have candid perspectives on how brands actually value creators</w:t>
-      </w:r>
-      <w:r>
-        <w:t xml:space="preserve"> </w:t>
-      </w:r>
-      <w:r>
-        <w:t xml:space="preserve">3. Develop a weekly</w:t>
+    </w:p>
+    <w:p>
+      <w:pPr>
+        <w:pStyle w:val="Compact"/>
+        <w:numPr>
+          <w:ilvl w:val="0"/>
+          <w:numId w:val="1024"/>
+        </w:numPr>
+      </w:pPr>
+      <w:r>
+        <w:t xml:space="preserve">Cast the creator advocate host first — find a mid-tier creator (100K-500K followers) with demonstrable business sophistication and the vocal confidence to hold their own in debates; avoid mega-influencers whose existing audience will define the show’s character</w:t>
+      </w:r>
+    </w:p>
+    <w:p>
+      <w:pPr>
+        <w:pStyle w:val="Compact"/>
+        <w:numPr>
+          <w:ilvl w:val="0"/>
+          <w:numId w:val="1024"/>
+        </w:numPr>
+      </w:pPr>
+      <w:r>
+        <w:t xml:space="preserve">Cast the brand advocate host from the pool of former CMOs or VP-level marketing executives who have left corporate roles and have candid perspectives on how brands actually value creators</w:t>
+      </w:r>
+    </w:p>
+    <w:p>
+      <w:pPr>
+        <w:pStyle w:val="Compact"/>
+        <w:numPr>
+          <w:ilvl w:val="0"/>
+          <w:numId w:val="1024"/>
+        </w:numPr>
+      </w:pPr>
+      <w:r>
+        <w:t xml:space="preserve">Develop a weekly</w:t>
       </w:r>
       <w:r>
         <w:t xml:space="preserve"> </w:t>
@@ -4089,17 +4791,29 @@
       <w:r>
         <w:t xml:space="preserve">“Today we disagree about whether creators should share their rate cards publicly”</w:t>
       </w:r>
-      <w:r>
-        <w:t xml:space="preserve"> </w:t>
-      </w:r>
-      <w:r>
-        <w:t xml:space="preserve">4. Bring guests into specific episodes to referee the debate — the guest is not there to give a keynote, they are there to be cross-examined by both hosts from their own perspective</w:t>
-      </w:r>
-      <w:r>
-        <w:t xml:space="preserve"> </w:t>
-      </w:r>
-      <w:r>
-        <w:t xml:space="preserve">5. Market the format’s tension explicitly:</w:t>
+    </w:p>
+    <w:p>
+      <w:pPr>
+        <w:pStyle w:val="Compact"/>
+        <w:numPr>
+          <w:ilvl w:val="0"/>
+          <w:numId w:val="1024"/>
+        </w:numPr>
+      </w:pPr>
+      <w:r>
+        <w:t xml:space="preserve">Bring guests into specific episodes to referee the debate — the guest is not there to give a keynote, they are there to be cross-examined by both hosts from their own perspective</w:t>
+      </w:r>
+    </w:p>
+    <w:p>
+      <w:pPr>
+        <w:pStyle w:val="Compact"/>
+        <w:numPr>
+          <w:ilvl w:val="0"/>
+          <w:numId w:val="1024"/>
+        </w:numPr>
+      </w:pPr>
+      <w:r>
+        <w:t xml:space="preserve">Market the format’s tension explicitly:</w:t>
       </w:r>
       <w:r>
         <w:t xml:space="preserve"> </w:t>
@@ -4110,7 +4824,7 @@
     </w:p>
     <w:p>
       <w:pPr>
-        <w:pStyle w:val="BodyText"/>
+        <w:pStyle w:val="FirstParagraph"/>
       </w:pPr>
       <w:r>
         <w:rPr>
@@ -4230,11 +4944,17 @@
         </w:rPr>
         <w:t xml:space="preserve">How to implement:</w:t>
       </w:r>
-      <w:r>
-        <w:t xml:space="preserve"> </w:t>
-      </w:r>
-      <w:r>
-        <w:t xml:space="preserve">1. Build a</w:t>
+    </w:p>
+    <w:p>
+      <w:pPr>
+        <w:pStyle w:val="Compact"/>
+        <w:numPr>
+          <w:ilvl w:val="0"/>
+          <w:numId w:val="1025"/>
+        </w:numPr>
+      </w:pPr>
+      <w:r>
+        <w:t xml:space="preserve">Build a</w:t>
       </w:r>
       <w:r>
         <w:t xml:space="preserve"> </w:t>
@@ -4248,34 +4968,58 @@
       <w:r>
         <w:t xml:space="preserve">dashboard in the DealStage platform that generates a 5-point summary of the previous 24 hours’ activity: most active brand category, fastest-rising creator niche, highest deal closed, most-viewed creator profiles, and one emerging trend in the data</w:t>
       </w:r>
-      <w:r>
-        <w:t xml:space="preserve"> </w:t>
-      </w:r>
-      <w:r>
-        <w:t xml:space="preserve">2. At 5 AM EST every weekday morning, the dashboard auto-generates the day’s briefing data; the podcast host records the opening 90 seconds using these data points and the episode is live by 7 AM EST</w:t>
-      </w:r>
-      <w:r>
-        <w:t xml:space="preserve"> </w:t>
-      </w:r>
-      <w:r>
-        <w:t xml:space="preserve">3. Feature the Daily Market Pulse as a premium platform feature — DealStage subscribers get access to the same dashboard the podcast uses, deepening their daily relationship with the platform</w:t>
-      </w:r>
-      <w:r>
-        <w:t xml:space="preserve"> </w:t>
-      </w:r>
-      <w:r>
-        <w:t xml:space="preserve">4. Partner with a morning news aggregator (Morning Brew, The Hustle) to republish the daily data point as a creator economy section of their newsletter</w:t>
-      </w:r>
-      <w:r>
-        <w:t xml:space="preserve"> </w:t>
-      </w:r>
-      <w:r>
-        <w:t xml:space="preserve">5. In Year 2, add a text/push notification version of the Daily Market Pulse for platform users — the podcast becomes the audio companion to a data notification product</w:t>
-      </w:r>
-    </w:p>
-    <w:p>
-      <w:pPr>
-        <w:pStyle w:val="BodyText"/>
+    </w:p>
+    <w:p>
+      <w:pPr>
+        <w:pStyle w:val="Compact"/>
+        <w:numPr>
+          <w:ilvl w:val="0"/>
+          <w:numId w:val="1025"/>
+        </w:numPr>
+      </w:pPr>
+      <w:r>
+        <w:t xml:space="preserve">At 5 AM EST every weekday morning, the dashboard auto-generates the day’s briefing data; the podcast host records the opening 90 seconds using these data points and the episode is live by 7 AM EST</w:t>
+      </w:r>
+    </w:p>
+    <w:p>
+      <w:pPr>
+        <w:pStyle w:val="Compact"/>
+        <w:numPr>
+          <w:ilvl w:val="0"/>
+          <w:numId w:val="1025"/>
+        </w:numPr>
+      </w:pPr>
+      <w:r>
+        <w:t xml:space="preserve">Feature the Daily Market Pulse as a premium platform feature — DealStage subscribers get access to the same dashboard the podcast uses, deepening their daily relationship with the platform</w:t>
+      </w:r>
+    </w:p>
+    <w:p>
+      <w:pPr>
+        <w:pStyle w:val="Compact"/>
+        <w:numPr>
+          <w:ilvl w:val="0"/>
+          <w:numId w:val="1025"/>
+        </w:numPr>
+      </w:pPr>
+      <w:r>
+        <w:t xml:space="preserve">Partner with a morning news aggregator (Morning Brew, The Hustle) to republish the daily data point as a creator economy section of their newsletter</w:t>
+      </w:r>
+    </w:p>
+    <w:p>
+      <w:pPr>
+        <w:pStyle w:val="Compact"/>
+        <w:numPr>
+          <w:ilvl w:val="0"/>
+          <w:numId w:val="1025"/>
+        </w:numPr>
+      </w:pPr>
+      <w:r>
+        <w:t xml:space="preserve">In Year 2, add a text/push notification version of the Daily Market Pulse for platform users — the podcast becomes the audio companion to a data notification product</w:t>
+      </w:r>
+    </w:p>
+    <w:p>
+      <w:pPr>
+        <w:pStyle w:val="FirstParagraph"/>
       </w:pPr>
       <w:r>
         <w:rPr>
@@ -4443,17 +5187,29 @@
         </w:rPr>
         <w:t xml:space="preserve">How to implement:</w:t>
       </w:r>
-      <w:r>
-        <w:t xml:space="preserve"> </w:t>
-      </w:r>
-      <w:r>
-        <w:t xml:space="preserve">1. Research and document 50 publicly known creator deal decisions — cases where creators have spoken publicly about regretting a deal, celebrating a deal, or wondering about a deal they did not take</w:t>
-      </w:r>
-      <w:r>
-        <w:t xml:space="preserve"> </w:t>
-      </w:r>
-      <w:r>
-        <w:t xml:space="preserve">2. For each case, run the historical deal data through DealStage’s AI model (using available public information as inputs) and generate a</w:t>
+    </w:p>
+    <w:p>
+      <w:pPr>
+        <w:pStyle w:val="Compact"/>
+        <w:numPr>
+          <w:ilvl w:val="0"/>
+          <w:numId w:val="1026"/>
+        </w:numPr>
+      </w:pPr>
+      <w:r>
+        <w:t xml:space="preserve">Research and document 50 publicly known creator deal decisions — cases where creators have spoken publicly about regretting a deal, celebrating a deal, or wondering about a deal they did not take</w:t>
+      </w:r>
+    </w:p>
+    <w:p>
+      <w:pPr>
+        <w:pStyle w:val="Compact"/>
+        <w:numPr>
+          <w:ilvl w:val="0"/>
+          <w:numId w:val="1026"/>
+        </w:numPr>
+      </w:pPr>
+      <w:r>
+        <w:t xml:space="preserve">For each case, run the historical deal data through DealStage’s AI model (using available public information as inputs) and generate a</w:t>
       </w:r>
       <w:r>
         <w:t xml:space="preserve"> </w:t>
@@ -4467,11 +5223,17 @@
       <w:r>
         <w:t xml:space="preserve">recommendation</w:t>
       </w:r>
-      <w:r>
-        <w:t xml:space="preserve"> </w:t>
-      </w:r>
-      <w:r>
-        <w:t xml:space="preserve">3. Structure each</w:t>
+    </w:p>
+    <w:p>
+      <w:pPr>
+        <w:pStyle w:val="Compact"/>
+        <w:numPr>
+          <w:ilvl w:val="0"/>
+          <w:numId w:val="1026"/>
+        </w:numPr>
+      </w:pPr>
+      <w:r>
+        <w:t xml:space="preserve">Structure each</w:t>
       </w:r>
       <w:r>
         <w:t xml:space="preserve"> </w:t>
@@ -4485,17 +5247,29 @@
       <w:r>
         <w:t xml:space="preserve">segment as 5 minutes: the deal context (1 min), the creator’s stated decision and outcome (2 min), DealStage’s historical score (1 min), and the lesson for current creators (1 min)</w:t>
       </w:r>
-      <w:r>
-        <w:t xml:space="preserve"> </w:t>
-      </w:r>
-      <w:r>
-        <w:t xml:space="preserve">4. Release 2 of these segments per week as standalone YouTube Shorts — the format is inherently clipable because the reveal moment (the AI’s score) is a shareable data point</w:t>
-      </w:r>
-      <w:r>
-        <w:t xml:space="preserve"> </w:t>
-      </w:r>
-      <w:r>
-        <w:t xml:space="preserve">5. Build a viewer submission mechanic: creators can submit their own past deals for a</w:t>
+    </w:p>
+    <w:p>
+      <w:pPr>
+        <w:pStyle w:val="Compact"/>
+        <w:numPr>
+          <w:ilvl w:val="0"/>
+          <w:numId w:val="1026"/>
+        </w:numPr>
+      </w:pPr>
+      <w:r>
+        <w:t xml:space="preserve">Release 2 of these segments per week as standalone YouTube Shorts — the format is inherently clipable because the reveal moment (the AI’s score) is a shareable data point</w:t>
+      </w:r>
+    </w:p>
+    <w:p>
+      <w:pPr>
+        <w:pStyle w:val="Compact"/>
+        <w:numPr>
+          <w:ilvl w:val="0"/>
+          <w:numId w:val="1026"/>
+        </w:numPr>
+      </w:pPr>
+      <w:r>
+        <w:t xml:space="preserve">Build a viewer submission mechanic: creators can submit their own past deals for a</w:t>
       </w:r>
       <w:r>
         <w:t xml:space="preserve"> </w:t>
@@ -4512,7 +5286,7 @@
     </w:p>
     <w:p>
       <w:pPr>
-        <w:pStyle w:val="BodyText"/>
+        <w:pStyle w:val="FirstParagraph"/>
       </w:pPr>
       <w:r>
         <w:rPr>
@@ -4668,17 +5442,29 @@
         </w:rPr>
         <w:t xml:space="preserve">How to implement:</w:t>
       </w:r>
-      <w:r>
-        <w:t xml:space="preserve"> </w:t>
-      </w:r>
-      <w:r>
-        <w:t xml:space="preserve">1. Work with DealStage’s data team to model the platform’s network effect inflection point: at what volume of transactions does the AI’s match accuracy improve by more than 10% per additional 1,000 transactions?</w:t>
-      </w:r>
-      <w:r>
-        <w:t xml:space="preserve"> </w:t>
-      </w:r>
-      <w:r>
-        <w:t xml:space="preserve">2. Express this as a specific milestone in the investor pitch:</w:t>
+    </w:p>
+    <w:p>
+      <w:pPr>
+        <w:pStyle w:val="Compact"/>
+        <w:numPr>
+          <w:ilvl w:val="0"/>
+          <w:numId w:val="1027"/>
+        </w:numPr>
+      </w:pPr>
+      <w:r>
+        <w:t xml:space="preserve">Work with DealStage’s data team to model the platform’s network effect inflection point: at what volume of transactions does the AI’s match accuracy improve by more than 10% per additional 1,000 transactions?</w:t>
+      </w:r>
+    </w:p>
+    <w:p>
+      <w:pPr>
+        <w:pStyle w:val="Compact"/>
+        <w:numPr>
+          <w:ilvl w:val="0"/>
+          <w:numId w:val="1027"/>
+        </w:numPr>
+      </w:pPr>
+      <w:r>
+        <w:t xml:space="preserve">Express this as a specific milestone in the investor pitch:</w:t>
       </w:r>
       <w:r>
         <w:t xml:space="preserve"> </w:t>
@@ -4686,23 +5472,41 @@
       <w:r>
         <w:t xml:space="preserve">“When DealStage has processed $100M in total deal volume, our AI accuracy exceeds any model a competitor could build with less than 18 months of catch-up time”</w:t>
       </w:r>
-      <w:r>
-        <w:t xml:space="preserve"> </w:t>
-      </w:r>
-      <w:r>
-        <w:t xml:space="preserve">3. Add a chart showing the relationship between transaction volume and model accuracy — visual evidence of the compounding data advantage</w:t>
-      </w:r>
-      <w:r>
-        <w:t xml:space="preserve"> </w:t>
-      </w:r>
-      <w:r>
-        <w:t xml:space="preserve">4. Connect the media empire strategy explicitly to this inflection point: the shows and podcasts are not just brand marketing — they are the fastest way to reach transaction volume inflection before a competitor</w:t>
-      </w:r>
-      <w:r>
-        <w:t xml:space="preserve"> </w:t>
-      </w:r>
-      <w:r>
-        <w:t xml:space="preserve">5. Build the Series A fundraising narrative around this specific milestone:</w:t>
+    </w:p>
+    <w:p>
+      <w:pPr>
+        <w:pStyle w:val="Compact"/>
+        <w:numPr>
+          <w:ilvl w:val="0"/>
+          <w:numId w:val="1027"/>
+        </w:numPr>
+      </w:pPr>
+      <w:r>
+        <w:t xml:space="preserve">Add a chart showing the relationship between transaction volume and model accuracy — visual evidence of the compounding data advantage</w:t>
+      </w:r>
+    </w:p>
+    <w:p>
+      <w:pPr>
+        <w:pStyle w:val="Compact"/>
+        <w:numPr>
+          <w:ilvl w:val="0"/>
+          <w:numId w:val="1027"/>
+        </w:numPr>
+      </w:pPr>
+      <w:r>
+        <w:t xml:space="preserve">Connect the media empire strategy explicitly to this inflection point: the shows and podcasts are not just brand marketing — they are the fastest way to reach transaction volume inflection before a competitor</w:t>
+      </w:r>
+    </w:p>
+    <w:p>
+      <w:pPr>
+        <w:pStyle w:val="Compact"/>
+        <w:numPr>
+          <w:ilvl w:val="0"/>
+          <w:numId w:val="1027"/>
+        </w:numPr>
+      </w:pPr>
+      <w:r>
+        <w:t xml:space="preserve">Build the Series A fundraising narrative around this specific milestone:</w:t>
       </w:r>
       <w:r>
         <w:t xml:space="preserve"> </w:t>
@@ -4713,7 +5517,7 @@
     </w:p>
     <w:p>
       <w:pPr>
-        <w:pStyle w:val="BodyText"/>
+        <w:pStyle w:val="FirstParagraph"/>
       </w:pPr>
       <w:r>
         <w:rPr>
@@ -4845,29 +5649,53 @@
         </w:rPr>
         <w:t xml:space="preserve">How to implement:</w:t>
       </w:r>
-      <w:r>
-        <w:t xml:space="preserve"> </w:t>
-      </w:r>
-      <w:r>
-        <w:t xml:space="preserve">1. Design the Index format: 5 headline metrics per month, each with a one-paragraph interpretation — optimized for press pickup and social sharing</w:t>
-      </w:r>
-      <w:r>
-        <w:t xml:space="preserve"> </w:t>
-      </w:r>
-      <w:r>
-        <w:t xml:space="preserve">2. In Year 1, publish the Index using DealStage’s beta user deal data plus publicly available deal disclosure data; in Year 2, the platform’s own transaction data becomes the primary source</w:t>
-      </w:r>
-      <w:r>
-        <w:t xml:space="preserve"> </w:t>
-      </w:r>
-      <w:r>
-        <w:t xml:space="preserve">3. Partner with one industry trade publication (AdWeek, Digiday, or Marketing Week) to co-publish the Index with attribution — their distribution amplifies the reach; DealStage’s data provides the exclusive</w:t>
-      </w:r>
-      <w:r>
-        <w:t xml:space="preserve"> </w:t>
-      </w:r>
-      <w:r>
-        <w:t xml:space="preserve">4. Register</w:t>
+    </w:p>
+    <w:p>
+      <w:pPr>
+        <w:pStyle w:val="Compact"/>
+        <w:numPr>
+          <w:ilvl w:val="0"/>
+          <w:numId w:val="1028"/>
+        </w:numPr>
+      </w:pPr>
+      <w:r>
+        <w:t xml:space="preserve">Design the Index format: 5 headline metrics per month, each with a one-paragraph interpretation — optimized for press pickup and social sharing</w:t>
+      </w:r>
+    </w:p>
+    <w:p>
+      <w:pPr>
+        <w:pStyle w:val="Compact"/>
+        <w:numPr>
+          <w:ilvl w:val="0"/>
+          <w:numId w:val="1028"/>
+        </w:numPr>
+      </w:pPr>
+      <w:r>
+        <w:t xml:space="preserve">In Year 1, publish the Index using DealStage’s beta user deal data plus publicly available deal disclosure data; in Year 2, the platform’s own transaction data becomes the primary source</w:t>
+      </w:r>
+    </w:p>
+    <w:p>
+      <w:pPr>
+        <w:pStyle w:val="Compact"/>
+        <w:numPr>
+          <w:ilvl w:val="0"/>
+          <w:numId w:val="1028"/>
+        </w:numPr>
+      </w:pPr>
+      <w:r>
+        <w:t xml:space="preserve">Partner with one industry trade publication (AdWeek, Digiday, or Marketing Week) to co-publish the Index with attribution — their distribution amplifies the reach; DealStage’s data provides the exclusive</w:t>
+      </w:r>
+    </w:p>
+    <w:p>
+      <w:pPr>
+        <w:pStyle w:val="Compact"/>
+        <w:numPr>
+          <w:ilvl w:val="0"/>
+          <w:numId w:val="1028"/>
+        </w:numPr>
+      </w:pPr>
+      <w:r>
+        <w:t xml:space="preserve">Register</w:t>
       </w:r>
       <w:r>
         <w:t xml:space="preserve"> </w:t>
@@ -4881,16 +5709,22 @@
       <w:r>
         <w:t xml:space="preserve">as a trademark before the first publication</w:t>
       </w:r>
-      <w:r>
-        <w:t xml:space="preserve"> </w:t>
-      </w:r>
-      <w:r>
-        <w:t xml:space="preserve">5. Build the Index into the platform as a live feature — paying subscribers see the real-time Index; the public sees the monthly snapshot — creating a subscription incentive embedded in the industry’s most-referenced data source</w:t>
-      </w:r>
-    </w:p>
-    <w:p>
-      <w:pPr>
-        <w:pStyle w:val="BodyText"/>
+    </w:p>
+    <w:p>
+      <w:pPr>
+        <w:pStyle w:val="Compact"/>
+        <w:numPr>
+          <w:ilvl w:val="0"/>
+          <w:numId w:val="1028"/>
+        </w:numPr>
+      </w:pPr>
+      <w:r>
+        <w:t xml:space="preserve">Build the Index into the platform as a live feature — paying subscribers see the real-time Index; the public sees the monthly snapshot — creating a subscription incentive embedded in the industry’s most-referenced data source</w:t>
+      </w:r>
+    </w:p>
+    <w:p>
+      <w:pPr>
+        <w:pStyle w:val="FirstParagraph"/>
       </w:pPr>
       <w:r>
         <w:rPr>
@@ -4986,17 +5820,29 @@
         </w:rPr>
         <w:t xml:space="preserve">How to implement:</w:t>
       </w:r>
-      <w:r>
-        <w:t xml:space="preserve"> </w:t>
-      </w:r>
-      <w:r>
-        <w:t xml:space="preserve">1. Identify 5-7 creator economy focused VCs and family offices in Brazil, Mexico, Indonesia, Germany, and the UK who have portfolio investments in the creator economy infrastructure space</w:t>
-      </w:r>
-      <w:r>
-        <w:t xml:space="preserve"> </w:t>
-      </w:r>
-      <w:r>
-        <w:t xml:space="preserve">2. Approach them as</w:t>
+    </w:p>
+    <w:p>
+      <w:pPr>
+        <w:pStyle w:val="Compact"/>
+        <w:numPr>
+          <w:ilvl w:val="0"/>
+          <w:numId w:val="1029"/>
+        </w:numPr>
+      </w:pPr>
+      <w:r>
+        <w:t xml:space="preserve">Identify 5-7 creator economy focused VCs and family offices in Brazil, Mexico, Indonesia, Germany, and the UK who have portfolio investments in the creator economy infrastructure space</w:t>
+      </w:r>
+    </w:p>
+    <w:p>
+      <w:pPr>
+        <w:pStyle w:val="Compact"/>
+        <w:numPr>
+          <w:ilvl w:val="0"/>
+          <w:numId w:val="1029"/>
+        </w:numPr>
+      </w:pPr>
+      <w:r>
+        <w:t xml:space="preserve">Approach them as</w:t>
       </w:r>
       <w:r>
         <w:t xml:space="preserve"> </w:t>
@@ -5010,28 +5856,46 @@
       <w:r>
         <w:t xml:space="preserve">— a specific LP structure that offers below-market equity (1-2% each) in exchange for defined market intelligence obligations: quarterly market briefings, local agency introductions, and first-look on regional creator economy deals</w:t>
       </w:r>
-      <w:r>
-        <w:t xml:space="preserve"> </w:t>
-      </w:r>
-      <w:r>
-        <w:t xml:space="preserve">3. Structure the Series A close to include 3 international strategic LPs alongside the lead US VC — the international presence strengthens the investor pitch by demonstrating global ambition with immediate execution</w:t>
-      </w:r>
-      <w:r>
-        <w:t xml:space="preserve"> </w:t>
-      </w:r>
-      <w:r>
-        <w:t xml:space="preserve">4. Use the LP network to identify the first international market for a DealStage $100K Challenge episode — filming in Brazil or Mexico in Year 1 demonstrates international ambition with minimal operational risk</w:t>
-      </w:r>
-      <w:r>
-        <w:t xml:space="preserve"> </w:t>
-      </w:r>
-      <w:r>
-        <w:t xml:space="preserve">5. The LP introductions to regional agencies also serve as the first outreach pipeline for The Agency Season 3 or 4 international versions</w:t>
-      </w:r>
-    </w:p>
-    <w:p>
-      <w:pPr>
-        <w:pStyle w:val="BodyText"/>
+    </w:p>
+    <w:p>
+      <w:pPr>
+        <w:pStyle w:val="Compact"/>
+        <w:numPr>
+          <w:ilvl w:val="0"/>
+          <w:numId w:val="1029"/>
+        </w:numPr>
+      </w:pPr>
+      <w:r>
+        <w:t xml:space="preserve">Structure the Series A close to include 3 international strategic LPs alongside the lead US VC — the international presence strengthens the investor pitch by demonstrating global ambition with immediate execution</w:t>
+      </w:r>
+    </w:p>
+    <w:p>
+      <w:pPr>
+        <w:pStyle w:val="Compact"/>
+        <w:numPr>
+          <w:ilvl w:val="0"/>
+          <w:numId w:val="1029"/>
+        </w:numPr>
+      </w:pPr>
+      <w:r>
+        <w:t xml:space="preserve">Use the LP network to identify the first international market for a DealStage $100K Challenge episode — filming in Brazil or Mexico in Year 1 demonstrates international ambition with minimal operational risk</w:t>
+      </w:r>
+    </w:p>
+    <w:p>
+      <w:pPr>
+        <w:pStyle w:val="Compact"/>
+        <w:numPr>
+          <w:ilvl w:val="0"/>
+          <w:numId w:val="1029"/>
+        </w:numPr>
+      </w:pPr>
+      <w:r>
+        <w:t xml:space="preserve">The LP introductions to regional agencies also serve as the first outreach pipeline for The Agency Season 3 or 4 international versions</w:t>
+      </w:r>
+    </w:p>
+    <w:p>
+      <w:pPr>
+        <w:pStyle w:val="FirstParagraph"/>
       </w:pPr>
       <w:r>
         <w:rPr>
@@ -5181,23 +6045,41 @@
         </w:rPr>
         <w:t xml:space="preserve">How to implement:</w:t>
       </w:r>
-      <w:r>
-        <w:t xml:space="preserve"> </w:t>
-      </w:r>
-      <w:r>
-        <w:t xml:space="preserve">1. Identify a mid-size brand with a documented, publicly known influencer marketing failure that has since changed leadership or strategy and is genuinely willing to let cameras follow the rebuilding</w:t>
-      </w:r>
-      <w:r>
-        <w:t xml:space="preserve"> </w:t>
-      </w:r>
-      <w:r>
-        <w:t xml:space="preserve">2. Negotiate a multi-property agreement: the brand appears in The Brand Side documentary, provides a podcast interview, and allows their deal rate data to be referenced in Deal Drops analyses</w:t>
-      </w:r>
-      <w:r>
-        <w:t xml:space="preserve"> </w:t>
-      </w:r>
-      <w:r>
-        <w:t xml:space="preserve">3. Build their story arc across an entire year of content: Q1 is the documentary (the failure and the new direction), Q2 is the podcast interview (the CMO’s candid perspective), Q3 is a Deal Drops segment (what the data shows about their current deal activity), and Q4 is the</w:t>
+    </w:p>
+    <w:p>
+      <w:pPr>
+        <w:pStyle w:val="Compact"/>
+        <w:numPr>
+          <w:ilvl w:val="0"/>
+          <w:numId w:val="1030"/>
+        </w:numPr>
+      </w:pPr>
+      <w:r>
+        <w:t xml:space="preserve">Identify a mid-size brand with a documented, publicly known influencer marketing failure that has since changed leadership or strategy and is genuinely willing to let cameras follow the rebuilding</w:t>
+      </w:r>
+    </w:p>
+    <w:p>
+      <w:pPr>
+        <w:pStyle w:val="Compact"/>
+        <w:numPr>
+          <w:ilvl w:val="0"/>
+          <w:numId w:val="1030"/>
+        </w:numPr>
+      </w:pPr>
+      <w:r>
+        <w:t xml:space="preserve">Negotiate a multi-property agreement: the brand appears in The Brand Side documentary, provides a podcast interview, and allows their deal rate data to be referenced in Deal Drops analyses</w:t>
+      </w:r>
+    </w:p>
+    <w:p>
+      <w:pPr>
+        <w:pStyle w:val="Compact"/>
+        <w:numPr>
+          <w:ilvl w:val="0"/>
+          <w:numId w:val="1030"/>
+        </w:numPr>
+      </w:pPr>
+      <w:r>
+        <w:t xml:space="preserve">Build their story arc across an entire year of content: Q1 is the documentary (the failure and the new direction), Q2 is the podcast interview (the CMO’s candid perspective), Q3 is a Deal Drops segment (what the data shows about their current deal activity), and Q4 is the</w:t>
       </w:r>
       <w:r>
         <w:t xml:space="preserve"> </w:t>
@@ -5211,11 +6093,17 @@
       <w:r>
         <w:t xml:space="preserve">content</w:t>
       </w:r>
-      <w:r>
-        <w:t xml:space="preserve"> </w:t>
-      </w:r>
-      <w:r>
-        <w:t xml:space="preserve">4. In Year 2, use this brand as the benchmark in DealStage’s platform marketing:</w:t>
+    </w:p>
+    <w:p>
+      <w:pPr>
+        <w:pStyle w:val="Compact"/>
+        <w:numPr>
+          <w:ilvl w:val="0"/>
+          <w:numId w:val="1030"/>
+        </w:numPr>
+      </w:pPr>
+      <w:r>
+        <w:t xml:space="preserve">In Year 2, use this brand as the benchmark in DealStage’s platform marketing:</w:t>
       </w:r>
       <w:r>
         <w:t xml:space="preserve"> </w:t>
@@ -5223,16 +6111,22 @@
       <w:r>
         <w:t xml:space="preserve">“See how [Brand X] went from [documented failure] to [measured success] using DealStage’s AI”</w:t>
       </w:r>
-      <w:r>
-        <w:t xml:space="preserve"> </w:t>
-      </w:r>
-      <w:r>
-        <w:t xml:space="preserve">5. If the brand’s transformation is genuine and documentable, submit the multi-property content arc for consideration as an Effie Award entry — the brand credibility it generates is worth more than any media buy</w:t>
-      </w:r>
-    </w:p>
-    <w:p>
-      <w:pPr>
-        <w:pStyle w:val="BodyText"/>
+    </w:p>
+    <w:p>
+      <w:pPr>
+        <w:pStyle w:val="Compact"/>
+        <w:numPr>
+          <w:ilvl w:val="0"/>
+          <w:numId w:val="1030"/>
+        </w:numPr>
+      </w:pPr>
+      <w:r>
+        <w:t xml:space="preserve">If the brand’s transformation is genuine and documentable, submit the multi-property content arc for consideration as an Effie Award entry — the brand credibility it generates is worth more than any media buy</w:t>
+      </w:r>
+    </w:p>
+    <w:p>
+      <w:pPr>
+        <w:pStyle w:val="FirstParagraph"/>
       </w:pPr>
       <w:r>
         <w:rPr>
@@ -5415,11 +6309,17 @@
         </w:rPr>
         <w:t xml:space="preserve">How to implement:</w:t>
       </w:r>
-      <w:r>
-        <w:t xml:space="preserve"> </w:t>
-      </w:r>
-      <w:r>
-        <w:t xml:space="preserve">1. Integrate Rate My Deal’s episode data into a searchable DealStage feature called</w:t>
+    </w:p>
+    <w:p>
+      <w:pPr>
+        <w:pStyle w:val="Compact"/>
+        <w:numPr>
+          <w:ilvl w:val="0"/>
+          <w:numId w:val="1031"/>
+        </w:numPr>
+      </w:pPr>
+      <w:r>
+        <w:t xml:space="preserve">Integrate Rate My Deal’s episode data into a searchable DealStage feature called</w:t>
       </w:r>
       <w:r>
         <w:t xml:space="preserve"> </w:t>
@@ -5433,23 +6333,41 @@
       <w:r>
         <w:t xml:space="preserve">— each rated deal becomes a database entry with: brand category, creator follower range, platform, deal structure, and the panel’s rating (Fair/Underpaid/Overpaid)</w:t>
       </w:r>
-      <w:r>
-        <w:t xml:space="preserve"> </w:t>
-      </w:r>
-      <w:r>
-        <w:t xml:space="preserve">2. Make Deal Reference free to access with a DealStage free account — it is the platform’s primary acquisition hook for the creator audience that needs deal benchmarks</w:t>
-      </w:r>
-      <w:r>
-        <w:t xml:space="preserve"> </w:t>
-      </w:r>
-      <w:r>
-        <w:t xml:space="preserve">3. Anonymize all creator-specific identifying information while preserving the data’s utility — the benchmark is the deal structure, not the creator’s identity</w:t>
-      </w:r>
-      <w:r>
-        <w:t xml:space="preserve"> </w:t>
-      </w:r>
-      <w:r>
-        <w:t xml:space="preserve">4. After 6 months of Rate My Deal episodes, publish a</w:t>
+    </w:p>
+    <w:p>
+      <w:pPr>
+        <w:pStyle w:val="Compact"/>
+        <w:numPr>
+          <w:ilvl w:val="0"/>
+          <w:numId w:val="1031"/>
+        </w:numPr>
+      </w:pPr>
+      <w:r>
+        <w:t xml:space="preserve">Make Deal Reference free to access with a DealStage free account — it is the platform’s primary acquisition hook for the creator audience that needs deal benchmarks</w:t>
+      </w:r>
+    </w:p>
+    <w:p>
+      <w:pPr>
+        <w:pStyle w:val="Compact"/>
+        <w:numPr>
+          <w:ilvl w:val="0"/>
+          <w:numId w:val="1031"/>
+        </w:numPr>
+      </w:pPr>
+      <w:r>
+        <w:t xml:space="preserve">Anonymize all creator-specific identifying information while preserving the data’s utility — the benchmark is the deal structure, not the creator’s identity</w:t>
+      </w:r>
+    </w:p>
+    <w:p>
+      <w:pPr>
+        <w:pStyle w:val="Compact"/>
+        <w:numPr>
+          <w:ilvl w:val="0"/>
+          <w:numId w:val="1031"/>
+        </w:numPr>
+      </w:pPr>
+      <w:r>
+        <w:t xml:space="preserve">After 6 months of Rate My Deal episodes, publish a</w:t>
       </w:r>
       <w:r>
         <w:t xml:space="preserve"> </w:t>
@@ -5463,16 +6381,22 @@
       <w:r>
         <w:t xml:space="preserve">report using the Deal Reference database — this becomes the most-cited document in the creator economy and drives press coverage</w:t>
       </w:r>
-      <w:r>
-        <w:t xml:space="preserve"> </w:t>
-      </w:r>
-      <w:r>
-        <w:t xml:space="preserve">5. In Year 2, charge brand-side subscribers for access to advanced Deal Reference analytics — rate trends by category, platform-specific benchmarks, exclusivity clause frequency data — creating a B2B data revenue stream layered on top of the free creator-side resource</w:t>
-      </w:r>
-    </w:p>
-    <w:p>
-      <w:pPr>
-        <w:pStyle w:val="BodyText"/>
+    </w:p>
+    <w:p>
+      <w:pPr>
+        <w:pStyle w:val="Compact"/>
+        <w:numPr>
+          <w:ilvl w:val="0"/>
+          <w:numId w:val="1031"/>
+        </w:numPr>
+      </w:pPr>
+      <w:r>
+        <w:t xml:space="preserve">In Year 2, charge brand-side subscribers for access to advanced Deal Reference analytics — rate trends by category, platform-specific benchmarks, exclusivity clause frequency data — creating a B2B data revenue stream layered on top of the free creator-side resource</w:t>
+      </w:r>
+    </w:p>
+    <w:p>
+      <w:pPr>
+        <w:pStyle w:val="FirstParagraph"/>
       </w:pPr>
       <w:r>
         <w:rPr>
@@ -5604,11 +6528,17 @@
         </w:rPr>
         <w:t xml:space="preserve">How to implement:</w:t>
       </w:r>
-      <w:r>
-        <w:t xml:space="preserve"> </w:t>
-      </w:r>
-      <w:r>
-        <w:t xml:space="preserve">1. During casting for First Deal, specifically ask applicants:</w:t>
+    </w:p>
+    <w:p>
+      <w:pPr>
+        <w:pStyle w:val="Compact"/>
+        <w:numPr>
+          <w:ilvl w:val="0"/>
+          <w:numId w:val="1032"/>
+        </w:numPr>
+      </w:pPr>
+      <w:r>
+        <w:t xml:space="preserve">During casting for First Deal, specifically ask applicants:</w:t>
       </w:r>
       <w:r>
         <w:t xml:space="preserve"> </w:t>
@@ -5622,34 +6552,58 @@
       <w:r>
         <w:t xml:space="preserve">— make this question a casting filter, not an afterthought</w:t>
       </w:r>
-      <w:r>
-        <w:t xml:space="preserve"> </w:t>
-      </w:r>
-      <w:r>
-        <w:t xml:space="preserve">2. For creators with strong rejection stories, research whether the rejecting brand is still in the creator economy space and whether they are a DealStage platform participant or prospect</w:t>
-      </w:r>
-      <w:r>
-        <w:t xml:space="preserve"> </w:t>
-      </w:r>
-      <w:r>
-        <w:t xml:space="preserve">3. Build the episode structure around the rejection arc: 5 minutes on the original rejection (recreated via text exchanges, interview footage), 5 minutes on what the creator did next, 5 minutes on DealStage’s match score with that brand, and the final sequence on whether the brand accepts</w:t>
-      </w:r>
-      <w:r>
-        <w:t xml:space="preserve"> </w:t>
-      </w:r>
-      <w:r>
-        <w:t xml:space="preserve">4. If the original rejecting brand declines to participate, the episode’s narrative can be about a comparable brand — the AI match score proves the creator was always qualified; the original brand’s loss is the data’s message</w:t>
-      </w:r>
-      <w:r>
-        <w:t xml:space="preserve"> </w:t>
-      </w:r>
-      <w:r>
-        <w:t xml:space="preserve">5. Release the rejection-to-acceptance episode as the series pilot — it is the highest-emotion entry point into the First Deal format and creates the word-of-mouth that drives the rest of the season</w:t>
-      </w:r>
-    </w:p>
-    <w:p>
-      <w:pPr>
-        <w:pStyle w:val="BodyText"/>
+    </w:p>
+    <w:p>
+      <w:pPr>
+        <w:pStyle w:val="Compact"/>
+        <w:numPr>
+          <w:ilvl w:val="0"/>
+          <w:numId w:val="1032"/>
+        </w:numPr>
+      </w:pPr>
+      <w:r>
+        <w:t xml:space="preserve">For creators with strong rejection stories, research whether the rejecting brand is still in the creator economy space and whether they are a DealStage platform participant or prospect</w:t>
+      </w:r>
+    </w:p>
+    <w:p>
+      <w:pPr>
+        <w:pStyle w:val="Compact"/>
+        <w:numPr>
+          <w:ilvl w:val="0"/>
+          <w:numId w:val="1032"/>
+        </w:numPr>
+      </w:pPr>
+      <w:r>
+        <w:t xml:space="preserve">Build the episode structure around the rejection arc: 5 minutes on the original rejection (recreated via text exchanges, interview footage), 5 minutes on what the creator did next, 5 minutes on DealStage’s match score with that brand, and the final sequence on whether the brand accepts</w:t>
+      </w:r>
+    </w:p>
+    <w:p>
+      <w:pPr>
+        <w:pStyle w:val="Compact"/>
+        <w:numPr>
+          <w:ilvl w:val="0"/>
+          <w:numId w:val="1032"/>
+        </w:numPr>
+      </w:pPr>
+      <w:r>
+        <w:t xml:space="preserve">If the original rejecting brand declines to participate, the episode’s narrative can be about a comparable brand — the AI match score proves the creator was always qualified; the original brand’s loss is the data’s message</w:t>
+      </w:r>
+    </w:p>
+    <w:p>
+      <w:pPr>
+        <w:pStyle w:val="Compact"/>
+        <w:numPr>
+          <w:ilvl w:val="0"/>
+          <w:numId w:val="1032"/>
+        </w:numPr>
+      </w:pPr>
+      <w:r>
+        <w:t xml:space="preserve">Release the rejection-to-acceptance episode as the series pilot — it is the highest-emotion entry point into the First Deal format and creates the word-of-mouth that drives the rest of the season</w:t>
+      </w:r>
+    </w:p>
+    <w:p>
+      <w:pPr>
+        <w:pStyle w:val="FirstParagraph"/>
       </w:pPr>
       <w:r>
         <w:rPr>
@@ -5781,35 +6735,65 @@
         </w:rPr>
         <w:t xml:space="preserve">How to implement:</w:t>
       </w:r>
-      <w:r>
-        <w:t xml:space="preserve"> </w:t>
-      </w:r>
-      <w:r>
-        <w:t xml:space="preserve">1. Approach VidCon’s programming team 6-8 months before the annual conference with a live performance proposal — position it as a creator business education session, not a podcast performance, to fit VidCon’s session format</w:t>
-      </w:r>
-      <w:r>
-        <w:t xml:space="preserve"> </w:t>
-      </w:r>
-      <w:r>
-        <w:t xml:space="preserve">2. Select the live performance episode in advance based on maximum emotional resonance with the conference audience — the deal that is most universally relatable to mid-tier creators</w:t>
-      </w:r>
-      <w:r>
-        <w:t xml:space="preserve"> </w:t>
-      </w:r>
-      <w:r>
-        <w:t xml:space="preserve">3. Bring the episode’s creator subject on stage for a live Q&amp;A after the narration — the audience’s questions to them are the most authentic market research DealStage can conduct</w:t>
-      </w:r>
-      <w:r>
-        <w:t xml:space="preserve"> </w:t>
-      </w:r>
-      <w:r>
-        <w:t xml:space="preserve">4. Film the live performance with 3 cameras (stage, crowd reaction, close-up on host) — the audience reaction footage is the content that gets posted to DealStage’s social channels the same day</w:t>
-      </w:r>
-      <w:r>
-        <w:t xml:space="preserve"> </w:t>
-      </w:r>
-      <w:r>
-        <w:t xml:space="preserve">5. Use the live episode as the season’s promotional anchor:</w:t>
+    </w:p>
+    <w:p>
+      <w:pPr>
+        <w:pStyle w:val="Compact"/>
+        <w:numPr>
+          <w:ilvl w:val="0"/>
+          <w:numId w:val="1033"/>
+        </w:numPr>
+      </w:pPr>
+      <w:r>
+        <w:t xml:space="preserve">Approach VidCon’s programming team 6-8 months before the annual conference with a live performance proposal — position it as a creator business education session, not a podcast performance, to fit VidCon’s session format</w:t>
+      </w:r>
+    </w:p>
+    <w:p>
+      <w:pPr>
+        <w:pStyle w:val="Compact"/>
+        <w:numPr>
+          <w:ilvl w:val="0"/>
+          <w:numId w:val="1033"/>
+        </w:numPr>
+      </w:pPr>
+      <w:r>
+        <w:t xml:space="preserve">Select the live performance episode in advance based on maximum emotional resonance with the conference audience — the deal that is most universally relatable to mid-tier creators</w:t>
+      </w:r>
+    </w:p>
+    <w:p>
+      <w:pPr>
+        <w:pStyle w:val="Compact"/>
+        <w:numPr>
+          <w:ilvl w:val="0"/>
+          <w:numId w:val="1033"/>
+        </w:numPr>
+      </w:pPr>
+      <w:r>
+        <w:t xml:space="preserve">Bring the episode’s creator subject on stage for a live Q&amp;A after the narration — the audience’s questions to them are the most authentic market research DealStage can conduct</w:t>
+      </w:r>
+    </w:p>
+    <w:p>
+      <w:pPr>
+        <w:pStyle w:val="Compact"/>
+        <w:numPr>
+          <w:ilvl w:val="0"/>
+          <w:numId w:val="1033"/>
+        </w:numPr>
+      </w:pPr>
+      <w:r>
+        <w:t xml:space="preserve">Film the live performance with 3 cameras (stage, crowd reaction, close-up on host) — the audience reaction footage is the content that gets posted to DealStage’s social channels the same day</w:t>
+      </w:r>
+    </w:p>
+    <w:p>
+      <w:pPr>
+        <w:pStyle w:val="Compact"/>
+        <w:numPr>
+          <w:ilvl w:val="0"/>
+          <w:numId w:val="1033"/>
+        </w:numPr>
+      </w:pPr>
+      <w:r>
+        <w:t xml:space="preserve">Use the live episode as the season’s promotional anchor:</w:t>
       </w:r>
       <w:r>
         <w:t xml:space="preserve"> </w:t>
@@ -5826,7 +6810,7 @@
     </w:p>
     <w:p>
       <w:pPr>
-        <w:pStyle w:val="BodyText"/>
+        <w:pStyle w:val="FirstParagraph"/>
       </w:pPr>
       <w:r>
         <w:rPr>
@@ -5946,11 +6930,17 @@
         </w:rPr>
         <w:t xml:space="preserve">How to implement:</w:t>
       </w:r>
-      <w:r>
-        <w:t xml:space="preserve"> </w:t>
-      </w:r>
-      <w:r>
-        <w:t xml:space="preserve">1. In the first season, include a clear submission note:</w:t>
+    </w:p>
+    <w:p>
+      <w:pPr>
+        <w:pStyle w:val="Compact"/>
+        <w:numPr>
+          <w:ilvl w:val="0"/>
+          <w:numId w:val="1034"/>
+        </w:numPr>
+      </w:pPr>
+      <w:r>
+        <w:t xml:space="preserve">In the first season, include a clear submission note:</w:t>
       </w:r>
       <w:r>
         <w:t xml:space="preserve"> </w:t>
@@ -5958,29 +6948,53 @@
       <w:r>
         <w:t xml:space="preserve">“Your anonymous story may be used as part of a creator economy contract transparency research project”</w:t>
       </w:r>
-      <w:r>
-        <w:t xml:space="preserve"> </w:t>
-      </w:r>
-      <w:r>
-        <w:t xml:space="preserve">2. Engage a creator economy legal advocacy organization (Creator Guild of America if it exists, or partner with an established entertainment law nonprofit) as an advisory board member for the show</w:t>
-      </w:r>
-      <w:r>
-        <w:t xml:space="preserve"> </w:t>
-      </w:r>
-      <w:r>
-        <w:t xml:space="preserve">3. After Season 1, compile an anonymized data report from all submissions: the most common contract abuses, the most frequent payment structure problems, the most egregious exclusivity clause patterns — and present it to the FTC’s Office of Policy Planning</w:t>
-      </w:r>
-      <w:r>
-        <w:t xml:space="preserve"> </w:t>
-      </w:r>
-      <w:r>
-        <w:t xml:space="preserve">4. Brief creator economy journalists at The Information, Variety, and AdWeek on the policy report before release — position DealStage as the source of the most comprehensive creator contract research ever compiled</w:t>
-      </w:r>
-      <w:r>
-        <w:t xml:space="preserve"> </w:t>
-      </w:r>
-      <w:r>
-        <w:t xml:space="preserve">5. In Season 2, feature one episode per season specifically on a contract issue that has been addressed by regulatory guidance or platform policy changes —</w:t>
+    </w:p>
+    <w:p>
+      <w:pPr>
+        <w:pStyle w:val="Compact"/>
+        <w:numPr>
+          <w:ilvl w:val="0"/>
+          <w:numId w:val="1034"/>
+        </w:numPr>
+      </w:pPr>
+      <w:r>
+        <w:t xml:space="preserve">Engage a creator economy legal advocacy organization (Creator Guild of America if it exists, or partner with an established entertainment law nonprofit) as an advisory board member for the show</w:t>
+      </w:r>
+    </w:p>
+    <w:p>
+      <w:pPr>
+        <w:pStyle w:val="Compact"/>
+        <w:numPr>
+          <w:ilvl w:val="0"/>
+          <w:numId w:val="1034"/>
+        </w:numPr>
+      </w:pPr>
+      <w:r>
+        <w:t xml:space="preserve">After Season 1, compile an anonymized data report from all submissions: the most common contract abuses, the most frequent payment structure problems, the most egregious exclusivity clause patterns — and present it to the FTC’s Office of Policy Planning</w:t>
+      </w:r>
+    </w:p>
+    <w:p>
+      <w:pPr>
+        <w:pStyle w:val="Compact"/>
+        <w:numPr>
+          <w:ilvl w:val="0"/>
+          <w:numId w:val="1034"/>
+        </w:numPr>
+      </w:pPr>
+      <w:r>
+        <w:t xml:space="preserve">Brief creator economy journalists at The Information, Variety, and AdWeek on the policy report before release — position DealStage as the source of the most comprehensive creator contract research ever compiled</w:t>
+      </w:r>
+    </w:p>
+    <w:p>
+      <w:pPr>
+        <w:pStyle w:val="Compact"/>
+        <w:numPr>
+          <w:ilvl w:val="0"/>
+          <w:numId w:val="1034"/>
+        </w:numPr>
+      </w:pPr>
+      <w:r>
+        <w:t xml:space="preserve">In Season 2, feature one episode per season specifically on a contract issue that has been addressed by regulatory guidance or platform policy changes —</w:t>
       </w:r>
       <w:r>
         <w:t xml:space="preserve"> </w:t>
@@ -5991,7 +7005,7 @@
     </w:p>
     <w:p>
       <w:pPr>
-        <w:pStyle w:val="BodyText"/>
+        <w:pStyle w:val="FirstParagraph"/>
       </w:pPr>
       <w:r>
         <w:rPr>
@@ -6147,35 +7161,65 @@
         </w:rPr>
         <w:t xml:space="preserve">How to implement:</w:t>
       </w:r>
-      <w:r>
-        <w:t xml:space="preserve"> </w:t>
-      </w:r>
-      <w:r>
-        <w:t xml:space="preserve">1. Before any YouTube release, develop a premium visual treatment for the first two episodes at a budget of $80,000-$100,000 per episode — hire a documentary director with streaming platform credits</w:t>
-      </w:r>
-      <w:r>
-        <w:t xml:space="preserve"> </w:t>
-      </w:r>
-      <w:r>
-        <w:t xml:space="preserve">2. Submit to Netflix’s documentary programming division and HBO Max’s unscripted team simultaneously — the two-episode package is the pitch reel</w:t>
-      </w:r>
-      <w:r>
-        <w:t xml:space="preserve"> </w:t>
-      </w:r>
-      <w:r>
-        <w:t xml:space="preserve">3. If a streaming deal is secured, the YouTube rights can be retained for a 6-month window after streaming premiere — the YouTube audience becomes downstream from the prestige streaming launch</w:t>
-      </w:r>
-      <w:r>
-        <w:t xml:space="preserve"> </w:t>
-      </w:r>
-      <w:r>
-        <w:t xml:space="preserve">4. Position the show’s brand participation fees at $15,000-$25,000 per brand (up from the current $5,000) given the prestige format’s elevated reach and production quality</w:t>
-      </w:r>
-      <w:r>
-        <w:t xml:space="preserve"> </w:t>
-      </w:r>
-      <w:r>
-        <w:t xml:space="preserve">5. Structure the pitch to Netflix around the show’s data advantage:</w:t>
+    </w:p>
+    <w:p>
+      <w:pPr>
+        <w:pStyle w:val="Compact"/>
+        <w:numPr>
+          <w:ilvl w:val="0"/>
+          <w:numId w:val="1035"/>
+        </w:numPr>
+      </w:pPr>
+      <w:r>
+        <w:t xml:space="preserve">Before any YouTube release, develop a premium visual treatment for the first two episodes at a budget of $80,000-$100,000 per episode — hire a documentary director with streaming platform credits</w:t>
+      </w:r>
+    </w:p>
+    <w:p>
+      <w:pPr>
+        <w:pStyle w:val="Compact"/>
+        <w:numPr>
+          <w:ilvl w:val="0"/>
+          <w:numId w:val="1035"/>
+        </w:numPr>
+      </w:pPr>
+      <w:r>
+        <w:t xml:space="preserve">Submit to Netflix’s documentary programming division and HBO Max’s unscripted team simultaneously — the two-episode package is the pitch reel</w:t>
+      </w:r>
+    </w:p>
+    <w:p>
+      <w:pPr>
+        <w:pStyle w:val="Compact"/>
+        <w:numPr>
+          <w:ilvl w:val="0"/>
+          <w:numId w:val="1035"/>
+        </w:numPr>
+      </w:pPr>
+      <w:r>
+        <w:t xml:space="preserve">If a streaming deal is secured, the YouTube rights can be retained for a 6-month window after streaming premiere — the YouTube audience becomes downstream from the prestige streaming launch</w:t>
+      </w:r>
+    </w:p>
+    <w:p>
+      <w:pPr>
+        <w:pStyle w:val="Compact"/>
+        <w:numPr>
+          <w:ilvl w:val="0"/>
+          <w:numId w:val="1035"/>
+        </w:numPr>
+      </w:pPr>
+      <w:r>
+        <w:t xml:space="preserve">Position the show’s brand participation fees at $15,000-$25,000 per brand (up from the current $5,000) given the prestige format’s elevated reach and production quality</w:t>
+      </w:r>
+    </w:p>
+    <w:p>
+      <w:pPr>
+        <w:pStyle w:val="Compact"/>
+        <w:numPr>
+          <w:ilvl w:val="0"/>
+          <w:numId w:val="1035"/>
+        </w:numPr>
+      </w:pPr>
+      <w:r>
+        <w:t xml:space="preserve">Structure the pitch to Netflix around the show’s data advantage:</w:t>
       </w:r>
       <w:r>
         <w:t xml:space="preserve"> </w:t>
@@ -6186,7 +7230,7 @@
     </w:p>
     <w:p>
       <w:pPr>
-        <w:pStyle w:val="BodyText"/>
+        <w:pStyle w:val="FirstParagraph"/>
       </w:pPr>
       <w:r>
         <w:rPr>
@@ -6318,23 +7362,41 @@
         </w:rPr>
         <w:t xml:space="preserve">How to implement:</w:t>
       </w:r>
-      <w:r>
-        <w:t xml:space="preserve"> </w:t>
-      </w:r>
-      <w:r>
-        <w:t xml:space="preserve">1. Develop the live format first as a TikTok LIVE prototype — 3-4 unannounced test streams with small creator contestants and $5,000-$10,000 real deal stakes, measuring concurrent viewers, gift revenue, and audience retention</w:t>
-      </w:r>
-      <w:r>
-        <w:t xml:space="preserve"> </w:t>
-      </w:r>
-      <w:r>
-        <w:t xml:space="preserve">2. If test streams validate the format (target: 5,000+ concurrent viewers, $2,000+ in gift revenue per stream), approach TikTok’s creator partnerships team for a formal co-production conversation</w:t>
-      </w:r>
-      <w:r>
-        <w:t xml:space="preserve"> </w:t>
-      </w:r>
-      <w:r>
-        <w:t xml:space="preserve">3. Use any TikTok interest or letter of intent to initiate conversations with YouTube’s live programming team —</w:t>
+    </w:p>
+    <w:p>
+      <w:pPr>
+        <w:pStyle w:val="Compact"/>
+        <w:numPr>
+          <w:ilvl w:val="0"/>
+          <w:numId w:val="1036"/>
+        </w:numPr>
+      </w:pPr>
+      <w:r>
+        <w:t xml:space="preserve">Develop the live format first as a TikTok LIVE prototype — 3-4 unannounced test streams with small creator contestants and $5,000-$10,000 real deal stakes, measuring concurrent viewers, gift revenue, and audience retention</w:t>
+      </w:r>
+    </w:p>
+    <w:p>
+      <w:pPr>
+        <w:pStyle w:val="Compact"/>
+        <w:numPr>
+          <w:ilvl w:val="0"/>
+          <w:numId w:val="1036"/>
+        </w:numPr>
+      </w:pPr>
+      <w:r>
+        <w:t xml:space="preserve">If test streams validate the format (target: 5,000+ concurrent viewers, $2,000+ in gift revenue per stream), approach TikTok’s creator partnerships team for a formal co-production conversation</w:t>
+      </w:r>
+    </w:p>
+    <w:p>
+      <w:pPr>
+        <w:pStyle w:val="Compact"/>
+        <w:numPr>
+          <w:ilvl w:val="0"/>
+          <w:numId w:val="1036"/>
+        </w:numPr>
+      </w:pPr>
+      <w:r>
+        <w:t xml:space="preserve">Use any TikTok interest or letter of intent to initiate conversations with YouTube’s live programming team —</w:t>
       </w:r>
       <w:r>
         <w:t xml:space="preserve"> </w:t>
@@ -6342,22 +7404,34 @@
       <w:r>
         <w:t xml:space="preserve">“We have a competing offer from TikTok for this live gameshow format and we prefer YouTube’s creator ecosystem. What can you offer?”</w:t>
       </w:r>
-      <w:r>
-        <w:t xml:space="preserve"> </w:t>
-      </w:r>
-      <w:r>
-        <w:t xml:space="preserve">4. Structure the deal to maintain distribution rights across both platforms — the format is strong enough to run on both without cannibalizing either audience</w:t>
-      </w:r>
-      <w:r>
-        <w:t xml:space="preserve"> </w:t>
-      </w:r>
-      <w:r>
-        <w:t xml:space="preserve">5. In Year 2, bring the live format to a physical event — VidCon or a DealStage-produced creator economy conference — creating the live audience layer that elevates the format from digital to experiential</w:t>
-      </w:r>
-    </w:p>
-    <w:p>
-      <w:pPr>
-        <w:pStyle w:val="BodyText"/>
+    </w:p>
+    <w:p>
+      <w:pPr>
+        <w:pStyle w:val="Compact"/>
+        <w:numPr>
+          <w:ilvl w:val="0"/>
+          <w:numId w:val="1036"/>
+        </w:numPr>
+      </w:pPr>
+      <w:r>
+        <w:t xml:space="preserve">Structure the deal to maintain distribution rights across both platforms — the format is strong enough to run on both without cannibalizing either audience</w:t>
+      </w:r>
+    </w:p>
+    <w:p>
+      <w:pPr>
+        <w:pStyle w:val="Compact"/>
+        <w:numPr>
+          <w:ilvl w:val="0"/>
+          <w:numId w:val="1036"/>
+        </w:numPr>
+      </w:pPr>
+      <w:r>
+        <w:t xml:space="preserve">In Year 2, bring the live format to a physical event — VidCon or a DealStage-produced creator economy conference — creating the live audience layer that elevates the format from digital to experiential</w:t>
+      </w:r>
+    </w:p>
+    <w:p>
+      <w:pPr>
+        <w:pStyle w:val="FirstParagraph"/>
       </w:pPr>
       <w:r>
         <w:rPr>
@@ -6501,40 +7575,70 @@
         </w:rPr>
         <w:t xml:space="preserve">How to implement:</w:t>
       </w:r>
-      <w:r>
-        <w:t xml:space="preserve"> </w:t>
-      </w:r>
-      <w:r>
-        <w:t xml:space="preserve">1. Identify 3 independent research teams with expertise in recommendation system accuracy and marketplace AI — approach them with a research partnership proposal that includes data access in exchange for publication rights</w:t>
-      </w:r>
-      <w:r>
-        <w:t xml:space="preserve"> </w:t>
-      </w:r>
-      <w:r>
-        <w:t xml:space="preserve">2. Structure the study to measure what matters for the pitch: match score accuracy against deal outcome (did high-score matches convert to better deals than low-score matches?), rate accuracy (how close were AI-recommended rates to actual closed deal rates?), and audience alignment accuracy (how accurate were the demographic match predictions?)</w:t>
-      </w:r>
-      <w:r>
-        <w:t xml:space="preserve"> </w:t>
-      </w:r>
-      <w:r>
-        <w:t xml:space="preserve">3. Build the study into the Series A fundraising timeline — if the study completes before the Series A close, include the findings in the investor materials</w:t>
-      </w:r>
-      <w:r>
-        <w:t xml:space="preserve"> </w:t>
-      </w:r>
-      <w:r>
-        <w:t xml:space="preserve">4. Publish the study simultaneously on DealStage’s website and through a press release to technology and marketing press — the academic validation is newsworthy independently of the fundraise</w:t>
-      </w:r>
-      <w:r>
-        <w:t xml:space="preserve"> </w:t>
-      </w:r>
-      <w:r>
-        <w:t xml:space="preserve">5. Brief the TV show’s network/streaming partners on the study findings as part of the show bible — the validation makes the AI’s on-camera role credible to network executives who would otherwise demand liability protection for inaccurate AI claims</w:t>
-      </w:r>
-    </w:p>
-    <w:p>
-      <w:pPr>
-        <w:pStyle w:val="BodyText"/>
+    </w:p>
+    <w:p>
+      <w:pPr>
+        <w:pStyle w:val="Compact"/>
+        <w:numPr>
+          <w:ilvl w:val="0"/>
+          <w:numId w:val="1037"/>
+        </w:numPr>
+      </w:pPr>
+      <w:r>
+        <w:t xml:space="preserve">Identify 3 independent research teams with expertise in recommendation system accuracy and marketplace AI — approach them with a research partnership proposal that includes data access in exchange for publication rights</w:t>
+      </w:r>
+    </w:p>
+    <w:p>
+      <w:pPr>
+        <w:pStyle w:val="Compact"/>
+        <w:numPr>
+          <w:ilvl w:val="0"/>
+          <w:numId w:val="1037"/>
+        </w:numPr>
+      </w:pPr>
+      <w:r>
+        <w:t xml:space="preserve">Structure the study to measure what matters for the pitch: match score accuracy against deal outcome (did high-score matches convert to better deals than low-score matches?), rate accuracy (how close were AI-recommended rates to actual closed deal rates?), and audience alignment accuracy (how accurate were the demographic match predictions?)</w:t>
+      </w:r>
+    </w:p>
+    <w:p>
+      <w:pPr>
+        <w:pStyle w:val="Compact"/>
+        <w:numPr>
+          <w:ilvl w:val="0"/>
+          <w:numId w:val="1037"/>
+        </w:numPr>
+      </w:pPr>
+      <w:r>
+        <w:t xml:space="preserve">Build the study into the Series A fundraising timeline — if the study completes before the Series A close, include the findings in the investor materials</w:t>
+      </w:r>
+    </w:p>
+    <w:p>
+      <w:pPr>
+        <w:pStyle w:val="Compact"/>
+        <w:numPr>
+          <w:ilvl w:val="0"/>
+          <w:numId w:val="1037"/>
+        </w:numPr>
+      </w:pPr>
+      <w:r>
+        <w:t xml:space="preserve">Publish the study simultaneously on DealStage’s website and through a press release to technology and marketing press — the academic validation is newsworthy independently of the fundraise</w:t>
+      </w:r>
+    </w:p>
+    <w:p>
+      <w:pPr>
+        <w:pStyle w:val="Compact"/>
+        <w:numPr>
+          <w:ilvl w:val="0"/>
+          <w:numId w:val="1037"/>
+        </w:numPr>
+      </w:pPr>
+      <w:r>
+        <w:t xml:space="preserve">Brief the TV show’s network/streaming partners on the study findings as part of the show bible — the validation makes the AI’s on-camera role credible to network executives who would otherwise demand liability protection for inaccurate AI claims</w:t>
+      </w:r>
+    </w:p>
+    <w:p>
+      <w:pPr>
+        <w:pStyle w:val="FirstParagraph"/>
       </w:pPr>
       <w:r>
         <w:rPr>
@@ -6666,11 +7770,17 @@
         </w:rPr>
         <w:t xml:space="preserve">How to implement:</w:t>
       </w:r>
-      <w:r>
-        <w:t xml:space="preserve"> </w:t>
-      </w:r>
-      <w:r>
-        <w:t xml:space="preserve">1. Pre-negotiate a</w:t>
+    </w:p>
+    <w:p>
+      <w:pPr>
+        <w:pStyle w:val="Compact"/>
+        <w:numPr>
+          <w:ilvl w:val="0"/>
+          <w:numId w:val="1038"/>
+        </w:numPr>
+      </w:pPr>
+      <w:r>
+        <w:t xml:space="preserve">Pre-negotiate a</w:t>
       </w:r>
       <w:r>
         <w:t xml:space="preserve"> </w:t>
@@ -6684,29 +7794,53 @@
       <w:r>
         <w:t xml:space="preserve">with the episode’s sponsor — $50,000 set aside per episode that can be unlocked incrementally through audience votes</w:t>
       </w:r>
-      <w:r>
-        <w:t xml:space="preserve"> </w:t>
-      </w:r>
-      <w:r>
-        <w:t xml:space="preserve">2. Each vote to boost costs $1 (a donation to a creator economy scholarship fund, not to the show — this avoids gambling regulations while creating skin-in-the-game participation)</w:t>
-      </w:r>
-      <w:r>
-        <w:t xml:space="preserve"> </w:t>
-      </w:r>
-      <w:r>
-        <w:t xml:space="preserve">3. Every $2,000 in audience votes unlocks a 10% deal value increase — displayed live on screen with a progress bar</w:t>
-      </w:r>
-      <w:r>
-        <w:t xml:space="preserve"> </w:t>
-      </w:r>
-      <w:r>
-        <w:t xml:space="preserve">4. Cap the total boost at 100% of the starting deal value — a $5,000 deal can be boosted to a maximum of $10,000 — so the sponsor pool is never exceeded</w:t>
-      </w:r>
-      <w:r>
-        <w:t xml:space="preserve"> </w:t>
-      </w:r>
-      <w:r>
-        <w:t xml:space="preserve">5. Market the mechanic as DealStage’s version of a fan power moment:</w:t>
+    </w:p>
+    <w:p>
+      <w:pPr>
+        <w:pStyle w:val="Compact"/>
+        <w:numPr>
+          <w:ilvl w:val="0"/>
+          <w:numId w:val="1038"/>
+        </w:numPr>
+      </w:pPr>
+      <w:r>
+        <w:t xml:space="preserve">Each vote to boost costs $1 (a donation to a creator economy scholarship fund, not to the show — this avoids gambling regulations while creating skin-in-the-game participation)</w:t>
+      </w:r>
+    </w:p>
+    <w:p>
+      <w:pPr>
+        <w:pStyle w:val="Compact"/>
+        <w:numPr>
+          <w:ilvl w:val="0"/>
+          <w:numId w:val="1038"/>
+        </w:numPr>
+      </w:pPr>
+      <w:r>
+        <w:t xml:space="preserve">Every $2,000 in audience votes unlocks a 10% deal value increase — displayed live on screen with a progress bar</w:t>
+      </w:r>
+    </w:p>
+    <w:p>
+      <w:pPr>
+        <w:pStyle w:val="Compact"/>
+        <w:numPr>
+          <w:ilvl w:val="0"/>
+          <w:numId w:val="1038"/>
+        </w:numPr>
+      </w:pPr>
+      <w:r>
+        <w:t xml:space="preserve">Cap the total boost at 100% of the starting deal value — a $5,000 deal can be boosted to a maximum of $10,000 — so the sponsor pool is never exceeded</w:t>
+      </w:r>
+    </w:p>
+    <w:p>
+      <w:pPr>
+        <w:pStyle w:val="Compact"/>
+        <w:numPr>
+          <w:ilvl w:val="0"/>
+          <w:numId w:val="1038"/>
+        </w:numPr>
+      </w:pPr>
+      <w:r>
+        <w:t xml:space="preserve">Market the mechanic as DealStage’s version of a fan power moment:</w:t>
       </w:r>
       <w:r>
         <w:t xml:space="preserve"> </w:t>
@@ -6723,7 +7857,7 @@
     </w:p>
     <w:p>
       <w:pPr>
-        <w:pStyle w:val="BodyText"/>
+        <w:pStyle w:val="FirstParagraph"/>
       </w:pPr>
       <w:r>
         <w:rPr>
@@ -6849,17 +7983,29 @@
         </w:rPr>
         <w:t xml:space="preserve">How to implement:</w:t>
       </w:r>
-      <w:r>
-        <w:t xml:space="preserve"> </w:t>
-      </w:r>
-      <w:r>
-        <w:t xml:space="preserve">1. Research creators with documented records of declining brand deals or publicly criticizing the creator economy’s pay structure — specifically those who have addressed this on YouTube or in podcasts with 100K+ views</w:t>
-      </w:r>
-      <w:r>
-        <w:t xml:space="preserve"> </w:t>
-      </w:r>
-      <w:r>
-        <w:t xml:space="preserve">2. Approach them with an explicit pitch:</w:t>
+    </w:p>
+    <w:p>
+      <w:pPr>
+        <w:pStyle w:val="Compact"/>
+        <w:numPr>
+          <w:ilvl w:val="0"/>
+          <w:numId w:val="1039"/>
+        </w:numPr>
+      </w:pPr>
+      <w:r>
+        <w:t xml:space="preserve">Research creators with documented records of declining brand deals or publicly criticizing the creator economy’s pay structure — specifically those who have addressed this on YouTube or in podcasts with 100K+ views</w:t>
+      </w:r>
+    </w:p>
+    <w:p>
+      <w:pPr>
+        <w:pStyle w:val="Compact"/>
+        <w:numPr>
+          <w:ilvl w:val="0"/>
+          <w:numId w:val="1039"/>
+        </w:numPr>
+      </w:pPr>
+      <w:r>
+        <w:t xml:space="preserve">Approach them with an explicit pitch:</w:t>
       </w:r>
       <w:r>
         <w:t xml:space="preserve"> </w:t>
@@ -6867,17 +8013,29 @@
       <w:r>
         <w:t xml:space="preserve">“We want you here precisely because you disagree with how this industry works. We need that perspective on the panel.”</w:t>
       </w:r>
-      <w:r>
-        <w:t xml:space="preserve"> </w:t>
-      </w:r>
-      <w:r>
-        <w:t xml:space="preserve">3. Structure their contract to guarantee editorial independence — they cannot be edited to appear more agreeable than they are; their disagreements must air</w:t>
-      </w:r>
-      <w:r>
-        <w:t xml:space="preserve"> </w:t>
-      </w:r>
-      <w:r>
-        <w:t xml:space="preserve">4. Use their presence as a marketing angle:</w:t>
+    </w:p>
+    <w:p>
+      <w:pPr>
+        <w:pStyle w:val="Compact"/>
+        <w:numPr>
+          <w:ilvl w:val="0"/>
+          <w:numId w:val="1039"/>
+        </w:numPr>
+      </w:pPr>
+      <w:r>
+        <w:t xml:space="preserve">Structure their contract to guarantee editorial independence — they cannot be edited to appear more agreeable than they are; their disagreements must air</w:t>
+      </w:r>
+    </w:p>
+    <w:p>
+      <w:pPr>
+        <w:pStyle w:val="Compact"/>
+        <w:numPr>
+          <w:ilvl w:val="0"/>
+          <w:numId w:val="1039"/>
+        </w:numPr>
+      </w:pPr>
+      <w:r>
+        <w:t xml:space="preserve">Use their presence as a marketing angle:</w:t>
       </w:r>
       <w:r>
         <w:t xml:space="preserve"> </w:t>
@@ -6891,11 +8049,17 @@
       <w:r>
         <w:t xml:space="preserve">— this attracts creator submissions from people who genuinely want an honest verdict</w:t>
       </w:r>
-      <w:r>
-        <w:t xml:space="preserve"> </w:t>
-      </w:r>
-      <w:r>
-        <w:t xml:space="preserve">5. In Season 2, if the skeptic character is working, expand their role — give them a solo segment called</w:t>
+    </w:p>
+    <w:p>
+      <w:pPr>
+        <w:pStyle w:val="Compact"/>
+        <w:numPr>
+          <w:ilvl w:val="0"/>
+          <w:numId w:val="1039"/>
+        </w:numPr>
+      </w:pPr>
+      <w:r>
+        <w:t xml:space="preserve">In Season 2, if the skeptic character is working, expand their role — give them a solo segment called</w:t>
       </w:r>
       <w:r>
         <w:t xml:space="preserve"> </w:t>
@@ -6912,7 +8076,7 @@
     </w:p>
     <w:p>
       <w:pPr>
-        <w:pStyle w:val="BodyText"/>
+        <w:pStyle w:val="FirstParagraph"/>
       </w:pPr>
       <w:r>
         <w:rPr>
@@ -7074,17 +8238,29 @@
         </w:rPr>
         <w:t xml:space="preserve">How to implement:</w:t>
       </w:r>
-      <w:r>
-        <w:t xml:space="preserve"> </w:t>
-      </w:r>
-      <w:r>
-        <w:t xml:space="preserve">1. Identify 5-7 metrics that best represent the empire’s impact on creators: total deals facilitated, average deal size improvement vs. creator’s pre-platform deals, total creator earnings, platform subscribers, total media reach across all properties</w:t>
-      </w:r>
-      <w:r>
-        <w:t xml:space="preserve"> </w:t>
-      </w:r>
-      <w:r>
-        <w:t xml:space="preserve">2. Build the dashboard as a public page on thedealstage.com — designed for sharing, not just reading: every metric has a</w:t>
+    </w:p>
+    <w:p>
+      <w:pPr>
+        <w:pStyle w:val="Compact"/>
+        <w:numPr>
+          <w:ilvl w:val="0"/>
+          <w:numId w:val="1040"/>
+        </w:numPr>
+      </w:pPr>
+      <w:r>
+        <w:t xml:space="preserve">Identify 5-7 metrics that best represent the empire’s impact on creators: total deals facilitated, average deal size improvement vs. creator’s pre-platform deals, total creator earnings, platform subscribers, total media reach across all properties</w:t>
+      </w:r>
+    </w:p>
+    <w:p>
+      <w:pPr>
+        <w:pStyle w:val="Compact"/>
+        <w:numPr>
+          <w:ilvl w:val="0"/>
+          <w:numId w:val="1040"/>
+        </w:numPr>
+      </w:pPr>
+      <w:r>
+        <w:t xml:space="preserve">Build the dashboard as a public page on thedealstage.com — designed for sharing, not just reading: every metric has a</w:t>
       </w:r>
       <w:r>
         <w:t xml:space="preserve"> </w:t>
@@ -7098,17 +8274,29 @@
       <w:r>
         <w:t xml:space="preserve">button</w:t>
       </w:r>
-      <w:r>
-        <w:t xml:space="preserve"> </w:t>
-      </w:r>
-      <w:r>
-        <w:t xml:space="preserve">3. Update the dashboard in real time where possible (media reach, subscriber counts) and weekly where real-time is impractical (deal values, earnings data)</w:t>
-      </w:r>
-      <w:r>
-        <w:t xml:space="preserve"> </w:t>
-      </w:r>
-      <w:r>
-        <w:t xml:space="preserve">4. Create automated</w:t>
+    </w:p>
+    <w:p>
+      <w:pPr>
+        <w:pStyle w:val="Compact"/>
+        <w:numPr>
+          <w:ilvl w:val="0"/>
+          <w:numId w:val="1040"/>
+        </w:numPr>
+      </w:pPr>
+      <w:r>
+        <w:t xml:space="preserve">Update the dashboard in real time where possible (media reach, subscriber counts) and weekly where real-time is impractical (deal values, earnings data)</w:t>
+      </w:r>
+    </w:p>
+    <w:p>
+      <w:pPr>
+        <w:pStyle w:val="Compact"/>
+        <w:numPr>
+          <w:ilvl w:val="0"/>
+          <w:numId w:val="1040"/>
+        </w:numPr>
+      </w:pPr>
+      <w:r>
+        <w:t xml:space="preserve">Create automated</w:t>
       </w:r>
       <w:r>
         <w:t xml:space="preserve"> </w:t>
@@ -7122,16 +8310,22 @@
       <w:r>
         <w:t xml:space="preserve">— when the platform crosses $10M in creator deals facilitated, a press release goes out; when total media reach crosses 1M weekly viewers, social channels announce it</w:t>
       </w:r>
-      <w:r>
-        <w:t xml:space="preserve"> </w:t>
-      </w:r>
-      <w:r>
-        <w:t xml:space="preserve">5. Feature the dashboard prominently in every investor pitch, network pitch, and brand partner pitch — it is the single most persuasive document in the DealStage media empire because it replaces every claim with a number</w:t>
-      </w:r>
-    </w:p>
-    <w:p>
-      <w:pPr>
-        <w:pStyle w:val="BodyText"/>
+    </w:p>
+    <w:p>
+      <w:pPr>
+        <w:pStyle w:val="Compact"/>
+        <w:numPr>
+          <w:ilvl w:val="0"/>
+          <w:numId w:val="1040"/>
+        </w:numPr>
+      </w:pPr>
+      <w:r>
+        <w:t xml:space="preserve">Feature the dashboard prominently in every investor pitch, network pitch, and brand partner pitch — it is the single most persuasive document in the DealStage media empire because it replaces every claim with a number</w:t>
+      </w:r>
+    </w:p>
+    <w:p>
+      <w:pPr>
+        <w:pStyle w:val="FirstParagraph"/>
       </w:pPr>
       <w:r>
         <w:rPr>
@@ -7414,8 +8608,1293 @@
       </w:pPr>
     </w:lvl>
   </w:abstractNum>
+  <w:abstractNum w:abstractNumId="99411">
+    <w:nsid w:val="00A99411"/>
+    <w:multiLevelType w:val="multilevel"/>
+    <w:lvl w:ilvl="0">
+      <w:start w:val="1"/>
+      <w:numFmt w:val="decimal"/>
+      <w:lvlText w:val="%1."/>
+      <w:lvlJc w:val="left"/>
+      <w:pPr>
+        <w:ind w:left="720" w:hanging="360"/>
+      </w:pPr>
+    </w:lvl>
+    <w:lvl w:ilvl="1">
+      <w:start w:val="1"/>
+      <w:numFmt w:val="decimal"/>
+      <w:lvlText w:val="%2."/>
+      <w:lvlJc w:val="left"/>
+      <w:pPr>
+        <w:ind w:left="1440" w:hanging="360"/>
+      </w:pPr>
+    </w:lvl>
+    <w:lvl w:ilvl="2">
+      <w:start w:val="1"/>
+      <w:numFmt w:val="decimal"/>
+      <w:lvlText w:val="%3."/>
+      <w:lvlJc w:val="left"/>
+      <w:pPr>
+        <w:ind w:left="2160" w:hanging="360"/>
+      </w:pPr>
+    </w:lvl>
+    <w:lvl w:ilvl="3">
+      <w:start w:val="1"/>
+      <w:numFmt w:val="decimal"/>
+      <w:lvlText w:val="%4."/>
+      <w:lvlJc w:val="left"/>
+      <w:pPr>
+        <w:ind w:left="2880" w:hanging="360"/>
+      </w:pPr>
+    </w:lvl>
+    <w:lvl w:ilvl="4">
+      <w:start w:val="1"/>
+      <w:numFmt w:val="decimal"/>
+      <w:lvlText w:val="%5."/>
+      <w:lvlJc w:val="left"/>
+      <w:pPr>
+        <w:ind w:left="3600" w:hanging="360"/>
+      </w:pPr>
+    </w:lvl>
+    <w:lvl w:ilvl="5">
+      <w:start w:val="1"/>
+      <w:numFmt w:val="decimal"/>
+      <w:lvlText w:val="%6."/>
+      <w:lvlJc w:val="left"/>
+      <w:pPr>
+        <w:ind w:left="4320" w:hanging="360"/>
+      </w:pPr>
+    </w:lvl>
+    <w:lvl w:ilvl="6">
+      <w:start w:val="1"/>
+      <w:numFmt w:val="decimal"/>
+      <w:lvlText w:val="%7."/>
+      <w:lvlJc w:val="left"/>
+      <w:pPr>
+        <w:ind w:left="5040" w:hanging="360"/>
+      </w:pPr>
+    </w:lvl>
+    <w:lvl w:ilvl="7">
+      <w:start w:val="1"/>
+      <w:numFmt w:val="decimal"/>
+      <w:lvlText w:val="%8."/>
+      <w:lvlJc w:val="left"/>
+      <w:pPr>
+        <w:ind w:left="5760" w:hanging="360"/>
+      </w:pPr>
+    </w:lvl>
+    <w:lvl w:ilvl="8">
+      <w:start w:val="1"/>
+      <w:numFmt w:val="decimal"/>
+      <w:lvlText w:val="%9."/>
+      <w:lvlJc w:val="left"/>
+      <w:pPr>
+        <w:ind w:left="6480" w:hanging="360"/>
+      </w:pPr>
+    </w:lvl>
+  </w:abstractNum>
   <w:num w:numId="1000">
     <w:abstractNumId w:val="990"/>
+  </w:num>
+  <w:num w:numId="1001">
+    <w:abstractNumId w:val="99411"/>
+    <w:lvlOverride w:ilvl="0">
+      <w:startOverride w:val="1"/>
+    </w:lvlOverride>
+    <w:lvlOverride w:ilvl="1">
+      <w:startOverride w:val="1"/>
+    </w:lvlOverride>
+    <w:lvlOverride w:ilvl="2">
+      <w:startOverride w:val="1"/>
+    </w:lvlOverride>
+    <w:lvlOverride w:ilvl="3">
+      <w:startOverride w:val="1"/>
+    </w:lvlOverride>
+    <w:lvlOverride w:ilvl="4">
+      <w:startOverride w:val="1"/>
+    </w:lvlOverride>
+    <w:lvlOverride w:ilvl="5">
+      <w:startOverride w:val="1"/>
+    </w:lvlOverride>
+    <w:lvlOverride w:ilvl="6">
+      <w:startOverride w:val="1"/>
+    </w:lvlOverride>
+    <w:lvlOverride w:ilvl="7">
+      <w:startOverride w:val="1"/>
+    </w:lvlOverride>
+    <w:lvlOverride w:ilvl="8">
+      <w:startOverride w:val="1"/>
+    </w:lvlOverride>
+  </w:num>
+  <w:num w:numId="1002">
+    <w:abstractNumId w:val="99411"/>
+    <w:lvlOverride w:ilvl="0">
+      <w:startOverride w:val="1"/>
+    </w:lvlOverride>
+    <w:lvlOverride w:ilvl="1">
+      <w:startOverride w:val="1"/>
+    </w:lvlOverride>
+    <w:lvlOverride w:ilvl="2">
+      <w:startOverride w:val="1"/>
+    </w:lvlOverride>
+    <w:lvlOverride w:ilvl="3">
+      <w:startOverride w:val="1"/>
+    </w:lvlOverride>
+    <w:lvlOverride w:ilvl="4">
+      <w:startOverride w:val="1"/>
+    </w:lvlOverride>
+    <w:lvlOverride w:ilvl="5">
+      <w:startOverride w:val="1"/>
+    </w:lvlOverride>
+    <w:lvlOverride w:ilvl="6">
+      <w:startOverride w:val="1"/>
+    </w:lvlOverride>
+    <w:lvlOverride w:ilvl="7">
+      <w:startOverride w:val="1"/>
+    </w:lvlOverride>
+    <w:lvlOverride w:ilvl="8">
+      <w:startOverride w:val="1"/>
+    </w:lvlOverride>
+  </w:num>
+  <w:num w:numId="1003">
+    <w:abstractNumId w:val="99411"/>
+    <w:lvlOverride w:ilvl="0">
+      <w:startOverride w:val="1"/>
+    </w:lvlOverride>
+    <w:lvlOverride w:ilvl="1">
+      <w:startOverride w:val="1"/>
+    </w:lvlOverride>
+    <w:lvlOverride w:ilvl="2">
+      <w:startOverride w:val="1"/>
+    </w:lvlOverride>
+    <w:lvlOverride w:ilvl="3">
+      <w:startOverride w:val="1"/>
+    </w:lvlOverride>
+    <w:lvlOverride w:ilvl="4">
+      <w:startOverride w:val="1"/>
+    </w:lvlOverride>
+    <w:lvlOverride w:ilvl="5">
+      <w:startOverride w:val="1"/>
+    </w:lvlOverride>
+    <w:lvlOverride w:ilvl="6">
+      <w:startOverride w:val="1"/>
+    </w:lvlOverride>
+    <w:lvlOverride w:ilvl="7">
+      <w:startOverride w:val="1"/>
+    </w:lvlOverride>
+    <w:lvlOverride w:ilvl="8">
+      <w:startOverride w:val="1"/>
+    </w:lvlOverride>
+  </w:num>
+  <w:num w:numId="1004">
+    <w:abstractNumId w:val="99411"/>
+    <w:lvlOverride w:ilvl="0">
+      <w:startOverride w:val="1"/>
+    </w:lvlOverride>
+    <w:lvlOverride w:ilvl="1">
+      <w:startOverride w:val="1"/>
+    </w:lvlOverride>
+    <w:lvlOverride w:ilvl="2">
+      <w:startOverride w:val="1"/>
+    </w:lvlOverride>
+    <w:lvlOverride w:ilvl="3">
+      <w:startOverride w:val="1"/>
+    </w:lvlOverride>
+    <w:lvlOverride w:ilvl="4">
+      <w:startOverride w:val="1"/>
+    </w:lvlOverride>
+    <w:lvlOverride w:ilvl="5">
+      <w:startOverride w:val="1"/>
+    </w:lvlOverride>
+    <w:lvlOverride w:ilvl="6">
+      <w:startOverride w:val="1"/>
+    </w:lvlOverride>
+    <w:lvlOverride w:ilvl="7">
+      <w:startOverride w:val="1"/>
+    </w:lvlOverride>
+    <w:lvlOverride w:ilvl="8">
+      <w:startOverride w:val="1"/>
+    </w:lvlOverride>
+  </w:num>
+  <w:num w:numId="1005">
+    <w:abstractNumId w:val="99411"/>
+    <w:lvlOverride w:ilvl="0">
+      <w:startOverride w:val="1"/>
+    </w:lvlOverride>
+    <w:lvlOverride w:ilvl="1">
+      <w:startOverride w:val="1"/>
+    </w:lvlOverride>
+    <w:lvlOverride w:ilvl="2">
+      <w:startOverride w:val="1"/>
+    </w:lvlOverride>
+    <w:lvlOverride w:ilvl="3">
+      <w:startOverride w:val="1"/>
+    </w:lvlOverride>
+    <w:lvlOverride w:ilvl="4">
+      <w:startOverride w:val="1"/>
+    </w:lvlOverride>
+    <w:lvlOverride w:ilvl="5">
+      <w:startOverride w:val="1"/>
+    </w:lvlOverride>
+    <w:lvlOverride w:ilvl="6">
+      <w:startOverride w:val="1"/>
+    </w:lvlOverride>
+    <w:lvlOverride w:ilvl="7">
+      <w:startOverride w:val="1"/>
+    </w:lvlOverride>
+    <w:lvlOverride w:ilvl="8">
+      <w:startOverride w:val="1"/>
+    </w:lvlOverride>
+  </w:num>
+  <w:num w:numId="1006">
+    <w:abstractNumId w:val="99411"/>
+    <w:lvlOverride w:ilvl="0">
+      <w:startOverride w:val="1"/>
+    </w:lvlOverride>
+    <w:lvlOverride w:ilvl="1">
+      <w:startOverride w:val="1"/>
+    </w:lvlOverride>
+    <w:lvlOverride w:ilvl="2">
+      <w:startOverride w:val="1"/>
+    </w:lvlOverride>
+    <w:lvlOverride w:ilvl="3">
+      <w:startOverride w:val="1"/>
+    </w:lvlOverride>
+    <w:lvlOverride w:ilvl="4">
+      <w:startOverride w:val="1"/>
+    </w:lvlOverride>
+    <w:lvlOverride w:ilvl="5">
+      <w:startOverride w:val="1"/>
+    </w:lvlOverride>
+    <w:lvlOverride w:ilvl="6">
+      <w:startOverride w:val="1"/>
+    </w:lvlOverride>
+    <w:lvlOverride w:ilvl="7">
+      <w:startOverride w:val="1"/>
+    </w:lvlOverride>
+    <w:lvlOverride w:ilvl="8">
+      <w:startOverride w:val="1"/>
+    </w:lvlOverride>
+  </w:num>
+  <w:num w:numId="1007">
+    <w:abstractNumId w:val="99411"/>
+    <w:lvlOverride w:ilvl="0">
+      <w:startOverride w:val="1"/>
+    </w:lvlOverride>
+    <w:lvlOverride w:ilvl="1">
+      <w:startOverride w:val="1"/>
+    </w:lvlOverride>
+    <w:lvlOverride w:ilvl="2">
+      <w:startOverride w:val="1"/>
+    </w:lvlOverride>
+    <w:lvlOverride w:ilvl="3">
+      <w:startOverride w:val="1"/>
+    </w:lvlOverride>
+    <w:lvlOverride w:ilvl="4">
+      <w:startOverride w:val="1"/>
+    </w:lvlOverride>
+    <w:lvlOverride w:ilvl="5">
+      <w:startOverride w:val="1"/>
+    </w:lvlOverride>
+    <w:lvlOverride w:ilvl="6">
+      <w:startOverride w:val="1"/>
+    </w:lvlOverride>
+    <w:lvlOverride w:ilvl="7">
+      <w:startOverride w:val="1"/>
+    </w:lvlOverride>
+    <w:lvlOverride w:ilvl="8">
+      <w:startOverride w:val="1"/>
+    </w:lvlOverride>
+  </w:num>
+  <w:num w:numId="1008">
+    <w:abstractNumId w:val="99411"/>
+    <w:lvlOverride w:ilvl="0">
+      <w:startOverride w:val="1"/>
+    </w:lvlOverride>
+    <w:lvlOverride w:ilvl="1">
+      <w:startOverride w:val="1"/>
+    </w:lvlOverride>
+    <w:lvlOverride w:ilvl="2">
+      <w:startOverride w:val="1"/>
+    </w:lvlOverride>
+    <w:lvlOverride w:ilvl="3">
+      <w:startOverride w:val="1"/>
+    </w:lvlOverride>
+    <w:lvlOverride w:ilvl="4">
+      <w:startOverride w:val="1"/>
+    </w:lvlOverride>
+    <w:lvlOverride w:ilvl="5">
+      <w:startOverride w:val="1"/>
+    </w:lvlOverride>
+    <w:lvlOverride w:ilvl="6">
+      <w:startOverride w:val="1"/>
+    </w:lvlOverride>
+    <w:lvlOverride w:ilvl="7">
+      <w:startOverride w:val="1"/>
+    </w:lvlOverride>
+    <w:lvlOverride w:ilvl="8">
+      <w:startOverride w:val="1"/>
+    </w:lvlOverride>
+  </w:num>
+  <w:num w:numId="1009">
+    <w:abstractNumId w:val="99411"/>
+    <w:lvlOverride w:ilvl="0">
+      <w:startOverride w:val="1"/>
+    </w:lvlOverride>
+    <w:lvlOverride w:ilvl="1">
+      <w:startOverride w:val="1"/>
+    </w:lvlOverride>
+    <w:lvlOverride w:ilvl="2">
+      <w:startOverride w:val="1"/>
+    </w:lvlOverride>
+    <w:lvlOverride w:ilvl="3">
+      <w:startOverride w:val="1"/>
+    </w:lvlOverride>
+    <w:lvlOverride w:ilvl="4">
+      <w:startOverride w:val="1"/>
+    </w:lvlOverride>
+    <w:lvlOverride w:ilvl="5">
+      <w:startOverride w:val="1"/>
+    </w:lvlOverride>
+    <w:lvlOverride w:ilvl="6">
+      <w:startOverride w:val="1"/>
+    </w:lvlOverride>
+    <w:lvlOverride w:ilvl="7">
+      <w:startOverride w:val="1"/>
+    </w:lvlOverride>
+    <w:lvlOverride w:ilvl="8">
+      <w:startOverride w:val="1"/>
+    </w:lvlOverride>
+  </w:num>
+  <w:num w:numId="1010">
+    <w:abstractNumId w:val="99411"/>
+    <w:lvlOverride w:ilvl="0">
+      <w:startOverride w:val="1"/>
+    </w:lvlOverride>
+    <w:lvlOverride w:ilvl="1">
+      <w:startOverride w:val="1"/>
+    </w:lvlOverride>
+    <w:lvlOverride w:ilvl="2">
+      <w:startOverride w:val="1"/>
+    </w:lvlOverride>
+    <w:lvlOverride w:ilvl="3">
+      <w:startOverride w:val="1"/>
+    </w:lvlOverride>
+    <w:lvlOverride w:ilvl="4">
+      <w:startOverride w:val="1"/>
+    </w:lvlOverride>
+    <w:lvlOverride w:ilvl="5">
+      <w:startOverride w:val="1"/>
+    </w:lvlOverride>
+    <w:lvlOverride w:ilvl="6">
+      <w:startOverride w:val="1"/>
+    </w:lvlOverride>
+    <w:lvlOverride w:ilvl="7">
+      <w:startOverride w:val="1"/>
+    </w:lvlOverride>
+    <w:lvlOverride w:ilvl="8">
+      <w:startOverride w:val="1"/>
+    </w:lvlOverride>
+  </w:num>
+  <w:num w:numId="1011">
+    <w:abstractNumId w:val="99411"/>
+    <w:lvlOverride w:ilvl="0">
+      <w:startOverride w:val="1"/>
+    </w:lvlOverride>
+    <w:lvlOverride w:ilvl="1">
+      <w:startOverride w:val="1"/>
+    </w:lvlOverride>
+    <w:lvlOverride w:ilvl="2">
+      <w:startOverride w:val="1"/>
+    </w:lvlOverride>
+    <w:lvlOverride w:ilvl="3">
+      <w:startOverride w:val="1"/>
+    </w:lvlOverride>
+    <w:lvlOverride w:ilvl="4">
+      <w:startOverride w:val="1"/>
+    </w:lvlOverride>
+    <w:lvlOverride w:ilvl="5">
+      <w:startOverride w:val="1"/>
+    </w:lvlOverride>
+    <w:lvlOverride w:ilvl="6">
+      <w:startOverride w:val="1"/>
+    </w:lvlOverride>
+    <w:lvlOverride w:ilvl="7">
+      <w:startOverride w:val="1"/>
+    </w:lvlOverride>
+    <w:lvlOverride w:ilvl="8">
+      <w:startOverride w:val="1"/>
+    </w:lvlOverride>
+  </w:num>
+  <w:num w:numId="1012">
+    <w:abstractNumId w:val="99411"/>
+    <w:lvlOverride w:ilvl="0">
+      <w:startOverride w:val="1"/>
+    </w:lvlOverride>
+    <w:lvlOverride w:ilvl="1">
+      <w:startOverride w:val="1"/>
+    </w:lvlOverride>
+    <w:lvlOverride w:ilvl="2">
+      <w:startOverride w:val="1"/>
+    </w:lvlOverride>
+    <w:lvlOverride w:ilvl="3">
+      <w:startOverride w:val="1"/>
+    </w:lvlOverride>
+    <w:lvlOverride w:ilvl="4">
+      <w:startOverride w:val="1"/>
+    </w:lvlOverride>
+    <w:lvlOverride w:ilvl="5">
+      <w:startOverride w:val="1"/>
+    </w:lvlOverride>
+    <w:lvlOverride w:ilvl="6">
+      <w:startOverride w:val="1"/>
+    </w:lvlOverride>
+    <w:lvlOverride w:ilvl="7">
+      <w:startOverride w:val="1"/>
+    </w:lvlOverride>
+    <w:lvlOverride w:ilvl="8">
+      <w:startOverride w:val="1"/>
+    </w:lvlOverride>
+  </w:num>
+  <w:num w:numId="1013">
+    <w:abstractNumId w:val="99411"/>
+    <w:lvlOverride w:ilvl="0">
+      <w:startOverride w:val="1"/>
+    </w:lvlOverride>
+    <w:lvlOverride w:ilvl="1">
+      <w:startOverride w:val="1"/>
+    </w:lvlOverride>
+    <w:lvlOverride w:ilvl="2">
+      <w:startOverride w:val="1"/>
+    </w:lvlOverride>
+    <w:lvlOverride w:ilvl="3">
+      <w:startOverride w:val="1"/>
+    </w:lvlOverride>
+    <w:lvlOverride w:ilvl="4">
+      <w:startOverride w:val="1"/>
+    </w:lvlOverride>
+    <w:lvlOverride w:ilvl="5">
+      <w:startOverride w:val="1"/>
+    </w:lvlOverride>
+    <w:lvlOverride w:ilvl="6">
+      <w:startOverride w:val="1"/>
+    </w:lvlOverride>
+    <w:lvlOverride w:ilvl="7">
+      <w:startOverride w:val="1"/>
+    </w:lvlOverride>
+    <w:lvlOverride w:ilvl="8">
+      <w:startOverride w:val="1"/>
+    </w:lvlOverride>
+  </w:num>
+  <w:num w:numId="1014">
+    <w:abstractNumId w:val="99411"/>
+    <w:lvlOverride w:ilvl="0">
+      <w:startOverride w:val="1"/>
+    </w:lvlOverride>
+    <w:lvlOverride w:ilvl="1">
+      <w:startOverride w:val="1"/>
+    </w:lvlOverride>
+    <w:lvlOverride w:ilvl="2">
+      <w:startOverride w:val="1"/>
+    </w:lvlOverride>
+    <w:lvlOverride w:ilvl="3">
+      <w:startOverride w:val="1"/>
+    </w:lvlOverride>
+    <w:lvlOverride w:ilvl="4">
+      <w:startOverride w:val="1"/>
+    </w:lvlOverride>
+    <w:lvlOverride w:ilvl="5">
+      <w:startOverride w:val="1"/>
+    </w:lvlOverride>
+    <w:lvlOverride w:ilvl="6">
+      <w:startOverride w:val="1"/>
+    </w:lvlOverride>
+    <w:lvlOverride w:ilvl="7">
+      <w:startOverride w:val="1"/>
+    </w:lvlOverride>
+    <w:lvlOverride w:ilvl="8">
+      <w:startOverride w:val="1"/>
+    </w:lvlOverride>
+  </w:num>
+  <w:num w:numId="1015">
+    <w:abstractNumId w:val="99411"/>
+    <w:lvlOverride w:ilvl="0">
+      <w:startOverride w:val="1"/>
+    </w:lvlOverride>
+    <w:lvlOverride w:ilvl="1">
+      <w:startOverride w:val="1"/>
+    </w:lvlOverride>
+    <w:lvlOverride w:ilvl="2">
+      <w:startOverride w:val="1"/>
+    </w:lvlOverride>
+    <w:lvlOverride w:ilvl="3">
+      <w:startOverride w:val="1"/>
+    </w:lvlOverride>
+    <w:lvlOverride w:ilvl="4">
+      <w:startOverride w:val="1"/>
+    </w:lvlOverride>
+    <w:lvlOverride w:ilvl="5">
+      <w:startOverride w:val="1"/>
+    </w:lvlOverride>
+    <w:lvlOverride w:ilvl="6">
+      <w:startOverride w:val="1"/>
+    </w:lvlOverride>
+    <w:lvlOverride w:ilvl="7">
+      <w:startOverride w:val="1"/>
+    </w:lvlOverride>
+    <w:lvlOverride w:ilvl="8">
+      <w:startOverride w:val="1"/>
+    </w:lvlOverride>
+  </w:num>
+  <w:num w:numId="1016">
+    <w:abstractNumId w:val="99411"/>
+    <w:lvlOverride w:ilvl="0">
+      <w:startOverride w:val="1"/>
+    </w:lvlOverride>
+    <w:lvlOverride w:ilvl="1">
+      <w:startOverride w:val="1"/>
+    </w:lvlOverride>
+    <w:lvlOverride w:ilvl="2">
+      <w:startOverride w:val="1"/>
+    </w:lvlOverride>
+    <w:lvlOverride w:ilvl="3">
+      <w:startOverride w:val="1"/>
+    </w:lvlOverride>
+    <w:lvlOverride w:ilvl="4">
+      <w:startOverride w:val="1"/>
+    </w:lvlOverride>
+    <w:lvlOverride w:ilvl="5">
+      <w:startOverride w:val="1"/>
+    </w:lvlOverride>
+    <w:lvlOverride w:ilvl="6">
+      <w:startOverride w:val="1"/>
+    </w:lvlOverride>
+    <w:lvlOverride w:ilvl="7">
+      <w:startOverride w:val="1"/>
+    </w:lvlOverride>
+    <w:lvlOverride w:ilvl="8">
+      <w:startOverride w:val="1"/>
+    </w:lvlOverride>
+  </w:num>
+  <w:num w:numId="1017">
+    <w:abstractNumId w:val="99411"/>
+    <w:lvlOverride w:ilvl="0">
+      <w:startOverride w:val="1"/>
+    </w:lvlOverride>
+    <w:lvlOverride w:ilvl="1">
+      <w:startOverride w:val="1"/>
+    </w:lvlOverride>
+    <w:lvlOverride w:ilvl="2">
+      <w:startOverride w:val="1"/>
+    </w:lvlOverride>
+    <w:lvlOverride w:ilvl="3">
+      <w:startOverride w:val="1"/>
+    </w:lvlOverride>
+    <w:lvlOverride w:ilvl="4">
+      <w:startOverride w:val="1"/>
+    </w:lvlOverride>
+    <w:lvlOverride w:ilvl="5">
+      <w:startOverride w:val="1"/>
+    </w:lvlOverride>
+    <w:lvlOverride w:ilvl="6">
+      <w:startOverride w:val="1"/>
+    </w:lvlOverride>
+    <w:lvlOverride w:ilvl="7">
+      <w:startOverride w:val="1"/>
+    </w:lvlOverride>
+    <w:lvlOverride w:ilvl="8">
+      <w:startOverride w:val="1"/>
+    </w:lvlOverride>
+  </w:num>
+  <w:num w:numId="1018">
+    <w:abstractNumId w:val="99411"/>
+    <w:lvlOverride w:ilvl="0">
+      <w:startOverride w:val="1"/>
+    </w:lvlOverride>
+    <w:lvlOverride w:ilvl="1">
+      <w:startOverride w:val="1"/>
+    </w:lvlOverride>
+    <w:lvlOverride w:ilvl="2">
+      <w:startOverride w:val="1"/>
+    </w:lvlOverride>
+    <w:lvlOverride w:ilvl="3">
+      <w:startOverride w:val="1"/>
+    </w:lvlOverride>
+    <w:lvlOverride w:ilvl="4">
+      <w:startOverride w:val="1"/>
+    </w:lvlOverride>
+    <w:lvlOverride w:ilvl="5">
+      <w:startOverride w:val="1"/>
+    </w:lvlOverride>
+    <w:lvlOverride w:ilvl="6">
+      <w:startOverride w:val="1"/>
+    </w:lvlOverride>
+    <w:lvlOverride w:ilvl="7">
+      <w:startOverride w:val="1"/>
+    </w:lvlOverride>
+    <w:lvlOverride w:ilvl="8">
+      <w:startOverride w:val="1"/>
+    </w:lvlOverride>
+  </w:num>
+  <w:num w:numId="1019">
+    <w:abstractNumId w:val="99411"/>
+    <w:lvlOverride w:ilvl="0">
+      <w:startOverride w:val="1"/>
+    </w:lvlOverride>
+    <w:lvlOverride w:ilvl="1">
+      <w:startOverride w:val="1"/>
+    </w:lvlOverride>
+    <w:lvlOverride w:ilvl="2">
+      <w:startOverride w:val="1"/>
+    </w:lvlOverride>
+    <w:lvlOverride w:ilvl="3">
+      <w:startOverride w:val="1"/>
+    </w:lvlOverride>
+    <w:lvlOverride w:ilvl="4">
+      <w:startOverride w:val="1"/>
+    </w:lvlOverride>
+    <w:lvlOverride w:ilvl="5">
+      <w:startOverride w:val="1"/>
+    </w:lvlOverride>
+    <w:lvlOverride w:ilvl="6">
+      <w:startOverride w:val="1"/>
+    </w:lvlOverride>
+    <w:lvlOverride w:ilvl="7">
+      <w:startOverride w:val="1"/>
+    </w:lvlOverride>
+    <w:lvlOverride w:ilvl="8">
+      <w:startOverride w:val="1"/>
+    </w:lvlOverride>
+  </w:num>
+  <w:num w:numId="1020">
+    <w:abstractNumId w:val="99411"/>
+    <w:lvlOverride w:ilvl="0">
+      <w:startOverride w:val="1"/>
+    </w:lvlOverride>
+    <w:lvlOverride w:ilvl="1">
+      <w:startOverride w:val="1"/>
+    </w:lvlOverride>
+    <w:lvlOverride w:ilvl="2">
+      <w:startOverride w:val="1"/>
+    </w:lvlOverride>
+    <w:lvlOverride w:ilvl="3">
+      <w:startOverride w:val="1"/>
+    </w:lvlOverride>
+    <w:lvlOverride w:ilvl="4">
+      <w:startOverride w:val="1"/>
+    </w:lvlOverride>
+    <w:lvlOverride w:ilvl="5">
+      <w:startOverride w:val="1"/>
+    </w:lvlOverride>
+    <w:lvlOverride w:ilvl="6">
+      <w:startOverride w:val="1"/>
+    </w:lvlOverride>
+    <w:lvlOverride w:ilvl="7">
+      <w:startOverride w:val="1"/>
+    </w:lvlOverride>
+    <w:lvlOverride w:ilvl="8">
+      <w:startOverride w:val="1"/>
+    </w:lvlOverride>
+  </w:num>
+  <w:num w:numId="1021">
+    <w:abstractNumId w:val="99411"/>
+    <w:lvlOverride w:ilvl="0">
+      <w:startOverride w:val="1"/>
+    </w:lvlOverride>
+    <w:lvlOverride w:ilvl="1">
+      <w:startOverride w:val="1"/>
+    </w:lvlOverride>
+    <w:lvlOverride w:ilvl="2">
+      <w:startOverride w:val="1"/>
+    </w:lvlOverride>
+    <w:lvlOverride w:ilvl="3">
+      <w:startOverride w:val="1"/>
+    </w:lvlOverride>
+    <w:lvlOverride w:ilvl="4">
+      <w:startOverride w:val="1"/>
+    </w:lvlOverride>
+    <w:lvlOverride w:ilvl="5">
+      <w:startOverride w:val="1"/>
+    </w:lvlOverride>
+    <w:lvlOverride w:ilvl="6">
+      <w:startOverride w:val="1"/>
+    </w:lvlOverride>
+    <w:lvlOverride w:ilvl="7">
+      <w:startOverride w:val="1"/>
+    </w:lvlOverride>
+    <w:lvlOverride w:ilvl="8">
+      <w:startOverride w:val="1"/>
+    </w:lvlOverride>
+  </w:num>
+  <w:num w:numId="1022">
+    <w:abstractNumId w:val="99411"/>
+    <w:lvlOverride w:ilvl="0">
+      <w:startOverride w:val="1"/>
+    </w:lvlOverride>
+    <w:lvlOverride w:ilvl="1">
+      <w:startOverride w:val="1"/>
+    </w:lvlOverride>
+    <w:lvlOverride w:ilvl="2">
+      <w:startOverride w:val="1"/>
+    </w:lvlOverride>
+    <w:lvlOverride w:ilvl="3">
+      <w:startOverride w:val="1"/>
+    </w:lvlOverride>
+    <w:lvlOverride w:ilvl="4">
+      <w:startOverride w:val="1"/>
+    </w:lvlOverride>
+    <w:lvlOverride w:ilvl="5">
+      <w:startOverride w:val="1"/>
+    </w:lvlOverride>
+    <w:lvlOverride w:ilvl="6">
+      <w:startOverride w:val="1"/>
+    </w:lvlOverride>
+    <w:lvlOverride w:ilvl="7">
+      <w:startOverride w:val="1"/>
+    </w:lvlOverride>
+    <w:lvlOverride w:ilvl="8">
+      <w:startOverride w:val="1"/>
+    </w:lvlOverride>
+  </w:num>
+  <w:num w:numId="1023">
+    <w:abstractNumId w:val="99411"/>
+    <w:lvlOverride w:ilvl="0">
+      <w:startOverride w:val="1"/>
+    </w:lvlOverride>
+    <w:lvlOverride w:ilvl="1">
+      <w:startOverride w:val="1"/>
+    </w:lvlOverride>
+    <w:lvlOverride w:ilvl="2">
+      <w:startOverride w:val="1"/>
+    </w:lvlOverride>
+    <w:lvlOverride w:ilvl="3">
+      <w:startOverride w:val="1"/>
+    </w:lvlOverride>
+    <w:lvlOverride w:ilvl="4">
+      <w:startOverride w:val="1"/>
+    </w:lvlOverride>
+    <w:lvlOverride w:ilvl="5">
+      <w:startOverride w:val="1"/>
+    </w:lvlOverride>
+    <w:lvlOverride w:ilvl="6">
+      <w:startOverride w:val="1"/>
+    </w:lvlOverride>
+    <w:lvlOverride w:ilvl="7">
+      <w:startOverride w:val="1"/>
+    </w:lvlOverride>
+    <w:lvlOverride w:ilvl="8">
+      <w:startOverride w:val="1"/>
+    </w:lvlOverride>
+  </w:num>
+  <w:num w:numId="1024">
+    <w:abstractNumId w:val="99411"/>
+    <w:lvlOverride w:ilvl="0">
+      <w:startOverride w:val="1"/>
+    </w:lvlOverride>
+    <w:lvlOverride w:ilvl="1">
+      <w:startOverride w:val="1"/>
+    </w:lvlOverride>
+    <w:lvlOverride w:ilvl="2">
+      <w:startOverride w:val="1"/>
+    </w:lvlOverride>
+    <w:lvlOverride w:ilvl="3">
+      <w:startOverride w:val="1"/>
+    </w:lvlOverride>
+    <w:lvlOverride w:ilvl="4">
+      <w:startOverride w:val="1"/>
+    </w:lvlOverride>
+    <w:lvlOverride w:ilvl="5">
+      <w:startOverride w:val="1"/>
+    </w:lvlOverride>
+    <w:lvlOverride w:ilvl="6">
+      <w:startOverride w:val="1"/>
+    </w:lvlOverride>
+    <w:lvlOverride w:ilvl="7">
+      <w:startOverride w:val="1"/>
+    </w:lvlOverride>
+    <w:lvlOverride w:ilvl="8">
+      <w:startOverride w:val="1"/>
+    </w:lvlOverride>
+  </w:num>
+  <w:num w:numId="1025">
+    <w:abstractNumId w:val="99411"/>
+    <w:lvlOverride w:ilvl="0">
+      <w:startOverride w:val="1"/>
+    </w:lvlOverride>
+    <w:lvlOverride w:ilvl="1">
+      <w:startOverride w:val="1"/>
+    </w:lvlOverride>
+    <w:lvlOverride w:ilvl="2">
+      <w:startOverride w:val="1"/>
+    </w:lvlOverride>
+    <w:lvlOverride w:ilvl="3">
+      <w:startOverride w:val="1"/>
+    </w:lvlOverride>
+    <w:lvlOverride w:ilvl="4">
+      <w:startOverride w:val="1"/>
+    </w:lvlOverride>
+    <w:lvlOverride w:ilvl="5">
+      <w:startOverride w:val="1"/>
+    </w:lvlOverride>
+    <w:lvlOverride w:ilvl="6">
+      <w:startOverride w:val="1"/>
+    </w:lvlOverride>
+    <w:lvlOverride w:ilvl="7">
+      <w:startOverride w:val="1"/>
+    </w:lvlOverride>
+    <w:lvlOverride w:ilvl="8">
+      <w:startOverride w:val="1"/>
+    </w:lvlOverride>
+  </w:num>
+  <w:num w:numId="1026">
+    <w:abstractNumId w:val="99411"/>
+    <w:lvlOverride w:ilvl="0">
+      <w:startOverride w:val="1"/>
+    </w:lvlOverride>
+    <w:lvlOverride w:ilvl="1">
+      <w:startOverride w:val="1"/>
+    </w:lvlOverride>
+    <w:lvlOverride w:ilvl="2">
+      <w:startOverride w:val="1"/>
+    </w:lvlOverride>
+    <w:lvlOverride w:ilvl="3">
+      <w:startOverride w:val="1"/>
+    </w:lvlOverride>
+    <w:lvlOverride w:ilvl="4">
+      <w:startOverride w:val="1"/>
+    </w:lvlOverride>
+    <w:lvlOverride w:ilvl="5">
+      <w:startOverride w:val="1"/>
+    </w:lvlOverride>
+    <w:lvlOverride w:ilvl="6">
+      <w:startOverride w:val="1"/>
+    </w:lvlOverride>
+    <w:lvlOverride w:ilvl="7">
+      <w:startOverride w:val="1"/>
+    </w:lvlOverride>
+    <w:lvlOverride w:ilvl="8">
+      <w:startOverride w:val="1"/>
+    </w:lvlOverride>
+  </w:num>
+  <w:num w:numId="1027">
+    <w:abstractNumId w:val="99411"/>
+    <w:lvlOverride w:ilvl="0">
+      <w:startOverride w:val="1"/>
+    </w:lvlOverride>
+    <w:lvlOverride w:ilvl="1">
+      <w:startOverride w:val="1"/>
+    </w:lvlOverride>
+    <w:lvlOverride w:ilvl="2">
+      <w:startOverride w:val="1"/>
+    </w:lvlOverride>
+    <w:lvlOverride w:ilvl="3">
+      <w:startOverride w:val="1"/>
+    </w:lvlOverride>
+    <w:lvlOverride w:ilvl="4">
+      <w:startOverride w:val="1"/>
+    </w:lvlOverride>
+    <w:lvlOverride w:ilvl="5">
+      <w:startOverride w:val="1"/>
+    </w:lvlOverride>
+    <w:lvlOverride w:ilvl="6">
+      <w:startOverride w:val="1"/>
+    </w:lvlOverride>
+    <w:lvlOverride w:ilvl="7">
+      <w:startOverride w:val="1"/>
+    </w:lvlOverride>
+    <w:lvlOverride w:ilvl="8">
+      <w:startOverride w:val="1"/>
+    </w:lvlOverride>
+  </w:num>
+  <w:num w:numId="1028">
+    <w:abstractNumId w:val="99411"/>
+    <w:lvlOverride w:ilvl="0">
+      <w:startOverride w:val="1"/>
+    </w:lvlOverride>
+    <w:lvlOverride w:ilvl="1">
+      <w:startOverride w:val="1"/>
+    </w:lvlOverride>
+    <w:lvlOverride w:ilvl="2">
+      <w:startOverride w:val="1"/>
+    </w:lvlOverride>
+    <w:lvlOverride w:ilvl="3">
+      <w:startOverride w:val="1"/>
+    </w:lvlOverride>
+    <w:lvlOverride w:ilvl="4">
+      <w:startOverride w:val="1"/>
+    </w:lvlOverride>
+    <w:lvlOverride w:ilvl="5">
+      <w:startOverride w:val="1"/>
+    </w:lvlOverride>
+    <w:lvlOverride w:ilvl="6">
+      <w:startOverride w:val="1"/>
+    </w:lvlOverride>
+    <w:lvlOverride w:ilvl="7">
+      <w:startOverride w:val="1"/>
+    </w:lvlOverride>
+    <w:lvlOverride w:ilvl="8">
+      <w:startOverride w:val="1"/>
+    </w:lvlOverride>
+  </w:num>
+  <w:num w:numId="1029">
+    <w:abstractNumId w:val="99411"/>
+    <w:lvlOverride w:ilvl="0">
+      <w:startOverride w:val="1"/>
+    </w:lvlOverride>
+    <w:lvlOverride w:ilvl="1">
+      <w:startOverride w:val="1"/>
+    </w:lvlOverride>
+    <w:lvlOverride w:ilvl="2">
+      <w:startOverride w:val="1"/>
+    </w:lvlOverride>
+    <w:lvlOverride w:ilvl="3">
+      <w:startOverride w:val="1"/>
+    </w:lvlOverride>
+    <w:lvlOverride w:ilvl="4">
+      <w:startOverride w:val="1"/>
+    </w:lvlOverride>
+    <w:lvlOverride w:ilvl="5">
+      <w:startOverride w:val="1"/>
+    </w:lvlOverride>
+    <w:lvlOverride w:ilvl="6">
+      <w:startOverride w:val="1"/>
+    </w:lvlOverride>
+    <w:lvlOverride w:ilvl="7">
+      <w:startOverride w:val="1"/>
+    </w:lvlOverride>
+    <w:lvlOverride w:ilvl="8">
+      <w:startOverride w:val="1"/>
+    </w:lvlOverride>
+  </w:num>
+  <w:num w:numId="1030">
+    <w:abstractNumId w:val="99411"/>
+    <w:lvlOverride w:ilvl="0">
+      <w:startOverride w:val="1"/>
+    </w:lvlOverride>
+    <w:lvlOverride w:ilvl="1">
+      <w:startOverride w:val="1"/>
+    </w:lvlOverride>
+    <w:lvlOverride w:ilvl="2">
+      <w:startOverride w:val="1"/>
+    </w:lvlOverride>
+    <w:lvlOverride w:ilvl="3">
+      <w:startOverride w:val="1"/>
+    </w:lvlOverride>
+    <w:lvlOverride w:ilvl="4">
+      <w:startOverride w:val="1"/>
+    </w:lvlOverride>
+    <w:lvlOverride w:ilvl="5">
+      <w:startOverride w:val="1"/>
+    </w:lvlOverride>
+    <w:lvlOverride w:ilvl="6">
+      <w:startOverride w:val="1"/>
+    </w:lvlOverride>
+    <w:lvlOverride w:ilvl="7">
+      <w:startOverride w:val="1"/>
+    </w:lvlOverride>
+    <w:lvlOverride w:ilvl="8">
+      <w:startOverride w:val="1"/>
+    </w:lvlOverride>
+  </w:num>
+  <w:num w:numId="1031">
+    <w:abstractNumId w:val="99411"/>
+    <w:lvlOverride w:ilvl="0">
+      <w:startOverride w:val="1"/>
+    </w:lvlOverride>
+    <w:lvlOverride w:ilvl="1">
+      <w:startOverride w:val="1"/>
+    </w:lvlOverride>
+    <w:lvlOverride w:ilvl="2">
+      <w:startOverride w:val="1"/>
+    </w:lvlOverride>
+    <w:lvlOverride w:ilvl="3">
+      <w:startOverride w:val="1"/>
+    </w:lvlOverride>
+    <w:lvlOverride w:ilvl="4">
+      <w:startOverride w:val="1"/>
+    </w:lvlOverride>
+    <w:lvlOverride w:ilvl="5">
+      <w:startOverride w:val="1"/>
+    </w:lvlOverride>
+    <w:lvlOverride w:ilvl="6">
+      <w:startOverride w:val="1"/>
+    </w:lvlOverride>
+    <w:lvlOverride w:ilvl="7">
+      <w:startOverride w:val="1"/>
+    </w:lvlOverride>
+    <w:lvlOverride w:ilvl="8">
+      <w:startOverride w:val="1"/>
+    </w:lvlOverride>
+  </w:num>
+  <w:num w:numId="1032">
+    <w:abstractNumId w:val="99411"/>
+    <w:lvlOverride w:ilvl="0">
+      <w:startOverride w:val="1"/>
+    </w:lvlOverride>
+    <w:lvlOverride w:ilvl="1">
+      <w:startOverride w:val="1"/>
+    </w:lvlOverride>
+    <w:lvlOverride w:ilvl="2">
+      <w:startOverride w:val="1"/>
+    </w:lvlOverride>
+    <w:lvlOverride w:ilvl="3">
+      <w:startOverride w:val="1"/>
+    </w:lvlOverride>
+    <w:lvlOverride w:ilvl="4">
+      <w:startOverride w:val="1"/>
+    </w:lvlOverride>
+    <w:lvlOverride w:ilvl="5">
+      <w:startOverride w:val="1"/>
+    </w:lvlOverride>
+    <w:lvlOverride w:ilvl="6">
+      <w:startOverride w:val="1"/>
+    </w:lvlOverride>
+    <w:lvlOverride w:ilvl="7">
+      <w:startOverride w:val="1"/>
+    </w:lvlOverride>
+    <w:lvlOverride w:ilvl="8">
+      <w:startOverride w:val="1"/>
+    </w:lvlOverride>
+  </w:num>
+  <w:num w:numId="1033">
+    <w:abstractNumId w:val="99411"/>
+    <w:lvlOverride w:ilvl="0">
+      <w:startOverride w:val="1"/>
+    </w:lvlOverride>
+    <w:lvlOverride w:ilvl="1">
+      <w:startOverride w:val="1"/>
+    </w:lvlOverride>
+    <w:lvlOverride w:ilvl="2">
+      <w:startOverride w:val="1"/>
+    </w:lvlOverride>
+    <w:lvlOverride w:ilvl="3">
+      <w:startOverride w:val="1"/>
+    </w:lvlOverride>
+    <w:lvlOverride w:ilvl="4">
+      <w:startOverride w:val="1"/>
+    </w:lvlOverride>
+    <w:lvlOverride w:ilvl="5">
+      <w:startOverride w:val="1"/>
+    </w:lvlOverride>
+    <w:lvlOverride w:ilvl="6">
+      <w:startOverride w:val="1"/>
+    </w:lvlOverride>
+    <w:lvlOverride w:ilvl="7">
+      <w:startOverride w:val="1"/>
+    </w:lvlOverride>
+    <w:lvlOverride w:ilvl="8">
+      <w:startOverride w:val="1"/>
+    </w:lvlOverride>
+  </w:num>
+  <w:num w:numId="1034">
+    <w:abstractNumId w:val="99411"/>
+    <w:lvlOverride w:ilvl="0">
+      <w:startOverride w:val="1"/>
+    </w:lvlOverride>
+    <w:lvlOverride w:ilvl="1">
+      <w:startOverride w:val="1"/>
+    </w:lvlOverride>
+    <w:lvlOverride w:ilvl="2">
+      <w:startOverride w:val="1"/>
+    </w:lvlOverride>
+    <w:lvlOverride w:ilvl="3">
+      <w:startOverride w:val="1"/>
+    </w:lvlOverride>
+    <w:lvlOverride w:ilvl="4">
+      <w:startOverride w:val="1"/>
+    </w:lvlOverride>
+    <w:lvlOverride w:ilvl="5">
+      <w:startOverride w:val="1"/>
+    </w:lvlOverride>
+    <w:lvlOverride w:ilvl="6">
+      <w:startOverride w:val="1"/>
+    </w:lvlOverride>
+    <w:lvlOverride w:ilvl="7">
+      <w:startOverride w:val="1"/>
+    </w:lvlOverride>
+    <w:lvlOverride w:ilvl="8">
+      <w:startOverride w:val="1"/>
+    </w:lvlOverride>
+  </w:num>
+  <w:num w:numId="1035">
+    <w:abstractNumId w:val="99411"/>
+    <w:lvlOverride w:ilvl="0">
+      <w:startOverride w:val="1"/>
+    </w:lvlOverride>
+    <w:lvlOverride w:ilvl="1">
+      <w:startOverride w:val="1"/>
+    </w:lvlOverride>
+    <w:lvlOverride w:ilvl="2">
+      <w:startOverride w:val="1"/>
+    </w:lvlOverride>
+    <w:lvlOverride w:ilvl="3">
+      <w:startOverride w:val="1"/>
+    </w:lvlOverride>
+    <w:lvlOverride w:ilvl="4">
+      <w:startOverride w:val="1"/>
+    </w:lvlOverride>
+    <w:lvlOverride w:ilvl="5">
+      <w:startOverride w:val="1"/>
+    </w:lvlOverride>
+    <w:lvlOverride w:ilvl="6">
+      <w:startOverride w:val="1"/>
+    </w:lvlOverride>
+    <w:lvlOverride w:ilvl="7">
+      <w:startOverride w:val="1"/>
+    </w:lvlOverride>
+    <w:lvlOverride w:ilvl="8">
+      <w:startOverride w:val="1"/>
+    </w:lvlOverride>
+  </w:num>
+  <w:num w:numId="1036">
+    <w:abstractNumId w:val="99411"/>
+    <w:lvlOverride w:ilvl="0">
+      <w:startOverride w:val="1"/>
+    </w:lvlOverride>
+    <w:lvlOverride w:ilvl="1">
+      <w:startOverride w:val="1"/>
+    </w:lvlOverride>
+    <w:lvlOverride w:ilvl="2">
+      <w:startOverride w:val="1"/>
+    </w:lvlOverride>
+    <w:lvlOverride w:ilvl="3">
+      <w:startOverride w:val="1"/>
+    </w:lvlOverride>
+    <w:lvlOverride w:ilvl="4">
+      <w:startOverride w:val="1"/>
+    </w:lvlOverride>
+    <w:lvlOverride w:ilvl="5">
+      <w:startOverride w:val="1"/>
+    </w:lvlOverride>
+    <w:lvlOverride w:ilvl="6">
+      <w:startOverride w:val="1"/>
+    </w:lvlOverride>
+    <w:lvlOverride w:ilvl="7">
+      <w:startOverride w:val="1"/>
+    </w:lvlOverride>
+    <w:lvlOverride w:ilvl="8">
+      <w:startOverride w:val="1"/>
+    </w:lvlOverride>
+  </w:num>
+  <w:num w:numId="1037">
+    <w:abstractNumId w:val="99411"/>
+    <w:lvlOverride w:ilvl="0">
+      <w:startOverride w:val="1"/>
+    </w:lvlOverride>
+    <w:lvlOverride w:ilvl="1">
+      <w:startOverride w:val="1"/>
+    </w:lvlOverride>
+    <w:lvlOverride w:ilvl="2">
+      <w:startOverride w:val="1"/>
+    </w:lvlOverride>
+    <w:lvlOverride w:ilvl="3">
+      <w:startOverride w:val="1"/>
+    </w:lvlOverride>
+    <w:lvlOverride w:ilvl="4">
+      <w:startOverride w:val="1"/>
+    </w:lvlOverride>
+    <w:lvlOverride w:ilvl="5">
+      <w:startOverride w:val="1"/>
+    </w:lvlOverride>
+    <w:lvlOverride w:ilvl="6">
+      <w:startOverride w:val="1"/>
+    </w:lvlOverride>
+    <w:lvlOverride w:ilvl="7">
+      <w:startOverride w:val="1"/>
+    </w:lvlOverride>
+    <w:lvlOverride w:ilvl="8">
+      <w:startOverride w:val="1"/>
+    </w:lvlOverride>
+  </w:num>
+  <w:num w:numId="1038">
+    <w:abstractNumId w:val="99411"/>
+    <w:lvlOverride w:ilvl="0">
+      <w:startOverride w:val="1"/>
+    </w:lvlOverride>
+    <w:lvlOverride w:ilvl="1">
+      <w:startOverride w:val="1"/>
+    </w:lvlOverride>
+    <w:lvlOverride w:ilvl="2">
+      <w:startOverride w:val="1"/>
+    </w:lvlOverride>
+    <w:lvlOverride w:ilvl="3">
+      <w:startOverride w:val="1"/>
+    </w:lvlOverride>
+    <w:lvlOverride w:ilvl="4">
+      <w:startOverride w:val="1"/>
+    </w:lvlOverride>
+    <w:lvlOverride w:ilvl="5">
+      <w:startOverride w:val="1"/>
+    </w:lvlOverride>
+    <w:lvlOverride w:ilvl="6">
+      <w:startOverride w:val="1"/>
+    </w:lvlOverride>
+    <w:lvlOverride w:ilvl="7">
+      <w:startOverride w:val="1"/>
+    </w:lvlOverride>
+    <w:lvlOverride w:ilvl="8">
+      <w:startOverride w:val="1"/>
+    </w:lvlOverride>
+  </w:num>
+  <w:num w:numId="1039">
+    <w:abstractNumId w:val="99411"/>
+    <w:lvlOverride w:ilvl="0">
+      <w:startOverride w:val="1"/>
+    </w:lvlOverride>
+    <w:lvlOverride w:ilvl="1">
+      <w:startOverride w:val="1"/>
+    </w:lvlOverride>
+    <w:lvlOverride w:ilvl="2">
+      <w:startOverride w:val="1"/>
+    </w:lvlOverride>
+    <w:lvlOverride w:ilvl="3">
+      <w:startOverride w:val="1"/>
+    </w:lvlOverride>
+    <w:lvlOverride w:ilvl="4">
+      <w:startOverride w:val="1"/>
+    </w:lvlOverride>
+    <w:lvlOverride w:ilvl="5">
+      <w:startOverride w:val="1"/>
+    </w:lvlOverride>
+    <w:lvlOverride w:ilvl="6">
+      <w:startOverride w:val="1"/>
+    </w:lvlOverride>
+    <w:lvlOverride w:ilvl="7">
+      <w:startOverride w:val="1"/>
+    </w:lvlOverride>
+    <w:lvlOverride w:ilvl="8">
+      <w:startOverride w:val="1"/>
+    </w:lvlOverride>
+  </w:num>
+  <w:num w:numId="1040">
+    <w:abstractNumId w:val="99411"/>
+    <w:lvlOverride w:ilvl="0">
+      <w:startOverride w:val="1"/>
+    </w:lvlOverride>
+    <w:lvlOverride w:ilvl="1">
+      <w:startOverride w:val="1"/>
+    </w:lvlOverride>
+    <w:lvlOverride w:ilvl="2">
+      <w:startOverride w:val="1"/>
+    </w:lvlOverride>
+    <w:lvlOverride w:ilvl="3">
+      <w:startOverride w:val="1"/>
+    </w:lvlOverride>
+    <w:lvlOverride w:ilvl="4">
+      <w:startOverride w:val="1"/>
+    </w:lvlOverride>
+    <w:lvlOverride w:ilvl="5">
+      <w:startOverride w:val="1"/>
+    </w:lvlOverride>
+    <w:lvlOverride w:ilvl="6">
+      <w:startOverride w:val="1"/>
+    </w:lvlOverride>
+    <w:lvlOverride w:ilvl="7">
+      <w:startOverride w:val="1"/>
+    </w:lvlOverride>
+    <w:lvlOverride w:ilvl="8">
+      <w:startOverride w:val="1"/>
+    </w:lvlOverride>
   </w:num>
 </w:numbering>
 </file>
